--- a/TAP_PredictAI.docx
+++ b/TAP_PredictAI.docx
@@ -1,6 +1,6 @@
 
 <file path=word/document.xml><?xml version="1.0" encoding="utf-8"?>
-<w:document xmlns:wpc="http://schemas.microsoft.com/office/word/2010/wordprocessingCanvas" xmlns:cx="http://schemas.microsoft.com/office/drawing/2014/chartex" xmlns:cx1="http://schemas.microsoft.com/office/drawing/2015/9/8/chartex" xmlns:cx2="http://schemas.microsoft.com/office/drawing/2015/10/21/chartex" xmlns:cx3="http://schemas.microsoft.com/office/drawing/2016/5/9/chartex" xmlns:cx4="http://schemas.microsoft.com/office/drawing/2016/5/10/chartex" xmlns:cx5="http://schemas.microsoft.com/office/drawing/2016/5/11/chartex" xmlns:cx6="http://schemas.microsoft.com/office/drawing/2016/5/12/chartex" xmlns:cx7="http://schemas.microsoft.com/office/drawing/2016/5/13/chartex" xmlns:cx8="http://schemas.microsoft.com/office/drawing/2016/5/14/chartex" xmlns:mc="http://schemas.openxmlformats.org/markup-compatibility/2006" xmlns:aink="http://schemas.microsoft.com/office/drawing/2016/ink" xmlns:am3d="http://schemas.microsoft.com/office/drawing/2017/model3d" xmlns:o="urn:schemas-microsoft-com:office:office" xmlns:oel="http://schemas.microsoft.com/office/2019/extlst" xmlns:r="http://schemas.openxmlformats.org/officeDocument/2006/relationships" xmlns:m="http://schemas.openxmlformats.org/officeDocument/2006/math" xmlns:v="urn:schemas-microsoft-com:vml" xmlns:wp14="http://schemas.microsoft.com/office/word/2010/wordprocessingDrawing" xmlns:wp="http://schemas.openxmlformats.org/drawingml/2006/wordprocessingDrawing" xmlns:w10="urn:schemas-microsoft-com:office:word" xmlns:w="http://schemas.openxmlformats.org/wordprocessingml/2006/main" xmlns:w14="http://schemas.microsoft.com/office/word/2010/wordml" xmlns:w15="http://schemas.microsoft.com/office/word/2012/wordml" xmlns:w16cex="http://schemas.microsoft.com/office/word/2018/wordml/cex" xmlns:w16cid="http://schemas.microsoft.com/office/word/2016/wordml/cid" xmlns:w16="http://schemas.microsoft.com/office/word/2018/wordml" xmlns:w16du="http://schemas.microsoft.com/office/word/2023/wordml/word16du" xmlns:w16sdtdh="http://schemas.microsoft.com/office/word/2020/wordml/sdtdatahash" xmlns:w16sdtfl="http://schemas.microsoft.com/office/word/2024/wordml/sdtformatlock" xmlns:w16se="http://schemas.microsoft.com/office/word/2015/wordml/symex" xmlns:wpg="http://schemas.microsoft.com/office/word/2010/wordprocessingGroup" xmlns:wpi="http://schemas.microsoft.com/office/word/2010/wordprocessingInk" xmlns:wne="http://schemas.microsoft.com/office/word/2006/wordml" xmlns:wps="http://schemas.microsoft.com/office/word/2010/wordprocessingShape" mc:Ignorable="w14 w15 w16se w16cid w16 w16cex w16sdtdh w16sdtfl w16du wp14">
+<w:document xmlns:wpc="http://schemas.microsoft.com/office/word/2010/wordprocessingCanvas" xmlns:cx="http://schemas.microsoft.com/office/drawing/2014/chartex" xmlns:cx1="http://schemas.microsoft.com/office/drawing/2015/9/8/chartex" xmlns:cx2="http://schemas.microsoft.com/office/drawing/2015/10/21/chartex" xmlns:cx3="http://schemas.microsoft.com/office/drawing/2016/5/9/chartex" xmlns:cx4="http://schemas.microsoft.com/office/drawing/2016/5/10/chartex" xmlns:cx5="http://schemas.microsoft.com/office/drawing/2016/5/11/chartex" xmlns:cx6="http://schemas.microsoft.com/office/drawing/2016/5/12/chartex" xmlns:cx7="http://schemas.microsoft.com/office/drawing/2016/5/13/chartex" xmlns:cx8="http://schemas.microsoft.com/office/drawing/2016/5/14/chartex" xmlns:mc="http://schemas.openxmlformats.org/markup-compatibility/2006" xmlns:o="urn:schemas-microsoft-com:office:office" xmlns:r="http://schemas.openxmlformats.org/officeDocument/2006/relationships" xmlns:m="http://schemas.openxmlformats.org/officeDocument/2006/math" xmlns:v="urn:schemas-microsoft-com:vml" xmlns:wp14="http://schemas.microsoft.com/office/word/2010/wordprocessingDrawing" xmlns:wp="http://schemas.openxmlformats.org/drawingml/2006/wordprocessingDrawing" xmlns:w="http://schemas.openxmlformats.org/wordprocessingml/2006/main" xmlns:w14="http://schemas.microsoft.com/office/word/2010/wordml" xmlns:w10="urn:schemas-microsoft-com:office:word" xmlns:w15="http://schemas.microsoft.com/office/word/2012/wordml" xmlns:wpg="http://schemas.microsoft.com/office/word/2010/wordprocessingGroup" xmlns:wpi="http://schemas.microsoft.com/office/word/2010/wordprocessingInk" xmlns:wne="http://schemas.microsoft.com/office/word/2006/wordml" xmlns:wps="http://schemas.microsoft.com/office/word/2010/wordprocessingShape" xmlns:wpsCustomData="http://www.wps.cn/officeDocument/2013/wpsCustomData" mc:Ignorable="w14 w15 wp14">
   <w:body>
     <w:p>
       <w:pPr>
@@ -12,19 +12,24 @@
     </w:p>
     <w:tbl>
       <w:tblPr>
-        <w:tblStyle w:val="Style10"/>
+        <w:tblStyle w:val="15"/>
         <w:tblW w:w="8675" w:type="dxa"/>
         <w:tblInd w:w="-28" w:type="dxa"/>
         <w:tblBorders>
-          <w:top w:val="single" w:sz="4" w:space="0" w:color="999999"/>
-          <w:left w:val="single" w:sz="4" w:space="0" w:color="999999"/>
-          <w:bottom w:val="single" w:sz="4" w:space="0" w:color="999999"/>
-          <w:right w:val="single" w:sz="4" w:space="0" w:color="999999"/>
-          <w:insideH w:val="single" w:sz="4" w:space="0" w:color="999999"/>
-          <w:insideV w:val="single" w:sz="4" w:space="0" w:color="999999"/>
+          <w:top w:val="single" w:color="999999" w:sz="4" w:space="0"/>
+          <w:left w:val="single" w:color="999999" w:sz="4" w:space="0"/>
+          <w:bottom w:val="single" w:color="999999" w:sz="4" w:space="0"/>
+          <w:right w:val="single" w:color="999999" w:sz="4" w:space="0"/>
+          <w:insideH w:val="single" w:color="999999" w:sz="4" w:space="0"/>
+          <w:insideV w:val="single" w:color="999999" w:sz="4" w:space="0"/>
         </w:tblBorders>
         <w:tblLayout w:type="fixed"/>
-        <w:tblLook w:val="04A0" w:firstRow="1" w:lastRow="0" w:firstColumn="1" w:lastColumn="0" w:noHBand="0" w:noVBand="1"/>
+        <w:tblCellMar>
+          <w:top w:w="0" w:type="dxa"/>
+          <w:left w:w="28" w:type="dxa"/>
+          <w:bottom w:w="0" w:type="dxa"/>
+          <w:right w:w="0" w:type="dxa"/>
+        </w:tblCellMar>
       </w:tblPr>
       <w:tblGrid>
         <w:gridCol w:w="874"/>
@@ -33,8 +38,24 @@
         <w:gridCol w:w="4389"/>
       </w:tblGrid>
       <w:tr>
+        <w:tblPrEx>
+          <w:tblBorders>
+            <w:top w:val="single" w:color="999999" w:sz="4" w:space="0"/>
+            <w:left w:val="single" w:color="999999" w:sz="4" w:space="0"/>
+            <w:bottom w:val="single" w:color="999999" w:sz="4" w:space="0"/>
+            <w:right w:val="single" w:color="999999" w:sz="4" w:space="0"/>
+            <w:insideH w:val="single" w:color="999999" w:sz="4" w:space="0"/>
+            <w:insideV w:val="single" w:color="999999" w:sz="4" w:space="0"/>
+          </w:tblBorders>
+          <w:tblCellMar>
+            <w:top w:w="0" w:type="dxa"/>
+            <w:left w:w="28" w:type="dxa"/>
+            <w:bottom w:w="0" w:type="dxa"/>
+            <w:right w:w="0" w:type="dxa"/>
+          </w:tblCellMar>
+        </w:tblPrEx>
         <w:trPr>
-          <w:trHeight w:val="377"/>
+          <w:trHeight w:val="377" w:hRule="atLeast"/>
         </w:trPr>
         <w:tc>
           <w:tcPr>
@@ -64,8 +85,24 @@
         </w:tc>
       </w:tr>
       <w:tr>
+        <w:tblPrEx>
+          <w:tblBorders>
+            <w:top w:val="single" w:color="999999" w:sz="4" w:space="0"/>
+            <w:left w:val="single" w:color="999999" w:sz="4" w:space="0"/>
+            <w:bottom w:val="single" w:color="999999" w:sz="4" w:space="0"/>
+            <w:right w:val="single" w:color="999999" w:sz="4" w:space="0"/>
+            <w:insideH w:val="single" w:color="999999" w:sz="4" w:space="0"/>
+            <w:insideV w:val="single" w:color="999999" w:sz="4" w:space="0"/>
+          </w:tblBorders>
+          <w:tblCellMar>
+            <w:top w:w="0" w:type="dxa"/>
+            <w:left w:w="28" w:type="dxa"/>
+            <w:bottom w:w="0" w:type="dxa"/>
+            <w:right w:w="0" w:type="dxa"/>
+          </w:tblCellMar>
+        </w:tblPrEx>
         <w:trPr>
-          <w:trHeight w:val="283"/>
+          <w:trHeight w:val="283" w:hRule="atLeast"/>
         </w:trPr>
         <w:tc>
           <w:tcPr>
@@ -169,8 +206,24 @@
         </w:tc>
       </w:tr>
       <w:tr>
+        <w:tblPrEx>
+          <w:tblBorders>
+            <w:top w:val="single" w:color="999999" w:sz="4" w:space="0"/>
+            <w:left w:val="single" w:color="999999" w:sz="4" w:space="0"/>
+            <w:bottom w:val="single" w:color="999999" w:sz="4" w:space="0"/>
+            <w:right w:val="single" w:color="999999" w:sz="4" w:space="0"/>
+            <w:insideH w:val="single" w:color="999999" w:sz="4" w:space="0"/>
+            <w:insideV w:val="single" w:color="999999" w:sz="4" w:space="0"/>
+          </w:tblBorders>
+          <w:tblCellMar>
+            <w:top w:w="0" w:type="dxa"/>
+            <w:left w:w="28" w:type="dxa"/>
+            <w:bottom w:w="0" w:type="dxa"/>
+            <w:right w:w="0" w:type="dxa"/>
+          </w:tblCellMar>
+        </w:tblPrEx>
         <w:trPr>
-          <w:trHeight w:val="340"/>
+          <w:trHeight w:val="340" w:hRule="atLeast"/>
         </w:trPr>
         <w:tc>
           <w:tcPr>
@@ -232,8 +285,24 @@
         </w:tc>
       </w:tr>
       <w:tr>
+        <w:tblPrEx>
+          <w:tblBorders>
+            <w:top w:val="single" w:color="999999" w:sz="4" w:space="0"/>
+            <w:left w:val="single" w:color="999999" w:sz="4" w:space="0"/>
+            <w:bottom w:val="single" w:color="999999" w:sz="4" w:space="0"/>
+            <w:right w:val="single" w:color="999999" w:sz="4" w:space="0"/>
+            <w:insideH w:val="single" w:color="999999" w:sz="4" w:space="0"/>
+            <w:insideV w:val="single" w:color="999999" w:sz="4" w:space="0"/>
+          </w:tblBorders>
+          <w:tblCellMar>
+            <w:top w:w="0" w:type="dxa"/>
+            <w:left w:w="28" w:type="dxa"/>
+            <w:bottom w:w="0" w:type="dxa"/>
+            <w:right w:w="0" w:type="dxa"/>
+          </w:tblCellMar>
+        </w:tblPrEx>
         <w:trPr>
-          <w:trHeight w:val="340"/>
+          <w:trHeight w:val="340" w:hRule="atLeast"/>
         </w:trPr>
         <w:tc>
           <w:tcPr>
@@ -305,18 +374,18 @@
     </w:p>
     <w:p>
       <w:pPr>
-        <w:pStyle w:val="Ttulo1"/>
+        <w:pStyle w:val="2"/>
         <w:spacing w:line="360" w:lineRule="auto"/>
         <w:jc w:val="both"/>
         <w:rPr>
-          <w:rFonts w:ascii="Arial" w:eastAsia="Arial" w:hAnsi="Arial" w:cs="Arial"/>
-          <w:sz w:val="24"/>
-          <w:szCs w:val="24"/>
-        </w:rPr>
-      </w:pPr>
-      <w:r>
-        <w:rPr>
-          <w:rFonts w:ascii="Arial" w:eastAsia="Arial" w:hAnsi="Arial" w:cs="Arial"/>
+          <w:rFonts w:ascii="Arial" w:hAnsi="Arial" w:eastAsia="Arial" w:cs="Arial"/>
+          <w:sz w:val="24"/>
+          <w:szCs w:val="24"/>
+        </w:rPr>
+      </w:pPr>
+      <w:r>
+        <w:rPr>
+          <w:rFonts w:ascii="Arial" w:hAnsi="Arial" w:eastAsia="Arial" w:cs="Arial"/>
           <w:sz w:val="24"/>
           <w:szCs w:val="24"/>
         </w:rPr>
@@ -337,36 +406,25 @@
           <w:sz w:val="24"/>
           <w:szCs w:val="24"/>
         </w:rPr>
-        <w:t>Autorizar o início do projeto, atribuir principais responsáveis e descrever de forma clara requisitos iniciais, principais entregas, premissas e restrições do projeto.</w:t>
-      </w:r>
-    </w:p>
-    <w:p>
-      <w:pPr>
+        <w:t>Autorizar o início do projeto, atribuir os principais responsáveis e descrever de forma clara os requisitos iniciais, principais entregas, premissas e restrições do projeto.</w:t>
+      </w:r>
+    </w:p>
+    <w:p>
+      <w:pPr>
+        <w:pStyle w:val="2"/>
         <w:spacing w:line="360" w:lineRule="auto"/>
         <w:jc w:val="both"/>
         <w:rPr>
-          <w:sz w:val="24"/>
-          <w:szCs w:val="24"/>
-        </w:rPr>
-      </w:pPr>
-      <w:r>
-        <w:t>Equipe: PredictAI</w:t>
-      </w:r>
-    </w:p>
-    <w:p>
-      <w:pPr>
-        <w:pStyle w:val="Ttulo1"/>
-        <w:spacing w:line="360" w:lineRule="auto"/>
-        <w:jc w:val="both"/>
-        <w:rPr>
-          <w:rFonts w:ascii="Arial" w:eastAsia="Arial" w:hAnsi="Arial" w:cs="Arial"/>
-          <w:sz w:val="24"/>
-          <w:szCs w:val="24"/>
-        </w:rPr>
-      </w:pPr>
-      <w:r>
-        <w:rPr>
-          <w:rFonts w:ascii="Arial" w:eastAsia="Arial" w:hAnsi="Arial" w:cs="Arial"/>
+          <w:rFonts w:ascii="Arial" w:hAnsi="Arial" w:eastAsia="Arial" w:cs="Arial"/>
+          <w:sz w:val="24"/>
+          <w:szCs w:val="24"/>
+        </w:rPr>
+      </w:pPr>
+      <w:bookmarkStart w:id="0" w:name="_GoBack"/>
+      <w:bookmarkEnd w:id="0"/>
+      <w:r>
+        <w:rPr>
+          <w:rFonts w:ascii="Arial" w:hAnsi="Arial" w:eastAsia="Arial" w:cs="Arial"/>
           <w:sz w:val="24"/>
           <w:szCs w:val="24"/>
         </w:rPr>
@@ -393,24 +451,7 @@
           <w:sz w:val="24"/>
           <w:szCs w:val="24"/>
         </w:rPr>
-        <w:t>O projeto parte de uma proposta desenvolvida anteriormente</w:t>
-      </w:r>
-      <w:r>
-        <w:rPr>
-          <w:color w:val="000000"/>
-          <w:sz w:val="24"/>
-          <w:szCs w:val="24"/>
-          <w:lang w:val="pt-BR"/>
-        </w:rPr>
-        <w:t xml:space="preserve"> </w:t>
-      </w:r>
-      <w:r>
-        <w:rPr>
-          <w:color w:val="000000"/>
-          <w:sz w:val="24"/>
-          <w:szCs w:val="24"/>
-        </w:rPr>
-        <w:t>no Projeto Interdisciplinar, voltada ao monitoramento de equipamentos industriais e ao apoio à manutenção preditiva. O trabalho anterior definiu o escopo inicial, requisitos funcionais e não funcionais, regras de negócio, arquitetura de dados e a utilização de análise de dados e Inteligência Artificial como apoio à identificação de anomalias e possíveis falhas. A continuidade do projeto é motivada pela necessidade de estruturar e evoluir essa solução, buscando melhorar o acompanhamento das máquinas, a organização das informações de manutenção e o apoio à tomada de decisão.</w:t>
+        <w:t>O projeto mantém a proposta de utilizar tecnologia para o monitoramento inteligente de equipamentos industriais, porém passa a ter como foco principal o monitoramento térmico por meio de imagens e análise automatizada de temperatura. A solução será estruturada a partir de um dispositivo de captura com sensor ou câmera infravermelha, integrado a uma placa de controle e comunicação, permitindo coletar imagens térmicas de regiões ou componentes de interesse e encaminhá-las ao Sistema de Informação. A mudança de escopo busca tornar o monitoramento mais específico e permitir a identificação antecipada de aquecimentos anormais, facilitando o acompanhamento histórico e apoiando decisões relacionadas à manutenção.</w:t>
       </w:r>
     </w:p>
     <w:p>
@@ -435,22 +476,245 @@
     </w:p>
     <w:p>
       <w:pPr>
-        <w:pStyle w:val="Ttulo1"/>
+        <w:pStyle w:val="2"/>
         <w:spacing w:line="360" w:lineRule="auto"/>
         <w:jc w:val="both"/>
         <w:rPr>
-          <w:rFonts w:ascii="Arial" w:eastAsia="Arial" w:hAnsi="Arial" w:cs="Arial"/>
-          <w:sz w:val="24"/>
-          <w:szCs w:val="24"/>
-        </w:rPr>
-      </w:pPr>
-      <w:r>
-        <w:rPr>
-          <w:rFonts w:ascii="Arial" w:eastAsia="Arial" w:hAnsi="Arial" w:cs="Arial"/>
+          <w:rFonts w:ascii="Arial" w:hAnsi="Arial" w:eastAsia="Arial" w:cs="Arial"/>
+          <w:sz w:val="24"/>
+          <w:szCs w:val="24"/>
+        </w:rPr>
+      </w:pPr>
+      <w:r>
+        <w:rPr>
+          <w:rFonts w:ascii="Arial" w:hAnsi="Arial" w:eastAsia="Arial" w:cs="Arial"/>
           <w:sz w:val="24"/>
           <w:szCs w:val="24"/>
         </w:rPr>
         <w:t>Objetivos SMART e critérios de sucesso do projeto</w:t>
+      </w:r>
+    </w:p>
+    <w:p>
+      <w:pPr>
+        <w:spacing w:line="360" w:lineRule="auto"/>
+        <w:jc w:val="both"/>
+        <w:rPr>
+          <w:rFonts w:hint="default"/>
+          <w:sz w:val="24"/>
+          <w:szCs w:val="24"/>
+        </w:rPr>
+      </w:pPr>
+      <w:r>
+        <w:rPr>
+          <w:rFonts w:hint="default"/>
+          <w:sz w:val="24"/>
+          <w:szCs w:val="24"/>
+        </w:rPr>
+        <w:t>Desenvolver, ao longo do semestre, uma plataforma inteligente para monitoramento térmico de equipamentos industriais, capaz de receber, processar e apresentar informações térmicas obtidas a partir de imagens infravermelhas. O projeto terá como foco a integração entre a comunicação de dados, a API, o banco de dados, a interface do Sistema de Informação e os recursos de Inteligência Artificial, além da realização de testes que demonstrem a visualização das imagens, o registro das medições, o acompanhamento do histórico e a identificação de possíveis anomalias térmicas.</w:t>
+      </w:r>
+    </w:p>
+    <w:p>
+      <w:pPr>
+        <w:spacing w:line="360" w:lineRule="auto"/>
+        <w:jc w:val="both"/>
+        <w:rPr>
+          <w:rFonts w:hint="default"/>
+          <w:sz w:val="24"/>
+          <w:szCs w:val="24"/>
+        </w:rPr>
+      </w:pPr>
+    </w:p>
+    <w:p>
+      <w:pPr>
+        <w:spacing w:line="360" w:lineRule="auto"/>
+        <w:jc w:val="both"/>
+        <w:rPr>
+          <w:rFonts w:hint="default"/>
+          <w:sz w:val="24"/>
+          <w:szCs w:val="24"/>
+        </w:rPr>
+      </w:pPr>
+      <w:r>
+        <w:rPr>
+          <w:rFonts w:hint="default"/>
+          <w:sz w:val="24"/>
+          <w:szCs w:val="24"/>
+        </w:rPr>
+        <w:t>SMART:</w:t>
+      </w:r>
+    </w:p>
+    <w:p>
+      <w:pPr>
+        <w:spacing w:line="360" w:lineRule="auto"/>
+        <w:jc w:val="both"/>
+        <w:rPr>
+          <w:rFonts w:hint="default"/>
+          <w:sz w:val="24"/>
+          <w:szCs w:val="24"/>
+        </w:rPr>
+      </w:pPr>
+      <w:r>
+        <w:rPr>
+          <w:rFonts w:hint="default"/>
+          <w:b/>
+          <w:bCs/>
+          <w:sz w:val="24"/>
+          <w:szCs w:val="24"/>
+        </w:rPr>
+        <w:t>Específico:</w:t>
+      </w:r>
+      <w:r>
+        <w:rPr>
+          <w:rFonts w:hint="default"/>
+          <w:sz w:val="24"/>
+          <w:szCs w:val="24"/>
+        </w:rPr>
+        <w:t xml:space="preserve"> desenvolver uma plataforma inteligente voltada ao monitoramento térmico de equipamentos industriais;</w:t>
+      </w:r>
+    </w:p>
+    <w:p>
+      <w:pPr>
+        <w:spacing w:line="360" w:lineRule="auto"/>
+        <w:jc w:val="both"/>
+        <w:rPr>
+          <w:rFonts w:hint="default"/>
+          <w:sz w:val="24"/>
+          <w:szCs w:val="24"/>
+        </w:rPr>
+      </w:pPr>
+      <w:r>
+        <w:rPr>
+          <w:rFonts w:hint="default"/>
+          <w:b/>
+          <w:bCs/>
+          <w:sz w:val="24"/>
+          <w:szCs w:val="24"/>
+        </w:rPr>
+        <w:t>Mensurável:</w:t>
+      </w:r>
+      <w:r>
+        <w:rPr>
+          <w:rFonts w:hint="default"/>
+          <w:sz w:val="24"/>
+          <w:szCs w:val="24"/>
+        </w:rPr>
+        <w:t xml:space="preserve"> implementar e validar as funcionalidades de recebimento, processamento, armazenamento e apresentação das informações térmicas, incluindo a identificação de possíveis anomalias;</w:t>
+      </w:r>
+    </w:p>
+    <w:p>
+      <w:pPr>
+        <w:spacing w:line="360" w:lineRule="auto"/>
+        <w:jc w:val="both"/>
+        <w:rPr>
+          <w:rFonts w:hint="default"/>
+          <w:sz w:val="24"/>
+          <w:szCs w:val="24"/>
+        </w:rPr>
+      </w:pPr>
+      <w:r>
+        <w:rPr>
+          <w:rFonts w:hint="default"/>
+          <w:b/>
+          <w:bCs/>
+          <w:sz w:val="24"/>
+          <w:szCs w:val="24"/>
+        </w:rPr>
+        <w:t>Atribuível:</w:t>
+      </w:r>
+      <w:r>
+        <w:rPr>
+          <w:rFonts w:hint="default"/>
+          <w:sz w:val="24"/>
+          <w:szCs w:val="24"/>
+        </w:rPr>
+        <w:t xml:space="preserve"> equipe PredictAI, conforme as responsabilidades e funções definidas no projeto;</w:t>
+      </w:r>
+    </w:p>
+    <w:p>
+      <w:pPr>
+        <w:spacing w:line="360" w:lineRule="auto"/>
+        <w:jc w:val="both"/>
+        <w:rPr>
+          <w:rFonts w:hint="default"/>
+          <w:sz w:val="24"/>
+          <w:szCs w:val="24"/>
+        </w:rPr>
+      </w:pPr>
+      <w:r>
+        <w:rPr>
+          <w:rFonts w:hint="default"/>
+          <w:b/>
+          <w:bCs/>
+          <w:sz w:val="24"/>
+          <w:szCs w:val="24"/>
+        </w:rPr>
+        <w:t>Realístico:</w:t>
+      </w:r>
+      <w:r>
+        <w:rPr>
+          <w:rFonts w:hint="default"/>
+          <w:sz w:val="24"/>
+          <w:szCs w:val="24"/>
+        </w:rPr>
+        <w:t xml:space="preserve"> utilizar tecnologias, conhecimentos e recursos disponíveis para o desenvolvimento da plataforma e de suas funcionalidades;</w:t>
+      </w:r>
+    </w:p>
+    <w:p>
+      <w:pPr>
+        <w:spacing w:line="360" w:lineRule="auto"/>
+        <w:jc w:val="both"/>
+        <w:rPr>
+          <w:sz w:val="24"/>
+          <w:szCs w:val="24"/>
+        </w:rPr>
+      </w:pPr>
+      <w:r>
+        <w:rPr>
+          <w:rFonts w:hint="default"/>
+          <w:b/>
+          <w:bCs/>
+          <w:sz w:val="24"/>
+          <w:szCs w:val="24"/>
+        </w:rPr>
+        <w:t>Temporal:</w:t>
+      </w:r>
+      <w:r>
+        <w:rPr>
+          <w:rFonts w:hint="default"/>
+          <w:sz w:val="24"/>
+          <w:szCs w:val="24"/>
+        </w:rPr>
+        <w:t xml:space="preserve"> planejar, desenvolver e acompanhar as atividades previstas ao longo do semestre vigente.</w:t>
+      </w:r>
+    </w:p>
+    <w:p>
+      <w:pPr>
+        <w:spacing w:line="360" w:lineRule="auto"/>
+        <w:jc w:val="both"/>
+        <w:rPr>
+          <w:sz w:val="24"/>
+          <w:szCs w:val="24"/>
+        </w:rPr>
+      </w:pPr>
+    </w:p>
+    <w:p>
+      <w:pPr>
+        <w:pStyle w:val="2"/>
+        <w:spacing w:line="360" w:lineRule="auto"/>
+        <w:jc w:val="both"/>
+        <w:rPr>
+          <w:rFonts w:ascii="Arial" w:hAnsi="Arial" w:eastAsia="Arial" w:cs="Arial"/>
+          <w:sz w:val="24"/>
+          <w:szCs w:val="24"/>
+        </w:rPr>
+      </w:pPr>
+      <w:r>
+        <w:rPr>
+          <w:rFonts w:ascii="Arial" w:hAnsi="Arial" w:eastAsia="Arial" w:cs="Arial"/>
+          <w:sz w:val="24"/>
+          <w:szCs w:val="24"/>
+        </w:rPr>
+        <w:t>Produtos e principais requisitos</w:t>
       </w:r>
     </w:p>
     <w:p>
@@ -473,16 +737,7 @@
           <w:sz w:val="24"/>
           <w:szCs w:val="24"/>
         </w:rPr>
-        <w:t xml:space="preserve">Desenvolver, ao longo do semestre, uma versão evoluída do sistema inteligente de monitoramento e manutenção de equipamentos industriais, mantendo como foco o apoio à manutenção preditiva por meio de dados operacionais e recursos de Inteligência Artificial. O sucesso será avaliado pela implementação e validação dos principais módulos e requisitos priorizados, pela integração entre as partes do sistema e pela realização de testes que demonstrem o </w:t>
-      </w:r>
-      <w:r>
-        <w:rPr>
-          <w:color w:val="000000"/>
-          <w:sz w:val="24"/>
-          <w:szCs w:val="24"/>
-        </w:rPr>
-        <w:lastRenderedPageBreak/>
-        <w:t>funcionamento das funcionalidades previstas. As responsabilidades serão distribuídas entre os integrantes conforme suas funções, respeitando os recursos e o prazo acadêmico disponível.</w:t>
+        <w:t>O produto principal será uma plataforma inteligente de monitoramento térmico de equipamentos industriais. Os principais requisitos incluem: captura de imagens por sensor ou câmera infravermelha; integração com placa de controle e comunicação; envio das imagens e medições para uma API; processamento e armazenamento das informações em banco de dados; visualização da imagem térmica e da temperatura identificada; registro de data e hora da coleta e do equipamento monitorado; histórico das medições; identificação de comportamentos térmicos fora do padrão; geração de alertas; e utilização de recursos de Inteligência Artificial para análise de imagens e dados, reconhecimento de padrões e classificação do nível de atenção necessário. O sistema deverá priorizar integração, segurança, organização dos dados e funcionamento adequado do protótipo.</w:t>
       </w:r>
     </w:p>
     <w:p>
@@ -499,54 +754,6 @@
           <w:szCs w:val="24"/>
         </w:rPr>
       </w:pPr>
-      <w:r>
-        <w:rPr>
-          <w:color w:val="000000"/>
-          <w:sz w:val="24"/>
-          <w:szCs w:val="24"/>
-        </w:rPr>
-        <w:t>SMART: Específico: evoluir o sistema de monitoramento e manutenção industrial; Mensurável: implementar e validar os requisitos priorizados; Atribuível: equipe PredictAI conforme as funções definidas; Realístico: utilizar a arquitetura, requisitos e conhecimentos já desenvolvidos; Temporal: executar e acompanhar as atividades durante o semestre vigente.</w:t>
-      </w:r>
-    </w:p>
-    <w:p>
-      <w:pPr>
-        <w:spacing w:line="360" w:lineRule="auto"/>
-        <w:jc w:val="both"/>
-        <w:rPr>
-          <w:sz w:val="24"/>
-          <w:szCs w:val="24"/>
-        </w:rPr>
-      </w:pPr>
-    </w:p>
-    <w:p>
-      <w:pPr>
-        <w:spacing w:line="360" w:lineRule="auto"/>
-        <w:jc w:val="both"/>
-        <w:rPr>
-          <w:sz w:val="24"/>
-          <w:szCs w:val="24"/>
-        </w:rPr>
-      </w:pPr>
-    </w:p>
-    <w:p>
-      <w:pPr>
-        <w:pStyle w:val="Ttulo1"/>
-        <w:spacing w:line="360" w:lineRule="auto"/>
-        <w:jc w:val="both"/>
-        <w:rPr>
-          <w:rFonts w:ascii="Arial" w:eastAsia="Arial" w:hAnsi="Arial" w:cs="Arial"/>
-          <w:sz w:val="24"/>
-          <w:szCs w:val="24"/>
-        </w:rPr>
-      </w:pPr>
-      <w:r>
-        <w:rPr>
-          <w:rFonts w:ascii="Arial" w:eastAsia="Arial" w:hAnsi="Arial" w:cs="Arial"/>
-          <w:sz w:val="24"/>
-          <w:szCs w:val="24"/>
-        </w:rPr>
-        <w:t>Produtos e principais requisitos</w:t>
-      </w:r>
     </w:p>
     <w:p>
       <w:pPr>
@@ -562,13 +769,25 @@
           <w:szCs w:val="24"/>
         </w:rPr>
       </w:pPr>
-      <w:r>
-        <w:rPr>
-          <w:color w:val="000000"/>
-          <w:sz w:val="24"/>
-          <w:szCs w:val="24"/>
-        </w:rPr>
-        <w:t>O produto principal será um sistema de informação para monitoramento e manutenção de equipamentos industriais. Os principais requisitos incluem: cadastro, consulta e atualização de máquinas; gestão de sensores e leituras; registro de histórico de manutenção e falhas; análise de dados e identificação de anomalias; classificação de risco em baixo, médio e alto; geração e gestão de alertas; abertura e acompanhamento de ordens de manutenção; dashboard de status das máquinas; relatórios e exportação em PDF/Excel; autenticação, controle de acesso e proteção dos dados. O sistema deverá considerar também requisitos de desempenho, segurança, responsividade e manutenibilidade definidos no projeto anterior.</w:t>
+    </w:p>
+    <w:p>
+      <w:pPr>
+        <w:pStyle w:val="2"/>
+        <w:spacing w:line="360" w:lineRule="auto"/>
+        <w:jc w:val="both"/>
+        <w:rPr>
+          <w:rFonts w:ascii="Arial" w:hAnsi="Arial" w:eastAsia="Arial" w:cs="Arial"/>
+          <w:sz w:val="24"/>
+          <w:szCs w:val="24"/>
+        </w:rPr>
+      </w:pPr>
+      <w:r>
+        <w:rPr>
+          <w:rFonts w:ascii="Arial" w:hAnsi="Arial" w:eastAsia="Arial" w:cs="Arial"/>
+          <w:sz w:val="24"/>
+          <w:szCs w:val="24"/>
+        </w:rPr>
+        <w:t>Marcos</w:t>
       </w:r>
     </w:p>
     <w:p>
@@ -583,8 +802,17 @@
           <w:color w:val="000000"/>
           <w:sz w:val="24"/>
           <w:szCs w:val="24"/>
-        </w:rPr>
-      </w:pPr>
+          <w:lang w:val="pt-BR"/>
+        </w:rPr>
+      </w:pPr>
+      <w:r>
+        <w:rPr>
+          <w:color w:val="000000"/>
+          <w:sz w:val="24"/>
+          <w:szCs w:val="24"/>
+        </w:rPr>
+        <w:t>Os marcos abaixo representam as principais etapas planejadas para o desenvolvimento do projeto. As datas permanecem alinhadas ao cronograma acadêmico definido para o semestre.</w:t>
+      </w:r>
     </w:p>
     <w:p>
       <w:pPr>
@@ -601,24 +829,408 @@
         </w:rPr>
       </w:pPr>
     </w:p>
-    <w:p>
-      <w:pPr>
-        <w:pStyle w:val="Ttulo1"/>
+    <w:tbl>
+      <w:tblPr>
+        <w:tblStyle w:val="16"/>
+        <w:tblW w:w="9288" w:type="dxa"/>
+        <w:tblInd w:w="-115" w:type="dxa"/>
+        <w:tblBorders>
+          <w:top w:val="single" w:color="999999" w:sz="4" w:space="0"/>
+          <w:left w:val="single" w:color="999999" w:sz="4" w:space="0"/>
+          <w:bottom w:val="single" w:color="999999" w:sz="4" w:space="0"/>
+          <w:right w:val="single" w:color="999999" w:sz="4" w:space="0"/>
+          <w:insideH w:val="single" w:color="999999" w:sz="4" w:space="0"/>
+          <w:insideV w:val="single" w:color="999999" w:sz="4" w:space="0"/>
+        </w:tblBorders>
+        <w:tblLayout w:type="fixed"/>
+        <w:tblCellMar>
+          <w:top w:w="57" w:type="dxa"/>
+          <w:left w:w="115" w:type="dxa"/>
+          <w:bottom w:w="57" w:type="dxa"/>
+          <w:right w:w="115" w:type="dxa"/>
+        </w:tblCellMar>
+      </w:tblPr>
+      <w:tblGrid>
+        <w:gridCol w:w="7488"/>
+        <w:gridCol w:w="1800"/>
+      </w:tblGrid>
+      <w:tr>
+        <w:tblPrEx>
+          <w:tblBorders>
+            <w:top w:val="single" w:color="999999" w:sz="4" w:space="0"/>
+            <w:left w:val="single" w:color="999999" w:sz="4" w:space="0"/>
+            <w:bottom w:val="single" w:color="999999" w:sz="4" w:space="0"/>
+            <w:right w:val="single" w:color="999999" w:sz="4" w:space="0"/>
+            <w:insideH w:val="single" w:color="999999" w:sz="4" w:space="0"/>
+            <w:insideV w:val="single" w:color="999999" w:sz="4" w:space="0"/>
+          </w:tblBorders>
+          <w:tblCellMar>
+            <w:top w:w="57" w:type="dxa"/>
+            <w:left w:w="115" w:type="dxa"/>
+            <w:bottom w:w="57" w:type="dxa"/>
+            <w:right w:w="115" w:type="dxa"/>
+          </w:tblCellMar>
+        </w:tblPrEx>
+        <w:tc>
+          <w:tcPr>
+            <w:tcW w:w="7488" w:type="dxa"/>
+            <w:shd w:val="clear" w:color="auto" w:fill="DBE5F1"/>
+            <w:vAlign w:val="center"/>
+          </w:tcPr>
+          <w:p>
+            <w:pPr>
+              <w:tabs>
+                <w:tab w:val="center" w:pos="4252"/>
+                <w:tab w:val="right" w:pos="8504"/>
+              </w:tabs>
+              <w:rPr>
+                <w:color w:val="000000"/>
+                <w:sz w:val="24"/>
+                <w:szCs w:val="24"/>
+              </w:rPr>
+            </w:pPr>
+            <w:r>
+              <w:rPr>
+                <w:color w:val="000000"/>
+                <w:sz w:val="24"/>
+                <w:szCs w:val="24"/>
+              </w:rPr>
+              <w:t>Marcos</w:t>
+            </w:r>
+          </w:p>
+        </w:tc>
+        <w:tc>
+          <w:tcPr>
+            <w:tcW w:w="1800" w:type="dxa"/>
+            <w:shd w:val="clear" w:color="auto" w:fill="DBE5F1"/>
+            <w:vAlign w:val="center"/>
+          </w:tcPr>
+          <w:p>
+            <w:pPr>
+              <w:tabs>
+                <w:tab w:val="center" w:pos="4252"/>
+                <w:tab w:val="right" w:pos="8504"/>
+              </w:tabs>
+              <w:rPr>
+                <w:color w:val="000000"/>
+                <w:sz w:val="24"/>
+                <w:szCs w:val="24"/>
+              </w:rPr>
+            </w:pPr>
+            <w:r>
+              <w:rPr>
+                <w:color w:val="000000"/>
+                <w:sz w:val="24"/>
+                <w:szCs w:val="24"/>
+              </w:rPr>
+              <w:t>Previsão</w:t>
+            </w:r>
+          </w:p>
+        </w:tc>
+      </w:tr>
+      <w:tr>
+        <w:tblPrEx>
+          <w:tblBorders>
+            <w:top w:val="single" w:color="999999" w:sz="4" w:space="0"/>
+            <w:left w:val="single" w:color="999999" w:sz="4" w:space="0"/>
+            <w:bottom w:val="single" w:color="999999" w:sz="4" w:space="0"/>
+            <w:right w:val="single" w:color="999999" w:sz="4" w:space="0"/>
+            <w:insideH w:val="single" w:color="999999" w:sz="4" w:space="0"/>
+            <w:insideV w:val="single" w:color="999999" w:sz="4" w:space="0"/>
+          </w:tblBorders>
+          <w:tblCellMar>
+            <w:top w:w="57" w:type="dxa"/>
+            <w:left w:w="115" w:type="dxa"/>
+            <w:bottom w:w="57" w:type="dxa"/>
+            <w:right w:w="115" w:type="dxa"/>
+          </w:tblCellMar>
+        </w:tblPrEx>
+        <w:tc>
+          <w:tcPr>
+            <w:tcW w:w="7488" w:type="dxa"/>
+          </w:tcPr>
+          <w:p>
+            <w:r>
+              <w:t>Definição do tema e levantamento inicial dos requisitos</w:t>
+            </w:r>
+          </w:p>
+        </w:tc>
+        <w:tc>
+          <w:tcPr>
+            <w:tcW w:w="1800" w:type="dxa"/>
+            <w:vAlign w:val="center"/>
+          </w:tcPr>
+          <w:p>
+            <w:r>
+              <w:t>27/08/2026</w:t>
+            </w:r>
+          </w:p>
+        </w:tc>
+      </w:tr>
+      <w:tr>
+        <w:tblPrEx>
+          <w:tblBorders>
+            <w:top w:val="single" w:color="999999" w:sz="4" w:space="0"/>
+            <w:left w:val="single" w:color="999999" w:sz="4" w:space="0"/>
+            <w:bottom w:val="single" w:color="999999" w:sz="4" w:space="0"/>
+            <w:right w:val="single" w:color="999999" w:sz="4" w:space="0"/>
+            <w:insideH w:val="single" w:color="999999" w:sz="4" w:space="0"/>
+            <w:insideV w:val="single" w:color="999999" w:sz="4" w:space="0"/>
+          </w:tblBorders>
+          <w:tblCellMar>
+            <w:top w:w="57" w:type="dxa"/>
+            <w:left w:w="115" w:type="dxa"/>
+            <w:bottom w:w="57" w:type="dxa"/>
+            <w:right w:w="115" w:type="dxa"/>
+          </w:tblCellMar>
+        </w:tblPrEx>
+        <w:tc>
+          <w:tcPr>
+            <w:tcW w:w="7488" w:type="dxa"/>
+          </w:tcPr>
+          <w:p>
+            <w:r>
+              <w:t>Planejamento do projeto no GitHub, com Kanban e Backlog do Produto</w:t>
+            </w:r>
+          </w:p>
+        </w:tc>
+        <w:tc>
+          <w:tcPr>
+            <w:tcW w:w="1800" w:type="dxa"/>
+            <w:vAlign w:val="center"/>
+          </w:tcPr>
+          <w:p>
+            <w:r>
+              <w:t>03/09/2026</w:t>
+            </w:r>
+          </w:p>
+        </w:tc>
+      </w:tr>
+      <w:tr>
+        <w:tblPrEx>
+          <w:tblBorders>
+            <w:top w:val="single" w:color="999999" w:sz="4" w:space="0"/>
+            <w:left w:val="single" w:color="999999" w:sz="4" w:space="0"/>
+            <w:bottom w:val="single" w:color="999999" w:sz="4" w:space="0"/>
+            <w:right w:val="single" w:color="999999" w:sz="4" w:space="0"/>
+            <w:insideH w:val="single" w:color="999999" w:sz="4" w:space="0"/>
+            <w:insideV w:val="single" w:color="999999" w:sz="4" w:space="0"/>
+          </w:tblBorders>
+          <w:tblCellMar>
+            <w:top w:w="57" w:type="dxa"/>
+            <w:left w:w="115" w:type="dxa"/>
+            <w:bottom w:w="57" w:type="dxa"/>
+            <w:right w:w="115" w:type="dxa"/>
+          </w:tblCellMar>
+        </w:tblPrEx>
+        <w:tc>
+          <w:tcPr>
+            <w:tcW w:w="7488" w:type="dxa"/>
+          </w:tcPr>
+          <w:p>
+            <w:r>
+              <w:t>1ª Fase – Planos de Integração e Escopo, Partes Interessadas e principais diagramas de modelagem do sistema</w:t>
+            </w:r>
+          </w:p>
+        </w:tc>
+        <w:tc>
+          <w:tcPr>
+            <w:tcW w:w="1800" w:type="dxa"/>
+          </w:tcPr>
+          <w:p>
+            <w:r>
+              <w:t>17/09/2026</w:t>
+            </w:r>
+          </w:p>
+        </w:tc>
+      </w:tr>
+      <w:tr>
+        <w:tblPrEx>
+          <w:tblBorders>
+            <w:top w:val="single" w:color="999999" w:sz="4" w:space="0"/>
+            <w:left w:val="single" w:color="999999" w:sz="4" w:space="0"/>
+            <w:bottom w:val="single" w:color="999999" w:sz="4" w:space="0"/>
+            <w:right w:val="single" w:color="999999" w:sz="4" w:space="0"/>
+            <w:insideH w:val="single" w:color="999999" w:sz="4" w:space="0"/>
+            <w:insideV w:val="single" w:color="999999" w:sz="4" w:space="0"/>
+          </w:tblBorders>
+          <w:tblCellMar>
+            <w:top w:w="57" w:type="dxa"/>
+            <w:left w:w="115" w:type="dxa"/>
+            <w:bottom w:w="57" w:type="dxa"/>
+            <w:right w:w="115" w:type="dxa"/>
+          </w:tblCellMar>
+        </w:tblPrEx>
+        <w:tc>
+          <w:tcPr>
+            <w:tcW w:w="7488" w:type="dxa"/>
+          </w:tcPr>
+          <w:p>
+            <w:r>
+              <w:t>2ª Fase – Planejamento de Tempo, Orçamento e Custo, refinamento da modelagem e Padrões Criacionais</w:t>
+            </w:r>
+          </w:p>
+        </w:tc>
+        <w:tc>
+          <w:tcPr>
+            <w:tcW w:w="1800" w:type="dxa"/>
+          </w:tcPr>
+          <w:p>
+            <w:r>
+              <w:t>08/10/2026</w:t>
+            </w:r>
+          </w:p>
+        </w:tc>
+      </w:tr>
+      <w:tr>
+        <w:tblPrEx>
+          <w:tblBorders>
+            <w:top w:val="single" w:color="999999" w:sz="4" w:space="0"/>
+            <w:left w:val="single" w:color="999999" w:sz="4" w:space="0"/>
+            <w:bottom w:val="single" w:color="999999" w:sz="4" w:space="0"/>
+            <w:right w:val="single" w:color="999999" w:sz="4" w:space="0"/>
+            <w:insideH w:val="single" w:color="999999" w:sz="4" w:space="0"/>
+            <w:insideV w:val="single" w:color="999999" w:sz="4" w:space="0"/>
+          </w:tblBorders>
+          <w:tblCellMar>
+            <w:top w:w="57" w:type="dxa"/>
+            <w:left w:w="115" w:type="dxa"/>
+            <w:bottom w:w="57" w:type="dxa"/>
+            <w:right w:w="115" w:type="dxa"/>
+          </w:tblCellMar>
+        </w:tblPrEx>
+        <w:tc>
+          <w:tcPr>
+            <w:tcW w:w="7488" w:type="dxa"/>
+          </w:tcPr>
+          <w:p>
+            <w:r>
+              <w:t>3ª Fase – Planos de RH, Qualidade e Comunicação, Diagrama de Sequência e Padrões Estruturais</w:t>
+            </w:r>
+          </w:p>
+        </w:tc>
+        <w:tc>
+          <w:tcPr>
+            <w:tcW w:w="1800" w:type="dxa"/>
+          </w:tcPr>
+          <w:p>
+            <w:r>
+              <w:t>05/11/2026</w:t>
+            </w:r>
+          </w:p>
+        </w:tc>
+      </w:tr>
+      <w:tr>
+        <w:tblPrEx>
+          <w:tblBorders>
+            <w:top w:val="single" w:color="999999" w:sz="4" w:space="0"/>
+            <w:left w:val="single" w:color="999999" w:sz="4" w:space="0"/>
+            <w:bottom w:val="single" w:color="999999" w:sz="4" w:space="0"/>
+            <w:right w:val="single" w:color="999999" w:sz="4" w:space="0"/>
+            <w:insideH w:val="single" w:color="999999" w:sz="4" w:space="0"/>
+            <w:insideV w:val="single" w:color="999999" w:sz="4" w:space="0"/>
+          </w:tblBorders>
+          <w:tblCellMar>
+            <w:top w:w="57" w:type="dxa"/>
+            <w:left w:w="115" w:type="dxa"/>
+            <w:bottom w:w="57" w:type="dxa"/>
+            <w:right w:w="115" w:type="dxa"/>
+          </w:tblCellMar>
+        </w:tblPrEx>
+        <w:tc>
+          <w:tcPr>
+            <w:tcW w:w="7488" w:type="dxa"/>
+          </w:tcPr>
+          <w:p>
+            <w:r>
+              <w:t>Entrega Final – Planos de Riscos e Aquisição, documentação final, diagramas complementares e Padrões Comportamentais</w:t>
+            </w:r>
+          </w:p>
+        </w:tc>
+        <w:tc>
+          <w:tcPr>
+            <w:tcW w:w="1800" w:type="dxa"/>
+          </w:tcPr>
+          <w:p>
+            <w:r>
+              <w:t>03/12/2026</w:t>
+            </w:r>
+          </w:p>
+        </w:tc>
+      </w:tr>
+      <w:tr>
+        <w:tblPrEx>
+          <w:tblBorders>
+            <w:top w:val="single" w:color="999999" w:sz="4" w:space="0"/>
+            <w:left w:val="single" w:color="999999" w:sz="4" w:space="0"/>
+            <w:bottom w:val="single" w:color="999999" w:sz="4" w:space="0"/>
+            <w:right w:val="single" w:color="999999" w:sz="4" w:space="0"/>
+            <w:insideH w:val="single" w:color="999999" w:sz="4" w:space="0"/>
+            <w:insideV w:val="single" w:color="999999" w:sz="4" w:space="0"/>
+          </w:tblBorders>
+          <w:tblCellMar>
+            <w:top w:w="57" w:type="dxa"/>
+            <w:left w:w="115" w:type="dxa"/>
+            <w:bottom w:w="57" w:type="dxa"/>
+            <w:right w:w="115" w:type="dxa"/>
+          </w:tblCellMar>
+        </w:tblPrEx>
+        <w:tc>
+          <w:tcPr>
+            <w:tcW w:w="7488" w:type="dxa"/>
+          </w:tcPr>
+          <w:p>
+            <w:r>
+              <w:t>Elaboração e entrega do Resumo Expandido do Projeto</w:t>
+            </w:r>
+          </w:p>
+        </w:tc>
+        <w:tc>
+          <w:tcPr>
+            <w:tcW w:w="1800" w:type="dxa"/>
+          </w:tcPr>
+          <w:p>
+            <w:r>
+              <w:t>03/12/2026</w:t>
+            </w:r>
+          </w:p>
+        </w:tc>
+      </w:tr>
+    </w:tbl>
+    <w:p>
+      <w:pPr>
+        <w:rPr>
+          <w:sz w:val="24"/>
+          <w:szCs w:val="24"/>
+        </w:rPr>
+      </w:pPr>
+    </w:p>
+    <w:p>
+      <w:pPr>
+        <w:rPr>
+          <w:sz w:val="24"/>
+          <w:szCs w:val="24"/>
+        </w:rPr>
+      </w:pPr>
+    </w:p>
+    <w:p>
+      <w:pPr>
+        <w:pStyle w:val="2"/>
         <w:spacing w:line="360" w:lineRule="auto"/>
         <w:jc w:val="both"/>
         <w:rPr>
-          <w:rFonts w:ascii="Arial" w:eastAsia="Arial" w:hAnsi="Arial" w:cs="Arial"/>
-          <w:sz w:val="24"/>
-          <w:szCs w:val="24"/>
-        </w:rPr>
-      </w:pPr>
-      <w:r>
-        <w:rPr>
-          <w:rFonts w:ascii="Arial" w:eastAsia="Arial" w:hAnsi="Arial" w:cs="Arial"/>
-          <w:sz w:val="24"/>
-          <w:szCs w:val="24"/>
-        </w:rPr>
-        <w:t>Marcos</w:t>
+          <w:rFonts w:ascii="Arial" w:hAnsi="Arial" w:eastAsia="Arial" w:cs="Arial"/>
+          <w:sz w:val="24"/>
+          <w:szCs w:val="24"/>
+        </w:rPr>
+      </w:pPr>
+      <w:r>
+        <w:rPr>
+          <w:rFonts w:ascii="Arial" w:hAnsi="Arial" w:eastAsia="Arial" w:cs="Arial"/>
+          <w:sz w:val="24"/>
+          <w:szCs w:val="24"/>
+        </w:rPr>
+        <w:t>Partes interessadas do Projeto</w:t>
       </w:r>
     </w:p>
     <w:p>
@@ -633,25 +1245,15 @@
           <w:color w:val="000000"/>
           <w:sz w:val="24"/>
           <w:szCs w:val="24"/>
-          <w:lang w:val="pt-BR"/>
-        </w:rPr>
-      </w:pPr>
-      <w:r>
-        <w:rPr>
-          <w:color w:val="000000"/>
-          <w:sz w:val="24"/>
-          <w:szCs w:val="24"/>
-        </w:rPr>
-        <w:t>Os marcos abaixo representam as principais etapas planejadas para o desenvolvimento do projeto. As datas específicas deverão ser ajustadas ao cronograma acadêmico</w:t>
-      </w:r>
-      <w:r>
-        <w:rPr>
-          <w:color w:val="000000"/>
-          <w:sz w:val="24"/>
-          <w:szCs w:val="24"/>
-          <w:lang w:val="pt-BR"/>
-        </w:rPr>
-        <w:t>.</w:t>
+        </w:rPr>
+      </w:pPr>
+      <w:r>
+        <w:rPr>
+          <w:color w:val="000000"/>
+          <w:sz w:val="24"/>
+          <w:szCs w:val="24"/>
+        </w:rPr>
+        <w:t>As principais partes interessadas são a instituição de ensino, os responsáveis acadêmicos pelo acompanhamento e a equipe PredictAI. A equipe possui autoridade operacional para organizar, desenvolver, testar e documentar o produto dentro do escopo aprovado. O cliente e o principal contato para o estudo de caso industrial ainda estão em definição e serão incorporados ao processo de levantamento e validação dos requisitos após sua definição.</w:t>
       </w:r>
     </w:p>
     <w:p>
@@ -660,8 +1262,6 @@
           <w:tab w:val="center" w:pos="4320"/>
           <w:tab w:val="right" w:pos="8640"/>
         </w:tabs>
-        <w:spacing w:line="360" w:lineRule="auto"/>
-        <w:jc w:val="both"/>
         <w:rPr>
           <w:color w:val="000000"/>
           <w:sz w:val="24"/>
@@ -671,326 +1271,24 @@
     </w:p>
     <w:tbl>
       <w:tblPr>
-        <w:tblStyle w:val="Style11"/>
-        <w:tblW w:w="9288" w:type="dxa"/>
-        <w:tblInd w:w="-115" w:type="dxa"/>
-        <w:tblBorders>
-          <w:top w:val="single" w:sz="4" w:space="0" w:color="999999"/>
-          <w:left w:val="single" w:sz="4" w:space="0" w:color="999999"/>
-          <w:bottom w:val="single" w:sz="4" w:space="0" w:color="999999"/>
-          <w:right w:val="single" w:sz="4" w:space="0" w:color="999999"/>
-          <w:insideH w:val="single" w:sz="4" w:space="0" w:color="999999"/>
-          <w:insideV w:val="single" w:sz="4" w:space="0" w:color="999999"/>
-        </w:tblBorders>
-        <w:tblLayout w:type="fixed"/>
-        <w:tblLook w:val="04A0" w:firstRow="1" w:lastRow="0" w:firstColumn="1" w:lastColumn="0" w:noHBand="0" w:noVBand="1"/>
-      </w:tblPr>
-      <w:tblGrid>
-        <w:gridCol w:w="7488"/>
-        <w:gridCol w:w="1800"/>
-      </w:tblGrid>
-      <w:tr>
-        <w:tc>
-          <w:tcPr>
-            <w:tcW w:w="7488" w:type="dxa"/>
-            <w:shd w:val="clear" w:color="auto" w:fill="DBE5F1"/>
-            <w:vAlign w:val="center"/>
-          </w:tcPr>
-          <w:p>
-            <w:pPr>
-              <w:tabs>
-                <w:tab w:val="center" w:pos="4252"/>
-                <w:tab w:val="right" w:pos="8504"/>
-              </w:tabs>
-              <w:rPr>
-                <w:color w:val="000000"/>
-                <w:sz w:val="24"/>
-                <w:szCs w:val="24"/>
-              </w:rPr>
-            </w:pPr>
-            <w:r>
-              <w:rPr>
-                <w:color w:val="000000"/>
-                <w:sz w:val="24"/>
-                <w:szCs w:val="24"/>
-              </w:rPr>
-              <w:t>Marcos</w:t>
-            </w:r>
-          </w:p>
-        </w:tc>
-        <w:tc>
-          <w:tcPr>
-            <w:tcW w:w="1800" w:type="dxa"/>
-            <w:shd w:val="clear" w:color="auto" w:fill="DBE5F1"/>
-            <w:vAlign w:val="center"/>
-          </w:tcPr>
-          <w:p>
-            <w:pPr>
-              <w:tabs>
-                <w:tab w:val="center" w:pos="4252"/>
-                <w:tab w:val="right" w:pos="8504"/>
-              </w:tabs>
-              <w:rPr>
-                <w:color w:val="000000"/>
-                <w:sz w:val="24"/>
-                <w:szCs w:val="24"/>
-              </w:rPr>
-            </w:pPr>
-            <w:r>
-              <w:rPr>
-                <w:color w:val="000000"/>
-                <w:sz w:val="24"/>
-                <w:szCs w:val="24"/>
-              </w:rPr>
-              <w:t>Previsão</w:t>
-            </w:r>
-          </w:p>
-        </w:tc>
-      </w:tr>
-      <w:tr>
-        <w:tc>
-          <w:tcPr>
-            <w:tcW w:w="7488" w:type="dxa"/>
-          </w:tcPr>
-          <w:p>
-            <w:r>
-              <w:t>Definição do tema e levantamento inicial dos requisitos</w:t>
-            </w:r>
-          </w:p>
-        </w:tc>
-        <w:tc>
-          <w:tcPr>
-            <w:tcW w:w="1800" w:type="dxa"/>
-            <w:vAlign w:val="center"/>
-          </w:tcPr>
-          <w:p>
-            <w:r>
-              <w:t>27/08/2026</w:t>
-            </w:r>
-          </w:p>
-        </w:tc>
-      </w:tr>
-      <w:tr>
-        <w:tc>
-          <w:tcPr>
-            <w:tcW w:w="7488" w:type="dxa"/>
-          </w:tcPr>
-          <w:p>
-            <w:r>
-              <w:t>Planejamento do projeto no GitHub, com Kanban e Backlog do Produto</w:t>
-            </w:r>
-          </w:p>
-        </w:tc>
-        <w:tc>
-          <w:tcPr>
-            <w:tcW w:w="1800" w:type="dxa"/>
-            <w:vAlign w:val="center"/>
-          </w:tcPr>
-          <w:p>
-            <w:r>
-              <w:t>03/09/2026</w:t>
-            </w:r>
-          </w:p>
-        </w:tc>
-      </w:tr>
-      <w:tr>
-        <w:tc>
-          <w:tcPr>
-            <w:tcW w:w="7488" w:type="dxa"/>
-          </w:tcPr>
-          <w:p>
-            <w:r>
-              <w:t>1ª Fase – Planos de Integração e Escopo, Partes Interessadas e principais diagramas de modelagem do sistema</w:t>
-            </w:r>
-          </w:p>
-        </w:tc>
-        <w:tc>
-          <w:tcPr>
-            <w:tcW w:w="1800" w:type="dxa"/>
-          </w:tcPr>
-          <w:p>
-            <w:r>
-              <w:t>17/09/2026</w:t>
-            </w:r>
-          </w:p>
-        </w:tc>
-      </w:tr>
-      <w:tr>
-        <w:tc>
-          <w:tcPr>
-            <w:tcW w:w="7488" w:type="dxa"/>
-          </w:tcPr>
-          <w:p>
-            <w:r>
-              <w:t>2ª Fase – Planejamento de Tempo, Orçamento e Custo, refinamento da modelagem e Padrões Criacionais</w:t>
-            </w:r>
-          </w:p>
-        </w:tc>
-        <w:tc>
-          <w:tcPr>
-            <w:tcW w:w="1800" w:type="dxa"/>
-          </w:tcPr>
-          <w:p>
-            <w:r>
-              <w:t>08/10/2026</w:t>
-            </w:r>
-          </w:p>
-        </w:tc>
-      </w:tr>
-      <w:tr>
-        <w:tc>
-          <w:tcPr>
-            <w:tcW w:w="7488" w:type="dxa"/>
-          </w:tcPr>
-          <w:p>
-            <w:r>
-              <w:t>3ª Fase – Planos de RH, Qualidade e Comunicação, Diagrama de Sequência e Padrões Estruturais</w:t>
-            </w:r>
-          </w:p>
-        </w:tc>
-        <w:tc>
-          <w:tcPr>
-            <w:tcW w:w="1800" w:type="dxa"/>
-          </w:tcPr>
-          <w:p>
-            <w:r>
-              <w:t>05/11/2026</w:t>
-            </w:r>
-          </w:p>
-        </w:tc>
-      </w:tr>
-      <w:tr>
-        <w:tc>
-          <w:tcPr>
-            <w:tcW w:w="7488" w:type="dxa"/>
-          </w:tcPr>
-          <w:p>
-            <w:r>
-              <w:t>Entrega Final – Planos de Riscos e Aquisição, documentação final, diagramas complementares e Padrões Comportamentais</w:t>
-            </w:r>
-          </w:p>
-        </w:tc>
-        <w:tc>
-          <w:tcPr>
-            <w:tcW w:w="1800" w:type="dxa"/>
-          </w:tcPr>
-          <w:p>
-            <w:r>
-              <w:t>03/12/2026</w:t>
-            </w:r>
-          </w:p>
-        </w:tc>
-      </w:tr>
-      <w:tr>
-        <w:tc>
-          <w:tcPr>
-            <w:tcW w:w="7488" w:type="dxa"/>
-          </w:tcPr>
-          <w:p>
-            <w:r>
-              <w:t>Elaboração e entrega do Resumo Expandido do Projeto</w:t>
-            </w:r>
-          </w:p>
-        </w:tc>
-        <w:tc>
-          <w:tcPr>
-            <w:tcW w:w="1800" w:type="dxa"/>
-          </w:tcPr>
-          <w:p>
-            <w:r>
-              <w:t>03/12/2026</w:t>
-            </w:r>
-          </w:p>
-        </w:tc>
-      </w:tr>
-    </w:tbl>
-    <w:p>
-      <w:pPr>
-        <w:rPr>
-          <w:sz w:val="24"/>
-          <w:szCs w:val="24"/>
-        </w:rPr>
-      </w:pPr>
-    </w:p>
-    <w:p>
-      <w:pPr>
-        <w:rPr>
-          <w:sz w:val="24"/>
-          <w:szCs w:val="24"/>
-        </w:rPr>
-      </w:pPr>
-    </w:p>
-    <w:p>
-      <w:pPr>
-        <w:pStyle w:val="Ttulo1"/>
-        <w:spacing w:line="360" w:lineRule="auto"/>
-        <w:jc w:val="both"/>
-        <w:rPr>
-          <w:rFonts w:ascii="Arial" w:eastAsia="Arial" w:hAnsi="Arial" w:cs="Arial"/>
-          <w:sz w:val="24"/>
-          <w:szCs w:val="24"/>
-        </w:rPr>
-      </w:pPr>
-      <w:r>
-        <w:rPr>
-          <w:rFonts w:ascii="Arial" w:eastAsia="Arial" w:hAnsi="Arial" w:cs="Arial"/>
-          <w:sz w:val="24"/>
-          <w:szCs w:val="24"/>
-        </w:rPr>
-        <w:t>Partes interessadas do Projeto</w:t>
-      </w:r>
-    </w:p>
-    <w:p>
-      <w:pPr>
-        <w:tabs>
-          <w:tab w:val="center" w:pos="4320"/>
-          <w:tab w:val="right" w:pos="8640"/>
-        </w:tabs>
-        <w:spacing w:line="360" w:lineRule="auto"/>
-        <w:jc w:val="both"/>
-        <w:rPr>
-          <w:color w:val="000000"/>
-          <w:sz w:val="24"/>
-          <w:szCs w:val="24"/>
-        </w:rPr>
-      </w:pPr>
-      <w:r>
-        <w:rPr>
-          <w:color w:val="000000"/>
-          <w:sz w:val="24"/>
-          <w:szCs w:val="24"/>
-        </w:rPr>
-        <w:t>As principais partes interessadas são a instituição de ensino, os responsáveis acadêmicos pelo acompanhamento e a equipe PredictAI. A equipe possui autoridade operacional para organizar, desenvolver, testar e documentar o produto dentro do escopo aprovado.</w:t>
-      </w:r>
-    </w:p>
-    <w:p>
-      <w:pPr>
-        <w:tabs>
-          <w:tab w:val="center" w:pos="4320"/>
-          <w:tab w:val="right" w:pos="8640"/>
-        </w:tabs>
-        <w:rPr>
-          <w:color w:val="000000"/>
-          <w:sz w:val="24"/>
-          <w:szCs w:val="24"/>
-        </w:rPr>
-      </w:pPr>
-    </w:p>
-    <w:tbl>
-      <w:tblPr>
-        <w:tblStyle w:val="Style12"/>
+        <w:tblStyle w:val="17"/>
         <w:tblW w:w="8536" w:type="dxa"/>
         <w:tblInd w:w="0" w:type="dxa"/>
         <w:tblBorders>
-          <w:top w:val="single" w:sz="4" w:space="0" w:color="000000"/>
-          <w:left w:val="single" w:sz="4" w:space="0" w:color="000000"/>
-          <w:bottom w:val="single" w:sz="4" w:space="0" w:color="000000"/>
-          <w:right w:val="single" w:sz="4" w:space="0" w:color="000000"/>
-          <w:insideH w:val="single" w:sz="4" w:space="0" w:color="000000"/>
-          <w:insideV w:val="single" w:sz="4" w:space="0" w:color="000000"/>
+          <w:top w:val="single" w:color="000000" w:sz="4" w:space="0"/>
+          <w:left w:val="single" w:color="000000" w:sz="4" w:space="0"/>
+          <w:bottom w:val="single" w:color="000000" w:sz="4" w:space="0"/>
+          <w:right w:val="single" w:color="000000" w:sz="4" w:space="0"/>
+          <w:insideH w:val="single" w:color="000000" w:sz="4" w:space="0"/>
+          <w:insideV w:val="single" w:color="000000" w:sz="4" w:space="0"/>
         </w:tblBorders>
         <w:tblLayout w:type="fixed"/>
-        <w:tblLook w:val="04A0" w:firstRow="1" w:lastRow="0" w:firstColumn="1" w:lastColumn="0" w:noHBand="0" w:noVBand="1"/>
+        <w:tblCellMar>
+          <w:top w:w="0" w:type="dxa"/>
+          <w:left w:w="108" w:type="dxa"/>
+          <w:bottom w:w="0" w:type="dxa"/>
+          <w:right w:w="108" w:type="dxa"/>
+        </w:tblCellMar>
       </w:tblPr>
       <w:tblGrid>
         <w:gridCol w:w="1418"/>
@@ -998,6 +1296,22 @@
         <w:gridCol w:w="2882"/>
       </w:tblGrid>
       <w:tr>
+        <w:tblPrEx>
+          <w:tblBorders>
+            <w:top w:val="single" w:color="000000" w:sz="4" w:space="0"/>
+            <w:left w:val="single" w:color="000000" w:sz="4" w:space="0"/>
+            <w:bottom w:val="single" w:color="000000" w:sz="4" w:space="0"/>
+            <w:right w:val="single" w:color="000000" w:sz="4" w:space="0"/>
+            <w:insideH w:val="single" w:color="000000" w:sz="4" w:space="0"/>
+            <w:insideV w:val="single" w:color="000000" w:sz="4" w:space="0"/>
+          </w:tblBorders>
+          <w:tblCellMar>
+            <w:top w:w="0" w:type="dxa"/>
+            <w:left w:w="108" w:type="dxa"/>
+            <w:bottom w:w="0" w:type="dxa"/>
+            <w:right w:w="108" w:type="dxa"/>
+          </w:tblCellMar>
+        </w:tblPrEx>
         <w:tc>
           <w:tcPr>
             <w:tcW w:w="1418" w:type="dxa"/>
@@ -1006,6 +1320,7 @@
           </w:tcPr>
           <w:p>
             <w:pPr>
+              <w:spacing w:after="240"/>
               <w:jc w:val="center"/>
               <w:rPr>
                 <w:b/>
@@ -1031,6 +1346,7 @@
           </w:tcPr>
           <w:p>
             <w:pPr>
+              <w:spacing w:after="240"/>
               <w:jc w:val="center"/>
               <w:rPr>
                 <w:b/>
@@ -1056,6 +1372,7 @@
           </w:tcPr>
           <w:p>
             <w:pPr>
+              <w:spacing w:after="240"/>
               <w:jc w:val="center"/>
               <w:rPr>
                 <w:b/>
@@ -1075,19 +1392,37 @@
         </w:tc>
       </w:tr>
       <w:tr>
+        <w:tblPrEx>
+          <w:tblBorders>
+            <w:top w:val="single" w:color="000000" w:sz="4" w:space="0"/>
+            <w:left w:val="single" w:color="000000" w:sz="4" w:space="0"/>
+            <w:bottom w:val="single" w:color="000000" w:sz="4" w:space="0"/>
+            <w:right w:val="single" w:color="000000" w:sz="4" w:space="0"/>
+            <w:insideH w:val="single" w:color="000000" w:sz="4" w:space="0"/>
+            <w:insideV w:val="single" w:color="000000" w:sz="4" w:space="0"/>
+          </w:tblBorders>
+          <w:tblCellMar>
+            <w:top w:w="0" w:type="dxa"/>
+            <w:left w:w="108" w:type="dxa"/>
+            <w:bottom w:w="0" w:type="dxa"/>
+            <w:right w:w="108" w:type="dxa"/>
+          </w:tblCellMar>
+        </w:tblPrEx>
         <w:tc>
           <w:tcPr>
             <w:tcW w:w="1418" w:type="dxa"/>
           </w:tcPr>
           <w:p>
             <w:pPr>
-              <w:rPr>
-                <w:rFonts w:ascii="Times" w:eastAsia="Times" w:hAnsi="Times" w:cs="Times"/>
-              </w:rPr>
-            </w:pPr>
-            <w:r>
-              <w:rPr>
-                <w:rFonts w:ascii="Times" w:eastAsia="Times" w:hAnsi="Times" w:cs="Times"/>
+              <w:spacing w:after="240"/>
+              <w:jc w:val="both"/>
+              <w:rPr>
+                <w:rFonts w:ascii="Times" w:hAnsi="Times" w:eastAsia="Times" w:cs="Times"/>
+              </w:rPr>
+            </w:pPr>
+            <w:r>
+              <w:rPr>
+                <w:rFonts w:ascii="Times" w:hAnsi="Times" w:eastAsia="Times" w:cs="Times"/>
               </w:rPr>
               <w:t>FHO</w:t>
             </w:r>
@@ -1099,13 +1434,15 @@
           </w:tcPr>
           <w:p>
             <w:pPr>
-              <w:rPr>
-                <w:rFonts w:ascii="Times" w:eastAsia="Times" w:hAnsi="Times" w:cs="Times"/>
-              </w:rPr>
-            </w:pPr>
-            <w:r>
-              <w:rPr>
-                <w:rFonts w:ascii="Times" w:eastAsia="Times" w:hAnsi="Times" w:cs="Times"/>
+              <w:spacing w:after="240"/>
+              <w:jc w:val="both"/>
+              <w:rPr>
+                <w:rFonts w:ascii="Times" w:hAnsi="Times" w:eastAsia="Times" w:cs="Times"/>
+              </w:rPr>
+            </w:pPr>
+            <w:r>
+              <w:rPr>
+                <w:rFonts w:ascii="Times" w:hAnsi="Times" w:eastAsia="Times" w:cs="Times"/>
               </w:rPr>
               <w:t>Instituição de ensino</w:t>
             </w:r>
@@ -1117,13 +1454,15 @@
           </w:tcPr>
           <w:p>
             <w:pPr>
-              <w:rPr>
-                <w:rFonts w:ascii="Times" w:eastAsia="Times" w:hAnsi="Times" w:cs="Times"/>
-              </w:rPr>
-            </w:pPr>
-            <w:r>
-              <w:rPr>
-                <w:rFonts w:ascii="Times" w:eastAsia="Times" w:hAnsi="Times" w:cs="Times"/>
+              <w:spacing w:after="240"/>
+              <w:jc w:val="both"/>
+              <w:rPr>
+                <w:rFonts w:ascii="Times" w:hAnsi="Times" w:eastAsia="Times" w:cs="Times"/>
+              </w:rPr>
+            </w:pPr>
+            <w:r>
+              <w:rPr>
+                <w:rFonts w:ascii="Times" w:hAnsi="Times" w:eastAsia="Times" w:cs="Times"/>
               </w:rPr>
               <w:t>Patrocinador institucional / contexto acadêmico</w:t>
             </w:r>
@@ -1131,19 +1470,37 @@
         </w:tc>
       </w:tr>
       <w:tr>
+        <w:tblPrEx>
+          <w:tblBorders>
+            <w:top w:val="single" w:color="000000" w:sz="4" w:space="0"/>
+            <w:left w:val="single" w:color="000000" w:sz="4" w:space="0"/>
+            <w:bottom w:val="single" w:color="000000" w:sz="4" w:space="0"/>
+            <w:right w:val="single" w:color="000000" w:sz="4" w:space="0"/>
+            <w:insideH w:val="single" w:color="000000" w:sz="4" w:space="0"/>
+            <w:insideV w:val="single" w:color="000000" w:sz="4" w:space="0"/>
+          </w:tblBorders>
+          <w:tblCellMar>
+            <w:top w:w="0" w:type="dxa"/>
+            <w:left w:w="108" w:type="dxa"/>
+            <w:bottom w:w="0" w:type="dxa"/>
+            <w:right w:w="108" w:type="dxa"/>
+          </w:tblCellMar>
+        </w:tblPrEx>
         <w:tc>
           <w:tcPr>
             <w:tcW w:w="1418" w:type="dxa"/>
           </w:tcPr>
           <w:p>
             <w:pPr>
-              <w:rPr>
-                <w:rFonts w:ascii="Times" w:eastAsia="Times" w:hAnsi="Times" w:cs="Times"/>
-              </w:rPr>
-            </w:pPr>
-            <w:r>
-              <w:rPr>
-                <w:rFonts w:ascii="Times" w:eastAsia="Times" w:hAnsi="Times" w:cs="Times"/>
+              <w:spacing w:after="240"/>
+              <w:jc w:val="both"/>
+              <w:rPr>
+                <w:rFonts w:ascii="Times" w:hAnsi="Times" w:eastAsia="Times" w:cs="Times"/>
+              </w:rPr>
+            </w:pPr>
+            <w:r>
+              <w:rPr>
+                <w:rFonts w:ascii="Times" w:hAnsi="Times" w:eastAsia="Times" w:cs="Times"/>
               </w:rPr>
               <w:t>FHO</w:t>
             </w:r>
@@ -1155,13 +1512,15 @@
           </w:tcPr>
           <w:p>
             <w:pPr>
-              <w:rPr>
-                <w:rFonts w:ascii="Times" w:eastAsia="Times" w:hAnsi="Times" w:cs="Times"/>
-              </w:rPr>
-            </w:pPr>
-            <w:r>
-              <w:rPr>
-                <w:rFonts w:ascii="Times" w:eastAsia="Times" w:hAnsi="Times" w:cs="Times"/>
+              <w:spacing w:after="240"/>
+              <w:jc w:val="both"/>
+              <w:rPr>
+                <w:rFonts w:ascii="Times" w:hAnsi="Times" w:eastAsia="Times" w:cs="Times"/>
+              </w:rPr>
+            </w:pPr>
+            <w:r>
+              <w:rPr>
+                <w:rFonts w:ascii="Times" w:hAnsi="Times" w:eastAsia="Times" w:cs="Times"/>
               </w:rPr>
               <w:t>Camilo Cesar Perucci</w:t>
             </w:r>
@@ -1173,13 +1532,15 @@
           </w:tcPr>
           <w:p>
             <w:pPr>
-              <w:rPr>
-                <w:rFonts w:ascii="Times" w:eastAsia="Times" w:hAnsi="Times" w:cs="Times"/>
-              </w:rPr>
-            </w:pPr>
-            <w:r>
-              <w:rPr>
-                <w:rFonts w:ascii="Times" w:eastAsia="Times" w:hAnsi="Times" w:cs="Times"/>
+              <w:spacing w:after="240"/>
+              <w:jc w:val="both"/>
+              <w:rPr>
+                <w:rFonts w:ascii="Times" w:hAnsi="Times" w:eastAsia="Times" w:cs="Times"/>
+              </w:rPr>
+            </w:pPr>
+            <w:r>
+              <w:rPr>
+                <w:rFonts w:ascii="Times" w:hAnsi="Times" w:eastAsia="Times" w:cs="Times"/>
               </w:rPr>
               <w:t>Orientação e acompanhamento; validação acadêmica</w:t>
             </w:r>
@@ -1187,19 +1548,37 @@
         </w:tc>
       </w:tr>
       <w:tr>
+        <w:tblPrEx>
+          <w:tblBorders>
+            <w:top w:val="single" w:color="000000" w:sz="4" w:space="0"/>
+            <w:left w:val="single" w:color="000000" w:sz="4" w:space="0"/>
+            <w:bottom w:val="single" w:color="000000" w:sz="4" w:space="0"/>
+            <w:right w:val="single" w:color="000000" w:sz="4" w:space="0"/>
+            <w:insideH w:val="single" w:color="000000" w:sz="4" w:space="0"/>
+            <w:insideV w:val="single" w:color="000000" w:sz="4" w:space="0"/>
+          </w:tblBorders>
+          <w:tblCellMar>
+            <w:top w:w="0" w:type="dxa"/>
+            <w:left w:w="108" w:type="dxa"/>
+            <w:bottom w:w="0" w:type="dxa"/>
+            <w:right w:w="108" w:type="dxa"/>
+          </w:tblCellMar>
+        </w:tblPrEx>
         <w:tc>
           <w:tcPr>
             <w:tcW w:w="1418" w:type="dxa"/>
           </w:tcPr>
           <w:p>
             <w:pPr>
-              <w:rPr>
-                <w:rFonts w:ascii="Times" w:eastAsia="Times" w:hAnsi="Times" w:cs="Times"/>
-              </w:rPr>
-            </w:pPr>
-            <w:r>
-              <w:rPr>
-                <w:rFonts w:ascii="Times" w:eastAsia="Times" w:hAnsi="Times" w:cs="Times"/>
+              <w:spacing w:after="240"/>
+              <w:jc w:val="both"/>
+              <w:rPr>
+                <w:rFonts w:ascii="Times" w:hAnsi="Times" w:eastAsia="Times" w:cs="Times"/>
+              </w:rPr>
+            </w:pPr>
+            <w:r>
+              <w:rPr>
+                <w:rFonts w:ascii="Times" w:hAnsi="Times" w:eastAsia="Times" w:cs="Times"/>
               </w:rPr>
               <w:t>PredictAI</w:t>
             </w:r>
@@ -1211,13 +1590,15 @@
           </w:tcPr>
           <w:p>
             <w:pPr>
-              <w:rPr>
-                <w:rFonts w:ascii="Times" w:eastAsia="Times" w:hAnsi="Times" w:cs="Times"/>
-              </w:rPr>
-            </w:pPr>
-            <w:r>
-              <w:rPr>
-                <w:rFonts w:ascii="Times" w:eastAsia="Times" w:hAnsi="Times" w:cs="Times"/>
+              <w:spacing w:after="240"/>
+              <w:jc w:val="both"/>
+              <w:rPr>
+                <w:rFonts w:ascii="Times" w:hAnsi="Times" w:eastAsia="Times" w:cs="Times"/>
+              </w:rPr>
+            </w:pPr>
+            <w:r>
+              <w:rPr>
+                <w:rFonts w:ascii="Times" w:hAnsi="Times" w:eastAsia="Times" w:cs="Times"/>
               </w:rPr>
               <w:t>Bruno Revelli</w:t>
             </w:r>
@@ -1229,13 +1610,15 @@
           </w:tcPr>
           <w:p>
             <w:pPr>
-              <w:rPr>
-                <w:rFonts w:ascii="Times" w:eastAsia="Times" w:hAnsi="Times" w:cs="Times"/>
-              </w:rPr>
-            </w:pPr>
-            <w:r>
-              <w:rPr>
-                <w:rFonts w:ascii="Times" w:eastAsia="Times" w:hAnsi="Times" w:cs="Times"/>
+              <w:spacing w:after="240"/>
+              <w:jc w:val="both"/>
+              <w:rPr>
+                <w:rFonts w:ascii="Times" w:hAnsi="Times" w:eastAsia="Times" w:cs="Times"/>
+              </w:rPr>
+            </w:pPr>
+            <w:r>
+              <w:rPr>
+                <w:rFonts w:ascii="Times" w:hAnsi="Times" w:eastAsia="Times" w:cs="Times"/>
               </w:rPr>
               <w:t>Desenvolvedor Front-end &amp; UX</w:t>
             </w:r>
@@ -1243,19 +1626,37 @@
         </w:tc>
       </w:tr>
       <w:tr>
+        <w:tblPrEx>
+          <w:tblBorders>
+            <w:top w:val="single" w:color="000000" w:sz="4" w:space="0"/>
+            <w:left w:val="single" w:color="000000" w:sz="4" w:space="0"/>
+            <w:bottom w:val="single" w:color="000000" w:sz="4" w:space="0"/>
+            <w:right w:val="single" w:color="000000" w:sz="4" w:space="0"/>
+            <w:insideH w:val="single" w:color="000000" w:sz="4" w:space="0"/>
+            <w:insideV w:val="single" w:color="000000" w:sz="4" w:space="0"/>
+          </w:tblBorders>
+          <w:tblCellMar>
+            <w:top w:w="0" w:type="dxa"/>
+            <w:left w:w="108" w:type="dxa"/>
+            <w:bottom w:w="0" w:type="dxa"/>
+            <w:right w:w="108" w:type="dxa"/>
+          </w:tblCellMar>
+        </w:tblPrEx>
         <w:tc>
           <w:tcPr>
             <w:tcW w:w="1418" w:type="dxa"/>
           </w:tcPr>
           <w:p>
             <w:pPr>
-              <w:rPr>
-                <w:rFonts w:ascii="Times" w:eastAsia="Times" w:hAnsi="Times" w:cs="Times"/>
-              </w:rPr>
-            </w:pPr>
-            <w:r>
-              <w:rPr>
-                <w:rFonts w:ascii="Times" w:eastAsia="Times" w:hAnsi="Times" w:cs="Times"/>
+              <w:spacing w:after="240"/>
+              <w:jc w:val="both"/>
+              <w:rPr>
+                <w:rFonts w:ascii="Times" w:hAnsi="Times" w:eastAsia="Times" w:cs="Times"/>
+              </w:rPr>
+            </w:pPr>
+            <w:r>
+              <w:rPr>
+                <w:rFonts w:ascii="Times" w:hAnsi="Times" w:eastAsia="Times" w:cs="Times"/>
               </w:rPr>
               <w:t>PredictAI</w:t>
             </w:r>
@@ -1267,13 +1668,15 @@
           </w:tcPr>
           <w:p>
             <w:pPr>
-              <w:rPr>
-                <w:rFonts w:ascii="Times" w:eastAsia="Times" w:hAnsi="Times" w:cs="Times"/>
-              </w:rPr>
-            </w:pPr>
-            <w:r>
-              <w:rPr>
-                <w:rFonts w:ascii="Times" w:eastAsia="Times" w:hAnsi="Times" w:cs="Times"/>
+              <w:spacing w:after="240"/>
+              <w:jc w:val="both"/>
+              <w:rPr>
+                <w:rFonts w:ascii="Times" w:hAnsi="Times" w:eastAsia="Times" w:cs="Times"/>
+              </w:rPr>
+            </w:pPr>
+            <w:r>
+              <w:rPr>
+                <w:rFonts w:ascii="Times" w:hAnsi="Times" w:eastAsia="Times" w:cs="Times"/>
               </w:rPr>
               <w:t>Felipe Godoy</w:t>
             </w:r>
@@ -1285,13 +1688,15 @@
           </w:tcPr>
           <w:p>
             <w:pPr>
-              <w:rPr>
-                <w:rFonts w:ascii="Times" w:eastAsia="Times" w:hAnsi="Times" w:cs="Times"/>
-              </w:rPr>
-            </w:pPr>
-            <w:r>
-              <w:rPr>
-                <w:rFonts w:ascii="Times" w:eastAsia="Times" w:hAnsi="Times" w:cs="Times"/>
+              <w:spacing w:after="240"/>
+              <w:jc w:val="both"/>
+              <w:rPr>
+                <w:rFonts w:ascii="Times" w:hAnsi="Times" w:eastAsia="Times" w:cs="Times"/>
+              </w:rPr>
+            </w:pPr>
+            <w:r>
+              <w:rPr>
+                <w:rFonts w:ascii="Times" w:hAnsi="Times" w:eastAsia="Times" w:cs="Times"/>
               </w:rPr>
               <w:t>Desenvolvedor Back-end (IA)</w:t>
             </w:r>
@@ -1299,19 +1704,37 @@
         </w:tc>
       </w:tr>
       <w:tr>
+        <w:tblPrEx>
+          <w:tblBorders>
+            <w:top w:val="single" w:color="000000" w:sz="4" w:space="0"/>
+            <w:left w:val="single" w:color="000000" w:sz="4" w:space="0"/>
+            <w:bottom w:val="single" w:color="000000" w:sz="4" w:space="0"/>
+            <w:right w:val="single" w:color="000000" w:sz="4" w:space="0"/>
+            <w:insideH w:val="single" w:color="000000" w:sz="4" w:space="0"/>
+            <w:insideV w:val="single" w:color="000000" w:sz="4" w:space="0"/>
+          </w:tblBorders>
+          <w:tblCellMar>
+            <w:top w:w="0" w:type="dxa"/>
+            <w:left w:w="108" w:type="dxa"/>
+            <w:bottom w:w="0" w:type="dxa"/>
+            <w:right w:w="108" w:type="dxa"/>
+          </w:tblCellMar>
+        </w:tblPrEx>
         <w:tc>
           <w:tcPr>
             <w:tcW w:w="1418" w:type="dxa"/>
           </w:tcPr>
           <w:p>
             <w:pPr>
-              <w:rPr>
-                <w:rFonts w:ascii="Times" w:eastAsia="Times" w:hAnsi="Times" w:cs="Times"/>
-              </w:rPr>
-            </w:pPr>
-            <w:r>
-              <w:rPr>
-                <w:rFonts w:ascii="Times" w:eastAsia="Times" w:hAnsi="Times" w:cs="Times"/>
+              <w:spacing w:after="240"/>
+              <w:jc w:val="both"/>
+              <w:rPr>
+                <w:rFonts w:ascii="Times" w:hAnsi="Times" w:eastAsia="Times" w:cs="Times"/>
+              </w:rPr>
+            </w:pPr>
+            <w:r>
+              <w:rPr>
+                <w:rFonts w:ascii="Times" w:hAnsi="Times" w:eastAsia="Times" w:cs="Times"/>
               </w:rPr>
               <w:t>PredictAI</w:t>
             </w:r>
@@ -1323,13 +1746,15 @@
           </w:tcPr>
           <w:p>
             <w:pPr>
-              <w:rPr>
-                <w:rFonts w:ascii="Times" w:eastAsia="Times" w:hAnsi="Times" w:cs="Times"/>
-              </w:rPr>
-            </w:pPr>
-            <w:r>
-              <w:rPr>
-                <w:rFonts w:ascii="Times" w:eastAsia="Times" w:hAnsi="Times" w:cs="Times"/>
+              <w:spacing w:after="240"/>
+              <w:jc w:val="both"/>
+              <w:rPr>
+                <w:rFonts w:ascii="Times" w:hAnsi="Times" w:eastAsia="Times" w:cs="Times"/>
+              </w:rPr>
+            </w:pPr>
+            <w:r>
+              <w:rPr>
+                <w:rFonts w:ascii="Times" w:hAnsi="Times" w:eastAsia="Times" w:cs="Times"/>
               </w:rPr>
               <w:t>João Vitor Bueno de Oliveira</w:t>
             </w:r>
@@ -1341,13 +1766,15 @@
           </w:tcPr>
           <w:p>
             <w:pPr>
-              <w:rPr>
-                <w:rFonts w:ascii="Times" w:eastAsia="Times" w:hAnsi="Times" w:cs="Times"/>
-              </w:rPr>
-            </w:pPr>
-            <w:r>
-              <w:rPr>
-                <w:rFonts w:ascii="Times" w:eastAsia="Times" w:hAnsi="Times" w:cs="Times"/>
+              <w:spacing w:after="240"/>
+              <w:jc w:val="both"/>
+              <w:rPr>
+                <w:rFonts w:ascii="Times" w:hAnsi="Times" w:eastAsia="Times" w:cs="Times"/>
+              </w:rPr>
+            </w:pPr>
+            <w:r>
+              <w:rPr>
+                <w:rFonts w:ascii="Times" w:hAnsi="Times" w:eastAsia="Times" w:cs="Times"/>
               </w:rPr>
               <w:t>QA / Scrum Master</w:t>
             </w:r>
@@ -1355,19 +1782,37 @@
         </w:tc>
       </w:tr>
       <w:tr>
+        <w:tblPrEx>
+          <w:tblBorders>
+            <w:top w:val="single" w:color="000000" w:sz="4" w:space="0"/>
+            <w:left w:val="single" w:color="000000" w:sz="4" w:space="0"/>
+            <w:bottom w:val="single" w:color="000000" w:sz="4" w:space="0"/>
+            <w:right w:val="single" w:color="000000" w:sz="4" w:space="0"/>
+            <w:insideH w:val="single" w:color="000000" w:sz="4" w:space="0"/>
+            <w:insideV w:val="single" w:color="000000" w:sz="4" w:space="0"/>
+          </w:tblBorders>
+          <w:tblCellMar>
+            <w:top w:w="0" w:type="dxa"/>
+            <w:left w:w="108" w:type="dxa"/>
+            <w:bottom w:w="0" w:type="dxa"/>
+            <w:right w:w="108" w:type="dxa"/>
+          </w:tblCellMar>
+        </w:tblPrEx>
         <w:tc>
           <w:tcPr>
             <w:tcW w:w="1418" w:type="dxa"/>
           </w:tcPr>
           <w:p>
             <w:pPr>
-              <w:rPr>
-                <w:rFonts w:ascii="Times" w:eastAsia="Times" w:hAnsi="Times" w:cs="Times"/>
-              </w:rPr>
-            </w:pPr>
-            <w:r>
-              <w:rPr>
-                <w:rFonts w:ascii="Times" w:eastAsia="Times" w:hAnsi="Times" w:cs="Times"/>
+              <w:spacing w:after="240"/>
+              <w:jc w:val="both"/>
+              <w:rPr>
+                <w:rFonts w:ascii="Times" w:hAnsi="Times" w:eastAsia="Times" w:cs="Times"/>
+              </w:rPr>
+            </w:pPr>
+            <w:r>
+              <w:rPr>
+                <w:rFonts w:ascii="Times" w:hAnsi="Times" w:eastAsia="Times" w:cs="Times"/>
               </w:rPr>
               <w:t>PredictAI</w:t>
             </w:r>
@@ -1379,13 +1824,15 @@
           </w:tcPr>
           <w:p>
             <w:pPr>
-              <w:rPr>
-                <w:rFonts w:ascii="Times" w:eastAsia="Times" w:hAnsi="Times" w:cs="Times"/>
-              </w:rPr>
-            </w:pPr>
-            <w:r>
-              <w:rPr>
-                <w:rFonts w:ascii="Times" w:eastAsia="Times" w:hAnsi="Times" w:cs="Times"/>
+              <w:spacing w:after="240"/>
+              <w:jc w:val="both"/>
+              <w:rPr>
+                <w:rFonts w:ascii="Times" w:hAnsi="Times" w:eastAsia="Times" w:cs="Times"/>
+              </w:rPr>
+            </w:pPr>
+            <w:r>
+              <w:rPr>
+                <w:rFonts w:ascii="Times" w:hAnsi="Times" w:eastAsia="Times" w:cs="Times"/>
               </w:rPr>
               <w:t>Vinicius Senna</w:t>
             </w:r>
@@ -1397,13 +1844,15 @@
           </w:tcPr>
           <w:p>
             <w:pPr>
-              <w:rPr>
-                <w:rFonts w:ascii="Times" w:eastAsia="Times" w:hAnsi="Times" w:cs="Times"/>
-              </w:rPr>
-            </w:pPr>
-            <w:r>
-              <w:rPr>
-                <w:rFonts w:ascii="Times" w:eastAsia="Times" w:hAnsi="Times" w:cs="Times"/>
+              <w:spacing w:after="240"/>
+              <w:jc w:val="both"/>
+              <w:rPr>
+                <w:rFonts w:ascii="Times" w:hAnsi="Times" w:eastAsia="Times" w:cs="Times"/>
+              </w:rPr>
+            </w:pPr>
+            <w:r>
+              <w:rPr>
+                <w:rFonts w:ascii="Times" w:hAnsi="Times" w:eastAsia="Times" w:cs="Times"/>
               </w:rPr>
               <w:t>PO &amp; Business Analyst / Engenheiro de IA e dados</w:t>
             </w:r>
@@ -1411,21 +1860,38 @@
         </w:tc>
       </w:tr>
       <w:tr>
+        <w:tblPrEx>
+          <w:tblBorders>
+            <w:top w:val="single" w:color="000000" w:sz="4" w:space="0"/>
+            <w:left w:val="single" w:color="000000" w:sz="4" w:space="0"/>
+            <w:bottom w:val="single" w:color="000000" w:sz="4" w:space="0"/>
+            <w:right w:val="single" w:color="000000" w:sz="4" w:space="0"/>
+            <w:insideH w:val="single" w:color="000000" w:sz="4" w:space="0"/>
+            <w:insideV w:val="single" w:color="000000" w:sz="4" w:space="0"/>
+          </w:tblBorders>
+          <w:tblCellMar>
+            <w:top w:w="0" w:type="dxa"/>
+            <w:left w:w="108" w:type="dxa"/>
+            <w:bottom w:w="0" w:type="dxa"/>
+            <w:right w:w="108" w:type="dxa"/>
+          </w:tblCellMar>
+        </w:tblPrEx>
         <w:tc>
           <w:tcPr>
             <w:tcW w:w="1418" w:type="dxa"/>
           </w:tcPr>
           <w:p>
             <w:pPr>
-              <w:rPr>
-                <w:rFonts w:ascii="Times" w:eastAsia="Times" w:hAnsi="Times" w:cs="Times"/>
-              </w:rPr>
-            </w:pPr>
-            <w:r>
-              <w:rPr>
-                <w:rFonts w:ascii="Times" w:eastAsia="Times" w:hAnsi="Times" w:cs="Times"/>
-              </w:rPr>
-              <w:lastRenderedPageBreak/>
+              <w:spacing w:after="240"/>
+              <w:jc w:val="both"/>
+              <w:rPr>
+                <w:rFonts w:ascii="Times" w:hAnsi="Times" w:eastAsia="Times" w:cs="Times"/>
+              </w:rPr>
+            </w:pPr>
+            <w:r>
+              <w:rPr>
+                <w:rFonts w:ascii="Times" w:hAnsi="Times" w:eastAsia="Times" w:cs="Times"/>
+              </w:rPr>
               <w:t>PredictAI</w:t>
             </w:r>
           </w:p>
@@ -1436,13 +1902,15 @@
           </w:tcPr>
           <w:p>
             <w:pPr>
-              <w:rPr>
-                <w:rFonts w:ascii="Times" w:eastAsia="Times" w:hAnsi="Times" w:cs="Times"/>
-              </w:rPr>
-            </w:pPr>
-            <w:r>
-              <w:rPr>
-                <w:rFonts w:ascii="Times" w:eastAsia="Times" w:hAnsi="Times" w:cs="Times"/>
+              <w:spacing w:after="240"/>
+              <w:jc w:val="both"/>
+              <w:rPr>
+                <w:rFonts w:ascii="Times" w:hAnsi="Times" w:eastAsia="Times" w:cs="Times"/>
+              </w:rPr>
+            </w:pPr>
+            <w:r>
+              <w:rPr>
+                <w:rFonts w:ascii="Times" w:hAnsi="Times" w:eastAsia="Times" w:cs="Times"/>
               </w:rPr>
               <w:t>Samuel Ferreira da Silva</w:t>
             </w:r>
@@ -1454,13 +1922,15 @@
           </w:tcPr>
           <w:p>
             <w:pPr>
-              <w:rPr>
-                <w:rFonts w:ascii="Times" w:eastAsia="Times" w:hAnsi="Times" w:cs="Times"/>
-              </w:rPr>
-            </w:pPr>
-            <w:r>
-              <w:rPr>
-                <w:rFonts w:ascii="Times" w:eastAsia="Times" w:hAnsi="Times" w:cs="Times"/>
+              <w:spacing w:after="240"/>
+              <w:jc w:val="both"/>
+              <w:rPr>
+                <w:rFonts w:ascii="Times" w:hAnsi="Times" w:eastAsia="Times" w:cs="Times"/>
+              </w:rPr>
+            </w:pPr>
+            <w:r>
+              <w:rPr>
+                <w:rFonts w:ascii="Times" w:hAnsi="Times" w:eastAsia="Times" w:cs="Times"/>
               </w:rPr>
               <w:t>Arquiteto de Software &amp; DBA</w:t>
             </w:r>
@@ -1494,18 +1964,18 @@
     </w:p>
     <w:p>
       <w:pPr>
-        <w:pStyle w:val="Ttulo1"/>
+        <w:pStyle w:val="2"/>
         <w:spacing w:line="360" w:lineRule="auto"/>
         <w:jc w:val="both"/>
         <w:rPr>
-          <w:rFonts w:ascii="Arial" w:eastAsia="Arial" w:hAnsi="Arial" w:cs="Arial"/>
-          <w:sz w:val="24"/>
-          <w:szCs w:val="24"/>
-        </w:rPr>
-      </w:pPr>
-      <w:r>
-        <w:rPr>
-          <w:rFonts w:ascii="Arial" w:eastAsia="Arial" w:hAnsi="Arial" w:cs="Arial"/>
+          <w:rFonts w:ascii="Arial" w:hAnsi="Arial" w:eastAsia="Arial" w:cs="Arial"/>
+          <w:sz w:val="24"/>
+          <w:szCs w:val="24"/>
+        </w:rPr>
+      </w:pPr>
+      <w:r>
+        <w:rPr>
+          <w:rFonts w:ascii="Arial" w:hAnsi="Arial" w:eastAsia="Arial" w:cs="Arial"/>
           <w:sz w:val="24"/>
           <w:szCs w:val="24"/>
         </w:rPr>
@@ -1540,7 +2010,14 @@
           <w:sz w:val="24"/>
           <w:szCs w:val="24"/>
         </w:rPr>
-        <w:br/>
+        <w:br w:type="textWrapping"/>
+      </w:r>
+      <w:r>
+        <w:rPr>
+          <w:color w:val="000000"/>
+          <w:sz w:val="24"/>
+          <w:szCs w:val="24"/>
+        </w:rPr>
         <w:t>• Disponibilidade de tempo dos integrantes limitada pelas demais atividades acadêmicas.</w:t>
       </w:r>
       <w:r>
@@ -1549,25 +2026,62 @@
           <w:sz w:val="24"/>
           <w:szCs w:val="24"/>
         </w:rPr>
-        <w:br/>
-        <w:t>• Recursos financeiros limitados ao contexto acadêmico; não há previsão de investimento profissional para infraestrutura de produção.</w:t>
-      </w:r>
-      <w:r>
-        <w:rPr>
-          <w:color w:val="000000"/>
-          <w:sz w:val="24"/>
-          <w:szCs w:val="24"/>
-        </w:rPr>
-        <w:br/>
-        <w:t>• O desenvolvimento depende das tecnologias, ferramentas e ambientes disponíveis para a equipe.</w:t>
-      </w:r>
-      <w:r>
-        <w:rPr>
-          <w:color w:val="000000"/>
-          <w:sz w:val="24"/>
-          <w:szCs w:val="24"/>
-        </w:rPr>
-        <w:br/>
+        <w:br w:type="textWrapping"/>
+      </w:r>
+      <w:r>
+        <w:rPr>
+          <w:color w:val="000000"/>
+          <w:sz w:val="24"/>
+          <w:szCs w:val="24"/>
+        </w:rPr>
+        <w:t>• Recursos financeiros limitados ao contexto acadêmico para aquisição de sensores, câmera infravermelha, placa e demais componentes do protótipo.</w:t>
+      </w:r>
+      <w:r>
+        <w:rPr>
+          <w:color w:val="000000"/>
+          <w:sz w:val="24"/>
+          <w:szCs w:val="24"/>
+        </w:rPr>
+        <w:br w:type="textWrapping"/>
+      </w:r>
+      <w:r>
+        <w:rPr>
+          <w:color w:val="000000"/>
+          <w:sz w:val="24"/>
+          <w:szCs w:val="24"/>
+        </w:rPr>
+        <w:t>• Dependência da disponibilidade e compatibilidade dos componentes de hardware e dos ambientes tecnológicos utilizados no desenvolvimento.</w:t>
+      </w:r>
+      <w:r>
+        <w:rPr>
+          <w:color w:val="000000"/>
+          <w:sz w:val="24"/>
+          <w:szCs w:val="24"/>
+        </w:rPr>
+        <w:br w:type="textWrapping"/>
+      </w:r>
+      <w:r>
+        <w:rPr>
+          <w:color w:val="000000"/>
+          <w:sz w:val="24"/>
+          <w:szCs w:val="24"/>
+        </w:rPr>
+        <w:t>• O estudo de caso depende da definição de um ambiente industrial real e da disponibilidade do equipamento ou componente para validação.</w:t>
+      </w:r>
+      <w:r>
+        <w:rPr>
+          <w:color w:val="000000"/>
+          <w:sz w:val="24"/>
+          <w:szCs w:val="24"/>
+        </w:rPr>
+        <w:br w:type="textWrapping"/>
+      </w:r>
+      <w:r>
+        <w:rPr>
+          <w:color w:val="000000"/>
+          <w:sz w:val="24"/>
+          <w:szCs w:val="24"/>
+        </w:rPr>
         <w:t>• O escopo deverá ser controlado para evitar inclusão de funcionalidades que inviabilizem o prazo do semestre.</w:t>
       </w:r>
     </w:p>
@@ -1583,18 +2097,18 @@
     </w:p>
     <w:p>
       <w:pPr>
-        <w:pStyle w:val="Ttulo1"/>
+        <w:pStyle w:val="2"/>
         <w:spacing w:line="360" w:lineRule="auto"/>
         <w:jc w:val="both"/>
         <w:rPr>
-          <w:rFonts w:ascii="Arial" w:eastAsia="Arial" w:hAnsi="Arial" w:cs="Arial"/>
-          <w:sz w:val="24"/>
-          <w:szCs w:val="24"/>
-        </w:rPr>
-      </w:pPr>
-      <w:r>
-        <w:rPr>
-          <w:rFonts w:ascii="Arial" w:eastAsia="Arial" w:hAnsi="Arial" w:cs="Arial"/>
+          <w:rFonts w:ascii="Arial" w:hAnsi="Arial" w:eastAsia="Arial" w:cs="Arial"/>
+          <w:sz w:val="24"/>
+          <w:szCs w:val="24"/>
+        </w:rPr>
+      </w:pPr>
+      <w:r>
+        <w:rPr>
+          <w:rFonts w:ascii="Arial" w:hAnsi="Arial" w:eastAsia="Arial" w:cs="Arial"/>
           <w:sz w:val="24"/>
           <w:szCs w:val="24"/>
         </w:rPr>
@@ -1629,35 +2143,117 @@
           <w:sz w:val="24"/>
           <w:szCs w:val="24"/>
         </w:rPr>
-        <w:br/>
-        <w:t>• Os requisitos e conhecimentos produzidos no projeto anterior poderão servir como base para o refinamento desta nova etapa.</w:t>
-      </w:r>
-      <w:r>
-        <w:rPr>
-          <w:color w:val="000000"/>
-          <w:sz w:val="24"/>
-          <w:szCs w:val="24"/>
-        </w:rPr>
-        <w:br/>
-        <w:t>• Os dados utilizados para demonstração e testes poderão ser previamente cadastrados ou simulados para fins acadêmicos.</w:t>
-      </w:r>
-      <w:r>
-        <w:rPr>
-          <w:color w:val="000000"/>
-          <w:sz w:val="24"/>
-          <w:szCs w:val="24"/>
-        </w:rPr>
-        <w:br/>
-        <w:t>• O sistema será desenvolvido de forma incremental e iterativa, com levantamento/refinamento de requisitos, desenvolvimento, testes e validação em cada ciclo.</w:t>
-      </w:r>
-      <w:r>
-        <w:rPr>
-          <w:color w:val="000000"/>
-          <w:sz w:val="24"/>
-          <w:szCs w:val="24"/>
-        </w:rPr>
-        <w:br/>
-        <w:t>• A Inteligência Artificial será utilizada como apoio à análise dos dados, sem substituir a avaliação técnica dos responsáveis.</w:t>
+        <w:br w:type="textWrapping"/>
+      </w:r>
+      <w:r>
+        <w:rPr>
+          <w:color w:val="000000"/>
+          <w:sz w:val="24"/>
+          <w:szCs w:val="24"/>
+        </w:rPr>
+        <w:t>• Os conhecimentos e artefatos produzidos no projeto anterior poderão ser utilizados como base para a evolução da solução.</w:t>
+      </w:r>
+      <w:r>
+        <w:rPr>
+          <w:color w:val="000000"/>
+          <w:sz w:val="24"/>
+          <w:szCs w:val="24"/>
+        </w:rPr>
+        <w:br w:type="textWrapping"/>
+      </w:r>
+      <w:r>
+        <w:rPr>
+          <w:color w:val="000000"/>
+          <w:sz w:val="24"/>
+          <w:szCs w:val="24"/>
+        </w:rPr>
+        <w:t>• Será possível utilizar dados e imagens térmicas reais ou, quando necessário para desenvolvimento e testes, dados previamente obtidos ou simulados.</w:t>
+      </w:r>
+      <w:r>
+        <w:rPr>
+          <w:color w:val="000000"/>
+          <w:sz w:val="24"/>
+          <w:szCs w:val="24"/>
+        </w:rPr>
+        <w:br w:type="textWrapping"/>
+      </w:r>
+      <w:r>
+        <w:rPr>
+          <w:color w:val="000000"/>
+          <w:sz w:val="24"/>
+          <w:szCs w:val="24"/>
+        </w:rPr>
+        <w:t>• O protótipo será desenvolvido de forma incremental, integrando aquisição, comunicação, processamento, armazenamento e apresentação das informações.</w:t>
+      </w:r>
+      <w:r>
+        <w:rPr>
+          <w:color w:val="000000"/>
+          <w:sz w:val="24"/>
+          <w:szCs w:val="24"/>
+        </w:rPr>
+        <w:br w:type="textWrapping"/>
+      </w:r>
+      <w:r>
+        <w:rPr>
+          <w:color w:val="000000"/>
+          <w:sz w:val="24"/>
+          <w:szCs w:val="24"/>
+        </w:rPr>
+        <w:t>•</w:t>
+      </w:r>
+      <w:r>
+        <w:rPr>
+          <w:rFonts w:hint="default"/>
+          <w:color w:val="000000"/>
+          <w:sz w:val="24"/>
+          <w:szCs w:val="24"/>
+          <w:lang w:val="pt-BR"/>
+        </w:rPr>
+        <w:t xml:space="preserve"> </w:t>
+      </w:r>
+      <w:r>
+        <w:rPr>
+          <w:rFonts w:hint="default"/>
+          <w:color w:val="000000"/>
+          <w:sz w:val="24"/>
+          <w:szCs w:val="24"/>
+        </w:rPr>
+        <w:t xml:space="preserve">O projeto será desenvolvido considerando um cenário de aplicação industrial, tendo como referência as necessidades de monitoramento térmico e </w:t>
+      </w:r>
+      <w:r>
+        <w:rPr>
+          <w:rFonts w:hint="default"/>
+          <w:color w:val="000000"/>
+          <w:sz w:val="24"/>
+          <w:szCs w:val="24"/>
+          <w:lang w:val="pt-BR"/>
+        </w:rPr>
+        <w:t>a identificação</w:t>
+      </w:r>
+      <w:r>
+        <w:rPr>
+          <w:rFonts w:hint="default"/>
+          <w:color w:val="000000"/>
+          <w:sz w:val="24"/>
+          <w:szCs w:val="24"/>
+        </w:rPr>
+        <w:t xml:space="preserve"> de possíveis anomalias em equipamentos.</w:t>
+      </w:r>
+      <w:r>
+        <w:rPr>
+          <w:color w:val="000000"/>
+          <w:sz w:val="24"/>
+          <w:szCs w:val="24"/>
+        </w:rPr>
+        <w:br w:type="textWrapping"/>
+      </w:r>
+      <w:r>
+        <w:rPr>
+          <w:color w:val="000000"/>
+          <w:sz w:val="24"/>
+          <w:szCs w:val="24"/>
+        </w:rPr>
+        <w:t>• A Inteligência Artificial será utilizada como apoio à análise das informações térmicas e à identificação de padrões, sem substituir a avaliação técnica do responsável pelo equipamento.</w:t>
       </w:r>
     </w:p>
     <w:p>
@@ -1677,18 +2273,18 @@
     </w:p>
     <w:p>
       <w:pPr>
-        <w:pStyle w:val="Ttulo1"/>
+        <w:pStyle w:val="2"/>
         <w:spacing w:line="360" w:lineRule="auto"/>
         <w:jc w:val="both"/>
         <w:rPr>
-          <w:rFonts w:ascii="Arial" w:eastAsia="Arial" w:hAnsi="Arial" w:cs="Arial"/>
-          <w:sz w:val="24"/>
-          <w:szCs w:val="24"/>
-        </w:rPr>
-      </w:pPr>
-      <w:r>
-        <w:rPr>
-          <w:rFonts w:ascii="Arial" w:eastAsia="Arial" w:hAnsi="Arial" w:cs="Arial"/>
+          <w:rFonts w:ascii="Arial" w:hAnsi="Arial" w:eastAsia="Arial" w:cs="Arial"/>
+          <w:sz w:val="24"/>
+          <w:szCs w:val="24"/>
+        </w:rPr>
+      </w:pPr>
+      <w:r>
+        <w:rPr>
+          <w:rFonts w:ascii="Arial" w:hAnsi="Arial" w:eastAsia="Arial" w:cs="Arial"/>
           <w:sz w:val="24"/>
           <w:szCs w:val="24"/>
         </w:rPr>
@@ -1724,44 +2320,120 @@
           <w:sz w:val="24"/>
           <w:szCs w:val="24"/>
         </w:rPr>
-        <w:br/>
-        <w:t>• Dificuldades de integração entre frontend, backend, banco de dados e componentes de IA.</w:t>
-      </w:r>
-      <w:r>
-        <w:rPr>
-          <w:color w:val="000000"/>
-          <w:sz w:val="24"/>
-          <w:szCs w:val="24"/>
-        </w:rPr>
-        <w:br/>
-        <w:t>• Indisponibilidade ou insuficiência de dados adequados para testes e análises.</w:t>
-      </w:r>
-      <w:r>
-        <w:rPr>
-          <w:color w:val="000000"/>
-          <w:sz w:val="24"/>
-          <w:szCs w:val="24"/>
-        </w:rPr>
-        <w:br/>
-        <w:t>• Resultados inadequados na detecção de anomalias ou classificação de risco devido a dados insuficientes ou pouco representativos.</w:t>
-      </w:r>
-      <w:r>
-        <w:rPr>
-          <w:color w:val="000000"/>
-          <w:sz w:val="24"/>
-          <w:szCs w:val="24"/>
-        </w:rPr>
-        <w:br/>
-        <w:t>• Falhas de segurança ou inconsistências no controle de acesso e armazenamento dos dados.</w:t>
-      </w:r>
-      <w:r>
-        <w:rPr>
-          <w:color w:val="000000"/>
-          <w:sz w:val="24"/>
-          <w:szCs w:val="24"/>
-        </w:rPr>
-        <w:br/>
-        <w:t>• Aumento do escopo durante o semestre, comprometendo prazo e capacidade da equipe.</w:t>
+        <w:br w:type="textWrapping"/>
+      </w:r>
+      <w:r>
+        <w:rPr>
+          <w:color w:val="000000"/>
+          <w:sz w:val="24"/>
+          <w:szCs w:val="24"/>
+        </w:rPr>
+        <w:t>• Dificuldades na montagem, configuração ou integração do sensor/câmera infravermelha com a placa de controle e comunicação.</w:t>
+      </w:r>
+      <w:r>
+        <w:rPr>
+          <w:color w:val="000000"/>
+          <w:sz w:val="24"/>
+          <w:szCs w:val="24"/>
+        </w:rPr>
+        <w:br w:type="textWrapping"/>
+      </w:r>
+      <w:r>
+        <w:rPr>
+          <w:color w:val="000000"/>
+          <w:sz w:val="24"/>
+          <w:szCs w:val="24"/>
+        </w:rPr>
+        <w:t xml:space="preserve">• </w:t>
+      </w:r>
+      <w:r>
+        <w:rPr>
+          <w:rFonts w:hint="default"/>
+          <w:color w:val="000000"/>
+          <w:sz w:val="24"/>
+          <w:szCs w:val="24"/>
+        </w:rPr>
+        <w:t>Indisponibilidade ou atraso no acesso aos recursos necessários para o desenvolvimento, integração e validação das funcionalidades do sistema.</w:t>
+      </w:r>
+      <w:r>
+        <w:rPr>
+          <w:color w:val="000000"/>
+          <w:sz w:val="24"/>
+          <w:szCs w:val="24"/>
+        </w:rPr>
+        <w:br w:type="textWrapping"/>
+      </w:r>
+      <w:r>
+        <w:rPr>
+          <w:color w:val="000000"/>
+          <w:sz w:val="24"/>
+          <w:szCs w:val="24"/>
+        </w:rPr>
+        <w:t>• Qualidade insuficiente das imagens ou medições térmicas para realizar análises confiáveis.</w:t>
+      </w:r>
+      <w:r>
+        <w:rPr>
+          <w:color w:val="000000"/>
+          <w:sz w:val="24"/>
+          <w:szCs w:val="24"/>
+        </w:rPr>
+        <w:br w:type="textWrapping"/>
+      </w:r>
+      <w:r>
+        <w:rPr>
+          <w:color w:val="000000"/>
+          <w:sz w:val="24"/>
+          <w:szCs w:val="24"/>
+        </w:rPr>
+        <w:t>• Dificuldades de integração entre hardware, API, banco de dados, interface e componentes de Inteligência Artificial.</w:t>
+      </w:r>
+      <w:r>
+        <w:rPr>
+          <w:color w:val="000000"/>
+          <w:sz w:val="24"/>
+          <w:szCs w:val="24"/>
+        </w:rPr>
+        <w:br w:type="textWrapping"/>
+      </w:r>
+      <w:r>
+        <w:rPr>
+          <w:color w:val="000000"/>
+          <w:sz w:val="24"/>
+          <w:szCs w:val="24"/>
+        </w:rPr>
+        <w:t>• Resultados inadequados na detecção de anomalias ou classificação do nível de atenção devido a dados insuficientes ou pouco representativos.</w:t>
+      </w:r>
+      <w:r>
+        <w:rPr>
+          <w:color w:val="000000"/>
+          <w:sz w:val="24"/>
+          <w:szCs w:val="24"/>
+        </w:rPr>
+        <w:br w:type="textWrapping"/>
+      </w:r>
+      <w:r>
+        <w:rPr>
+          <w:color w:val="000000"/>
+          <w:sz w:val="24"/>
+          <w:szCs w:val="24"/>
+        </w:rPr>
+        <w:t>• Atraso na definição do cliente ou dificuldade de acesso ao equipamento para realização do estudo de caso.</w:t>
+      </w:r>
+      <w:r>
+        <w:rPr>
+          <w:color w:val="000000"/>
+          <w:sz w:val="24"/>
+          <w:szCs w:val="24"/>
+        </w:rPr>
+        <w:br w:type="textWrapping"/>
+      </w:r>
+      <w:r>
+        <w:rPr>
+          <w:color w:val="000000"/>
+          <w:sz w:val="24"/>
+          <w:szCs w:val="24"/>
+        </w:rPr>
+        <w:t>• Aumento do escopo durante o semestre, comprometendo o prazo e a capacidade da equipe.</w:t>
       </w:r>
     </w:p>
     <w:p>
@@ -1776,399 +2448,51 @@
           <w:color w:val="000000"/>
           <w:sz w:val="24"/>
           <w:szCs w:val="24"/>
-          <w:lang w:val="pt-BR"/>
-        </w:rPr>
-      </w:pPr>
-      <w:r>
-        <w:rPr>
-          <w:color w:val="000000"/>
-          <w:sz w:val="24"/>
-          <w:szCs w:val="24"/>
-        </w:rPr>
-        <w:t xml:space="preserve">• </w:t>
-      </w:r>
-      <w:r>
-        <w:rPr>
-          <w:color w:val="000000"/>
-          <w:sz w:val="24"/>
-          <w:szCs w:val="24"/>
-          <w:lang w:val="pt-BR"/>
-        </w:rPr>
-        <w:t xml:space="preserve"> </w:t>
-      </w:r>
-      <w:r>
-        <w:rPr>
-          <w:color w:val="000000"/>
-          <w:sz w:val="24"/>
-          <w:szCs w:val="24"/>
-        </w:rPr>
-        <w:t>Dificuldades na montagem dos componentes Arduino</w:t>
-      </w:r>
-      <w:r>
-        <w:rPr>
-          <w:color w:val="000000"/>
-          <w:sz w:val="24"/>
-          <w:szCs w:val="24"/>
-          <w:lang w:val="pt-BR"/>
-        </w:rPr>
-        <w:br/>
-      </w:r>
-      <w:r>
-        <w:rPr>
-          <w:color w:val="000000"/>
-          <w:sz w:val="24"/>
-          <w:szCs w:val="24"/>
-        </w:rPr>
-        <w:t xml:space="preserve">• </w:t>
-      </w:r>
-      <w:r>
-        <w:rPr>
-          <w:color w:val="000000"/>
-          <w:sz w:val="24"/>
-          <w:szCs w:val="24"/>
-          <w:lang w:val="pt-BR"/>
-        </w:rPr>
-        <w:t xml:space="preserve"> </w:t>
-      </w:r>
-      <w:r>
-        <w:rPr>
-          <w:color w:val="000000"/>
-          <w:sz w:val="24"/>
-          <w:szCs w:val="24"/>
-        </w:rPr>
-        <w:t>Atraso na entrega dos equipamentos</w:t>
-      </w:r>
-    </w:p>
-    <w:p>
-      <w:pPr>
-        <w:tabs>
-          <w:tab w:val="center" w:pos="4320"/>
-          <w:tab w:val="right" w:pos="8640"/>
-        </w:tabs>
+        </w:rPr>
+      </w:pPr>
+    </w:p>
+    <w:p>
+      <w:pPr>
+        <w:pStyle w:val="2"/>
         <w:spacing w:line="360" w:lineRule="auto"/>
         <w:jc w:val="both"/>
         <w:rPr>
-          <w:color w:val="000000"/>
-          <w:sz w:val="24"/>
-          <w:szCs w:val="24"/>
-          <w:lang w:val="pt-BR"/>
-        </w:rPr>
-      </w:pPr>
-      <w:r>
-        <w:rPr>
-          <w:color w:val="000000"/>
-          <w:sz w:val="24"/>
-          <w:szCs w:val="24"/>
-        </w:rPr>
-        <w:t>•</w:t>
-      </w:r>
-      <w:r>
-        <w:rPr>
-          <w:color w:val="000000"/>
-          <w:sz w:val="24"/>
-          <w:szCs w:val="24"/>
-          <w:lang w:val="pt-BR"/>
-        </w:rPr>
-        <w:t xml:space="preserve"> </w:t>
-      </w:r>
-      <w:r>
-        <w:rPr>
-          <w:color w:val="000000"/>
-          <w:sz w:val="24"/>
-          <w:szCs w:val="24"/>
-          <w:lang w:val="pt-BR"/>
-        </w:rPr>
-        <w:t xml:space="preserve"> </w:t>
-      </w:r>
-      <w:r>
-        <w:rPr>
-          <w:color w:val="000000"/>
-          <w:sz w:val="24"/>
-          <w:szCs w:val="24"/>
-        </w:rPr>
-        <w:t>Dificuldades de comunicação entre Arduino e aplicação mobile</w:t>
-      </w:r>
-    </w:p>
-    <w:p>
-      <w:pPr>
-        <w:tabs>
-          <w:tab w:val="center" w:pos="4320"/>
-          <w:tab w:val="right" w:pos="8640"/>
-        </w:tabs>
+          <w:rFonts w:ascii="Arial" w:hAnsi="Arial" w:eastAsia="Arial" w:cs="Arial"/>
+          <w:sz w:val="24"/>
+          <w:szCs w:val="24"/>
+        </w:rPr>
+      </w:pPr>
+      <w:r>
+        <w:rPr>
+          <w:rFonts w:ascii="Arial" w:hAnsi="Arial" w:eastAsia="Arial" w:cs="Arial"/>
+          <w:sz w:val="24"/>
+          <w:szCs w:val="24"/>
+        </w:rPr>
+        <w:t>Orçamento do Projeto</w:t>
+      </w:r>
+    </w:p>
+    <w:p>
+      <w:pPr>
         <w:spacing w:line="360" w:lineRule="auto"/>
         <w:jc w:val="both"/>
         <w:rPr>
-          <w:color w:val="000000"/>
-          <w:sz w:val="24"/>
-          <w:szCs w:val="24"/>
-          <w:lang w:val="pt-BR"/>
-        </w:rPr>
-      </w:pPr>
-      <w:r>
-        <w:rPr>
-          <w:color w:val="000000"/>
-          <w:sz w:val="24"/>
-          <w:szCs w:val="24"/>
-        </w:rPr>
-        <w:t>•</w:t>
-      </w:r>
-      <w:r>
-        <w:rPr>
-          <w:color w:val="000000"/>
-          <w:sz w:val="24"/>
-          <w:szCs w:val="24"/>
-          <w:lang w:val="pt-BR"/>
-        </w:rPr>
-        <w:t xml:space="preserve">  </w:t>
-      </w:r>
-      <w:r>
-        <w:rPr>
-          <w:color w:val="000000"/>
-          <w:sz w:val="24"/>
-          <w:szCs w:val="24"/>
-        </w:rPr>
-        <w:t xml:space="preserve">Dificuldades </w:t>
-      </w:r>
-      <w:r>
-        <w:rPr>
-          <w:color w:val="000000"/>
-          <w:sz w:val="24"/>
-          <w:szCs w:val="24"/>
-          <w:lang w:val="pt-BR"/>
-        </w:rPr>
-        <w:t xml:space="preserve">no desenvolvimento do aplicativo </w:t>
-      </w:r>
-      <w:r>
-        <w:rPr>
-          <w:color w:val="000000"/>
-          <w:sz w:val="24"/>
-          <w:szCs w:val="24"/>
-        </w:rPr>
-        <w:t>mobile</w:t>
-      </w:r>
-    </w:p>
-    <w:p>
-      <w:pPr>
-        <w:tabs>
-          <w:tab w:val="center" w:pos="4320"/>
-          <w:tab w:val="right" w:pos="8640"/>
-        </w:tabs>
+          <w:sz w:val="24"/>
+          <w:szCs w:val="24"/>
+        </w:rPr>
+      </w:pPr>
+      <w:r>
+        <w:rPr>
+          <w:sz w:val="24"/>
+          <w:szCs w:val="24"/>
+        </w:rPr>
+        <w:t>A estimativa preliminar de custo será utilizada como referência acadêmica para representar os recursos necessários ao desenvolvimento do protótipo. O orçamento contemplará principalmente os esforços de análise de requisitos, modelagem, desenvolvimento do Sistema de Informação, integração, testes e documentação, além da possível aquisição de componentes para a etapa de monitoramento térmico, como sensor ou câmera infravermelha, placa de controle e comunicação e demais componentes necessários. Os valores serão definidos e revisados conforme o escopo, as necessidades técnicas e o esforço planejado ao longo do semestre. As eventuais aquisições serão realizadas somente quando necessárias para a execução e validação do protótipo.</w:t>
+      </w:r>
+    </w:p>
+    <w:p>
+      <w:pPr>
         <w:spacing w:line="360" w:lineRule="auto"/>
         <w:jc w:val="both"/>
         <w:rPr>
-          <w:color w:val="000000"/>
-          <w:sz w:val="24"/>
-          <w:szCs w:val="24"/>
-          <w:lang w:val="pt-BR"/>
-        </w:rPr>
-      </w:pPr>
-      <w:r>
-        <w:rPr>
-          <w:color w:val="000000"/>
-          <w:sz w:val="24"/>
-          <w:szCs w:val="24"/>
-        </w:rPr>
-        <w:t>•</w:t>
-      </w:r>
-      <w:r>
-        <w:rPr>
-          <w:color w:val="000000"/>
-          <w:sz w:val="24"/>
-          <w:szCs w:val="24"/>
-          <w:lang w:val="pt-BR"/>
-        </w:rPr>
-        <w:t xml:space="preserve">  </w:t>
-      </w:r>
-      <w:r>
-        <w:rPr>
-          <w:color w:val="000000"/>
-          <w:sz w:val="24"/>
-          <w:szCs w:val="24"/>
-        </w:rPr>
-        <w:t xml:space="preserve">Dificuldades de comunicação entre </w:t>
-      </w:r>
-      <w:r>
-        <w:rPr>
-          <w:color w:val="000000"/>
-          <w:sz w:val="24"/>
-          <w:szCs w:val="24"/>
-          <w:lang w:val="pt-BR"/>
-        </w:rPr>
-        <w:t>aplicativo mobile</w:t>
-      </w:r>
-      <w:r>
-        <w:rPr>
-          <w:color w:val="000000"/>
-          <w:sz w:val="24"/>
-          <w:szCs w:val="24"/>
-        </w:rPr>
-        <w:t xml:space="preserve"> e </w:t>
-      </w:r>
-      <w:r>
-        <w:rPr>
-          <w:color w:val="000000"/>
-          <w:sz w:val="24"/>
-          <w:szCs w:val="24"/>
-          <w:lang w:val="pt-BR"/>
-        </w:rPr>
-        <w:t>a nuvem</w:t>
-      </w:r>
-    </w:p>
-    <w:p>
-      <w:pPr>
-        <w:tabs>
-          <w:tab w:val="center" w:pos="4320"/>
-          <w:tab w:val="right" w:pos="8640"/>
-        </w:tabs>
-        <w:spacing w:line="360" w:lineRule="auto"/>
-        <w:jc w:val="both"/>
-        <w:rPr>
-          <w:color w:val="000000"/>
-          <w:sz w:val="24"/>
-          <w:szCs w:val="24"/>
-          <w:lang w:val="pt-BR"/>
-        </w:rPr>
-      </w:pPr>
-      <w:r>
-        <w:rPr>
-          <w:color w:val="000000"/>
-          <w:sz w:val="24"/>
-          <w:szCs w:val="24"/>
-        </w:rPr>
-        <w:t>•</w:t>
-      </w:r>
-      <w:r>
-        <w:rPr>
-          <w:color w:val="000000"/>
-          <w:sz w:val="24"/>
-          <w:szCs w:val="24"/>
-          <w:lang w:val="pt-BR"/>
-        </w:rPr>
-        <w:t xml:space="preserve">  </w:t>
-      </w:r>
-      <w:r>
-        <w:rPr>
-          <w:color w:val="000000"/>
-          <w:sz w:val="24"/>
-          <w:szCs w:val="24"/>
-          <w:lang w:val="pt-BR"/>
-        </w:rPr>
-        <w:t xml:space="preserve">Superlotar o Banco de Dados </w:t>
-      </w:r>
-    </w:p>
-    <w:p>
-      <w:pPr>
-        <w:tabs>
-          <w:tab w:val="center" w:pos="4320"/>
-          <w:tab w:val="right" w:pos="8640"/>
-        </w:tabs>
-        <w:spacing w:line="360" w:lineRule="auto"/>
-        <w:jc w:val="both"/>
-        <w:rPr>
-          <w:color w:val="000000"/>
-          <w:sz w:val="24"/>
-          <w:szCs w:val="24"/>
-          <w:lang w:val="pt-BR"/>
-        </w:rPr>
-      </w:pPr>
-    </w:p>
-    <w:p>
-      <w:pPr>
-        <w:tabs>
-          <w:tab w:val="center" w:pos="4320"/>
-          <w:tab w:val="right" w:pos="8640"/>
-        </w:tabs>
-        <w:spacing w:line="360" w:lineRule="auto"/>
-        <w:jc w:val="both"/>
-        <w:rPr>
-          <w:color w:val="000000"/>
-          <w:sz w:val="24"/>
-          <w:szCs w:val="24"/>
-          <w:lang w:val="pt-BR"/>
-        </w:rPr>
-      </w:pPr>
-    </w:p>
-    <w:p>
-      <w:pPr>
-        <w:tabs>
-          <w:tab w:val="center" w:pos="4320"/>
-          <w:tab w:val="right" w:pos="8640"/>
-        </w:tabs>
-        <w:spacing w:line="360" w:lineRule="auto"/>
-        <w:jc w:val="both"/>
-        <w:rPr>
-          <w:color w:val="000000"/>
-          <w:sz w:val="24"/>
-          <w:szCs w:val="24"/>
-          <w:lang w:val="pt-BR"/>
-        </w:rPr>
-      </w:pPr>
-    </w:p>
-    <w:p>
-      <w:pPr>
-        <w:tabs>
-          <w:tab w:val="center" w:pos="4320"/>
-          <w:tab w:val="right" w:pos="8640"/>
-        </w:tabs>
-        <w:spacing w:line="360" w:lineRule="auto"/>
-        <w:jc w:val="both"/>
-        <w:rPr>
-          <w:color w:val="000000"/>
-          <w:sz w:val="24"/>
-          <w:szCs w:val="24"/>
-        </w:rPr>
-      </w:pPr>
-    </w:p>
-    <w:p>
-      <w:pPr>
-        <w:pStyle w:val="Ttulo1"/>
-        <w:spacing w:line="360" w:lineRule="auto"/>
-        <w:jc w:val="both"/>
-        <w:rPr>
-          <w:rFonts w:ascii="Arial" w:eastAsia="Arial" w:hAnsi="Arial" w:cs="Arial"/>
-          <w:sz w:val="24"/>
-          <w:szCs w:val="24"/>
-        </w:rPr>
-      </w:pPr>
-      <w:r>
-        <w:rPr>
-          <w:rFonts w:ascii="Arial" w:eastAsia="Arial" w:hAnsi="Arial" w:cs="Arial"/>
-          <w:sz w:val="24"/>
-          <w:szCs w:val="24"/>
-        </w:rPr>
-        <w:t>Orçamento do Projeto</w:t>
-      </w:r>
-    </w:p>
-    <w:p>
-      <w:pPr>
-        <w:spacing w:line="360" w:lineRule="auto"/>
-        <w:jc w:val="both"/>
-        <w:rPr>
-          <w:sz w:val="24"/>
-          <w:szCs w:val="24"/>
-        </w:rPr>
-      </w:pPr>
-      <w:r>
-        <w:rPr>
-          <w:sz w:val="24"/>
-          <w:szCs w:val="24"/>
-        </w:rPr>
-        <w:t xml:space="preserve">A estimativa preliminar de custo será utilizada como referência acadêmica para representar os recursos necessários ao desenvolvimento do produto. O orçamento contemplará principalmente os esforços de análise de requisitos, modelagem, desenvolvimento backend e frontend, integração, testes e </w:t>
-      </w:r>
-      <w:r>
-        <w:rPr>
-          <w:sz w:val="24"/>
-          <w:szCs w:val="24"/>
-        </w:rPr>
-        <w:lastRenderedPageBreak/>
-        <w:t>documentação, além da possibilidade de aquisição de componentes para prototipação e coleta de dados, como sensores, placas Arduino e módulos Bluetooth. Os valores serão definidos e revisados conforme o escopo, as necessidades técnicas e o esforço planejado para o desenvolvimento do projeto ao longo do semestre. As eventuais aquisições serão realizadas somente quando necessárias para a execução e validação do protótipo.</w:t>
-      </w:r>
-    </w:p>
-    <w:p>
-      <w:pPr>
-        <w:spacing w:line="360" w:lineRule="auto"/>
-        <w:jc w:val="both"/>
-        <w:rPr>
           <w:sz w:val="24"/>
           <w:szCs w:val="24"/>
         </w:rPr>
@@ -2176,19 +2500,24 @@
     </w:p>
     <w:tbl>
       <w:tblPr>
-        <w:tblStyle w:val="Style13"/>
+        <w:tblStyle w:val="18"/>
         <w:tblW w:w="8726" w:type="dxa"/>
         <w:tblInd w:w="-28" w:type="dxa"/>
         <w:tblBorders>
-          <w:top w:val="single" w:sz="4" w:space="0" w:color="999999"/>
-          <w:left w:val="single" w:sz="4" w:space="0" w:color="999999"/>
-          <w:bottom w:val="single" w:sz="4" w:space="0" w:color="999999"/>
-          <w:right w:val="single" w:sz="4" w:space="0" w:color="999999"/>
-          <w:insideH w:val="single" w:sz="4" w:space="0" w:color="999999"/>
-          <w:insideV w:val="single" w:sz="4" w:space="0" w:color="999999"/>
+          <w:top w:val="single" w:color="999999" w:sz="4" w:space="0"/>
+          <w:left w:val="single" w:color="999999" w:sz="4" w:space="0"/>
+          <w:bottom w:val="single" w:color="999999" w:sz="4" w:space="0"/>
+          <w:right w:val="single" w:color="999999" w:sz="4" w:space="0"/>
+          <w:insideH w:val="single" w:color="999999" w:sz="4" w:space="0"/>
+          <w:insideV w:val="single" w:color="999999" w:sz="4" w:space="0"/>
         </w:tblBorders>
         <w:tblLayout w:type="fixed"/>
-        <w:tblLook w:val="04A0" w:firstRow="1" w:lastRow="0" w:firstColumn="1" w:lastColumn="0" w:noHBand="0" w:noVBand="1"/>
+        <w:tblCellMar>
+          <w:top w:w="0" w:type="dxa"/>
+          <w:left w:w="28" w:type="dxa"/>
+          <w:bottom w:w="0" w:type="dxa"/>
+          <w:right w:w="0" w:type="dxa"/>
+        </w:tblCellMar>
       </w:tblPr>
       <w:tblGrid>
         <w:gridCol w:w="2717"/>
@@ -2196,8 +2525,24 @@
         <w:gridCol w:w="1562"/>
       </w:tblGrid>
       <w:tr>
+        <w:tblPrEx>
+          <w:tblBorders>
+            <w:top w:val="single" w:color="999999" w:sz="4" w:space="0"/>
+            <w:left w:val="single" w:color="999999" w:sz="4" w:space="0"/>
+            <w:bottom w:val="single" w:color="999999" w:sz="4" w:space="0"/>
+            <w:right w:val="single" w:color="999999" w:sz="4" w:space="0"/>
+            <w:insideH w:val="single" w:color="999999" w:sz="4" w:space="0"/>
+            <w:insideV w:val="single" w:color="999999" w:sz="4" w:space="0"/>
+          </w:tblBorders>
+          <w:tblCellMar>
+            <w:top w:w="0" w:type="dxa"/>
+            <w:left w:w="28" w:type="dxa"/>
+            <w:bottom w:w="0" w:type="dxa"/>
+            <w:right w:w="0" w:type="dxa"/>
+          </w:tblCellMar>
+        </w:tblPrEx>
         <w:trPr>
-          <w:trHeight w:val="377"/>
+          <w:trHeight w:val="377" w:hRule="atLeast"/>
         </w:trPr>
         <w:tc>
           <w:tcPr>
@@ -2227,8 +2572,24 @@
         </w:tc>
       </w:tr>
       <w:tr>
+        <w:tblPrEx>
+          <w:tblBorders>
+            <w:top w:val="single" w:color="999999" w:sz="4" w:space="0"/>
+            <w:left w:val="single" w:color="999999" w:sz="4" w:space="0"/>
+            <w:bottom w:val="single" w:color="999999" w:sz="4" w:space="0"/>
+            <w:right w:val="single" w:color="999999" w:sz="4" w:space="0"/>
+            <w:insideH w:val="single" w:color="999999" w:sz="4" w:space="0"/>
+            <w:insideV w:val="single" w:color="999999" w:sz="4" w:space="0"/>
+          </w:tblBorders>
+          <w:tblCellMar>
+            <w:top w:w="0" w:type="dxa"/>
+            <w:left w:w="28" w:type="dxa"/>
+            <w:bottom w:w="0" w:type="dxa"/>
+            <w:right w:w="0" w:type="dxa"/>
+          </w:tblCellMar>
+        </w:tblPrEx>
         <w:trPr>
-          <w:trHeight w:val="283"/>
+          <w:trHeight w:val="283" w:hRule="atLeast"/>
         </w:trPr>
         <w:tc>
           <w:tcPr>
@@ -2307,8 +2668,24 @@
         </w:tc>
       </w:tr>
       <w:tr>
+        <w:tblPrEx>
+          <w:tblBorders>
+            <w:top w:val="single" w:color="999999" w:sz="4" w:space="0"/>
+            <w:left w:val="single" w:color="999999" w:sz="4" w:space="0"/>
+            <w:bottom w:val="single" w:color="999999" w:sz="4" w:space="0"/>
+            <w:right w:val="single" w:color="999999" w:sz="4" w:space="0"/>
+            <w:insideH w:val="single" w:color="999999" w:sz="4" w:space="0"/>
+            <w:insideV w:val="single" w:color="999999" w:sz="4" w:space="0"/>
+          </w:tblBorders>
+          <w:tblCellMar>
+            <w:top w:w="0" w:type="dxa"/>
+            <w:left w:w="28" w:type="dxa"/>
+            <w:bottom w:w="0" w:type="dxa"/>
+            <w:right w:w="0" w:type="dxa"/>
+          </w:tblCellMar>
+        </w:tblPrEx>
         <w:trPr>
-          <w:trHeight w:val="340"/>
+          <w:trHeight w:val="340" w:hRule="atLeast"/>
         </w:trPr>
         <w:tc>
           <w:tcPr>
@@ -2334,16 +2711,67 @@
                 <w:lang w:val="pt-BR"/>
               </w:rPr>
             </w:pPr>
-            <w:proofErr w:type="spellStart"/>
-            <w:r>
+          </w:p>
+        </w:tc>
+        <w:tc>
+          <w:tcPr>
+            <w:tcW w:w="1562" w:type="dxa"/>
+            <w:vAlign w:val="center"/>
+          </w:tcPr>
+          <w:p>
+            <w:pPr>
+              <w:rPr>
+                <w:sz w:val="24"/>
+                <w:szCs w:val="24"/>
+              </w:rPr>
+            </w:pPr>
+          </w:p>
+        </w:tc>
+      </w:tr>
+      <w:tr>
+        <w:tblPrEx>
+          <w:tblBorders>
+            <w:top w:val="single" w:color="999999" w:sz="4" w:space="0"/>
+            <w:left w:val="single" w:color="999999" w:sz="4" w:space="0"/>
+            <w:bottom w:val="single" w:color="999999" w:sz="4" w:space="0"/>
+            <w:right w:val="single" w:color="999999" w:sz="4" w:space="0"/>
+            <w:insideH w:val="single" w:color="999999" w:sz="4" w:space="0"/>
+            <w:insideV w:val="single" w:color="999999" w:sz="4" w:space="0"/>
+          </w:tblBorders>
+          <w:tblCellMar>
+            <w:top w:w="0" w:type="dxa"/>
+            <w:left w:w="28" w:type="dxa"/>
+            <w:bottom w:w="0" w:type="dxa"/>
+            <w:right w:w="0" w:type="dxa"/>
+          </w:tblCellMar>
+        </w:tblPrEx>
+        <w:trPr>
+          <w:trHeight w:val="340" w:hRule="atLeast"/>
+        </w:trPr>
+        <w:tc>
+          <w:tcPr>
+            <w:tcW w:w="2717" w:type="dxa"/>
+            <w:vAlign w:val="center"/>
+          </w:tcPr>
+          <w:p>
+            <w:r>
+              <w:t>Gerente do Projeto</w:t>
+            </w:r>
+          </w:p>
+        </w:tc>
+        <w:tc>
+          <w:tcPr>
+            <w:tcW w:w="4447" w:type="dxa"/>
+            <w:vAlign w:val="center"/>
+          </w:tcPr>
+          <w:p>
+            <w:pPr>
               <w:rPr>
                 <w:sz w:val="24"/>
                 <w:szCs w:val="24"/>
                 <w:lang w:val="pt-BR"/>
               </w:rPr>
-              <w:t>Personalito</w:t>
-            </w:r>
-            <w:proofErr w:type="spellEnd"/>
+            </w:pPr>
           </w:p>
         </w:tc>
         <w:tc>
@@ -2361,51 +2789,6 @@
           </w:p>
         </w:tc>
       </w:tr>
-      <w:tr>
-        <w:trPr>
-          <w:trHeight w:val="340"/>
-        </w:trPr>
-        <w:tc>
-          <w:tcPr>
-            <w:tcW w:w="2717" w:type="dxa"/>
-            <w:vAlign w:val="center"/>
-          </w:tcPr>
-          <w:p>
-            <w:r>
-              <w:t>Gerente do Projeto</w:t>
-            </w:r>
-          </w:p>
-        </w:tc>
-        <w:tc>
-          <w:tcPr>
-            <w:tcW w:w="4447" w:type="dxa"/>
-            <w:vAlign w:val="center"/>
-          </w:tcPr>
-          <w:p>
-            <w:pPr>
-              <w:rPr>
-                <w:sz w:val="24"/>
-                <w:szCs w:val="24"/>
-                <w:lang w:val="pt-BR"/>
-              </w:rPr>
-            </w:pPr>
-          </w:p>
-        </w:tc>
-        <w:tc>
-          <w:tcPr>
-            <w:tcW w:w="1562" w:type="dxa"/>
-            <w:vAlign w:val="center"/>
-          </w:tcPr>
-          <w:p>
-            <w:pPr>
-              <w:rPr>
-                <w:sz w:val="24"/>
-                <w:szCs w:val="24"/>
-              </w:rPr>
-            </w:pPr>
-          </w:p>
-        </w:tc>
-      </w:tr>
     </w:tbl>
     <w:p>
       <w:pPr>
@@ -2416,38 +2799,19 @@
       </w:pPr>
     </w:p>
     <w:sectPr>
-      <w:headerReference w:type="default" r:id="rId7"/>
-      <w:footerReference w:type="default" r:id="rId8"/>
+      <w:headerReference r:id="rId3" w:type="default"/>
+      <w:footerReference r:id="rId4" w:type="default"/>
       <w:pgSz w:w="11906" w:h="16838"/>
       <w:pgMar w:top="1417" w:right="1701" w:bottom="1417" w:left="1701" w:header="708" w:footer="708" w:gutter="0"/>
       <w:pgNumType w:start="1"/>
-      <w:cols w:space="720"/>
+      <w:cols w:space="720" w:num="1"/>
     </w:sectPr>
   </w:body>
 </w:document>
 </file>
 
-<file path=word/endnotes.xml><?xml version="1.0" encoding="utf-8"?>
-<w:endnotes xmlns:wpc="http://schemas.microsoft.com/office/word/2010/wordprocessingCanvas" xmlns:cx="http://schemas.microsoft.com/office/drawing/2014/chartex" xmlns:cx1="http://schemas.microsoft.com/office/drawing/2015/9/8/chartex" xmlns:cx2="http://schemas.microsoft.com/office/drawing/2015/10/21/chartex" xmlns:cx3="http://schemas.microsoft.com/office/drawing/2016/5/9/chartex" xmlns:cx4="http://schemas.microsoft.com/office/drawing/2016/5/10/chartex" xmlns:cx5="http://schemas.microsoft.com/office/drawing/2016/5/11/chartex" xmlns:cx6="http://schemas.microsoft.com/office/drawing/2016/5/12/chartex" xmlns:cx7="http://schemas.microsoft.com/office/drawing/2016/5/13/chartex" xmlns:cx8="http://schemas.microsoft.com/office/drawing/2016/5/14/chartex" xmlns:mc="http://schemas.openxmlformats.org/markup-compatibility/2006" xmlns:aink="http://schemas.microsoft.com/office/drawing/2016/ink" xmlns:am3d="http://schemas.microsoft.com/office/drawing/2017/model3d" xmlns:o="urn:schemas-microsoft-com:office:office" xmlns:oel="http://schemas.microsoft.com/office/2019/extlst" xmlns:r="http://schemas.openxmlformats.org/officeDocument/2006/relationships" xmlns:m="http://schemas.openxmlformats.org/officeDocument/2006/math" xmlns:v="urn:schemas-microsoft-com:vml" xmlns:wp14="http://schemas.microsoft.com/office/word/2010/wordprocessingDrawing" xmlns:wp="http://schemas.openxmlformats.org/drawingml/2006/wordprocessingDrawing" xmlns:w10="urn:schemas-microsoft-com:office:word" xmlns:w="http://schemas.openxmlformats.org/wordprocessingml/2006/main" xmlns:w14="http://schemas.microsoft.com/office/word/2010/wordml" xmlns:w15="http://schemas.microsoft.com/office/word/2012/wordml" xmlns:w16cex="http://schemas.microsoft.com/office/word/2018/wordml/cex" xmlns:w16cid="http://schemas.microsoft.com/office/word/2016/wordml/cid" xmlns:w16="http://schemas.microsoft.com/office/word/2018/wordml" xmlns:w16du="http://schemas.microsoft.com/office/word/2023/wordml/word16du" xmlns:w16sdtdh="http://schemas.microsoft.com/office/word/2020/wordml/sdtdatahash" xmlns:w16sdtfl="http://schemas.microsoft.com/office/word/2024/wordml/sdtformatlock" xmlns:w16se="http://schemas.microsoft.com/office/word/2015/wordml/symex" xmlns:wpg="http://schemas.microsoft.com/office/word/2010/wordprocessingGroup" xmlns:wpi="http://schemas.microsoft.com/office/word/2010/wordprocessingInk" xmlns:wne="http://schemas.microsoft.com/office/word/2006/wordml" xmlns:wps="http://schemas.microsoft.com/office/word/2010/wordprocessingShape" mc:Ignorable="w14 w15 w16se w16cid w16 w16cex w16sdtdh w16sdtfl w16du wp14">
-  <w:endnote w:type="separator" w:id="-1">
-    <w:p>
-      <w:r>
-        <w:separator/>
-      </w:r>
-    </w:p>
-  </w:endnote>
-  <w:endnote w:type="continuationSeparator" w:id="0">
-    <w:p>
-      <w:r>
-        <w:continuationSeparator/>
-      </w:r>
-    </w:p>
-  </w:endnote>
-</w:endnotes>
-</file>
-
 <file path=word/footer1.xml><?xml version="1.0" encoding="utf-8"?>
-<w:ftr xmlns:wpc="http://schemas.microsoft.com/office/word/2010/wordprocessingCanvas" xmlns:cx="http://schemas.microsoft.com/office/drawing/2014/chartex" xmlns:cx1="http://schemas.microsoft.com/office/drawing/2015/9/8/chartex" xmlns:cx2="http://schemas.microsoft.com/office/drawing/2015/10/21/chartex" xmlns:cx3="http://schemas.microsoft.com/office/drawing/2016/5/9/chartex" xmlns:cx4="http://schemas.microsoft.com/office/drawing/2016/5/10/chartex" xmlns:cx5="http://schemas.microsoft.com/office/drawing/2016/5/11/chartex" xmlns:cx6="http://schemas.microsoft.com/office/drawing/2016/5/12/chartex" xmlns:cx7="http://schemas.microsoft.com/office/drawing/2016/5/13/chartex" xmlns:cx8="http://schemas.microsoft.com/office/drawing/2016/5/14/chartex" xmlns:mc="http://schemas.openxmlformats.org/markup-compatibility/2006" xmlns:aink="http://schemas.microsoft.com/office/drawing/2016/ink" xmlns:am3d="http://schemas.microsoft.com/office/drawing/2017/model3d" xmlns:o="urn:schemas-microsoft-com:office:office" xmlns:oel="http://schemas.microsoft.com/office/2019/extlst" xmlns:r="http://schemas.openxmlformats.org/officeDocument/2006/relationships" xmlns:m="http://schemas.openxmlformats.org/officeDocument/2006/math" xmlns:v="urn:schemas-microsoft-com:vml" xmlns:wp14="http://schemas.microsoft.com/office/word/2010/wordprocessingDrawing" xmlns:wp="http://schemas.openxmlformats.org/drawingml/2006/wordprocessingDrawing" xmlns:w10="urn:schemas-microsoft-com:office:word" xmlns:w="http://schemas.openxmlformats.org/wordprocessingml/2006/main" xmlns:w14="http://schemas.microsoft.com/office/word/2010/wordml" xmlns:w15="http://schemas.microsoft.com/office/word/2012/wordml" xmlns:w16cex="http://schemas.microsoft.com/office/word/2018/wordml/cex" xmlns:w16cid="http://schemas.microsoft.com/office/word/2016/wordml/cid" xmlns:w16="http://schemas.microsoft.com/office/word/2018/wordml" xmlns:w16du="http://schemas.microsoft.com/office/word/2023/wordml/word16du" xmlns:w16sdtdh="http://schemas.microsoft.com/office/word/2020/wordml/sdtdatahash" xmlns:w16sdtfl="http://schemas.microsoft.com/office/word/2024/wordml/sdtformatlock" xmlns:w16se="http://schemas.microsoft.com/office/word/2015/wordml/symex" xmlns:wpg="http://schemas.microsoft.com/office/word/2010/wordprocessingGroup" xmlns:wpi="http://schemas.microsoft.com/office/word/2010/wordprocessingInk" xmlns:wne="http://schemas.microsoft.com/office/word/2006/wordml" xmlns:wps="http://schemas.microsoft.com/office/word/2010/wordprocessingShape" mc:Ignorable="w14 w15 w16se w16cid w16 w16cex w16sdtdh w16sdtfl w16du wp14">
+<w:ftr xmlns:wpc="http://schemas.microsoft.com/office/word/2010/wordprocessingCanvas" xmlns:mc="http://schemas.openxmlformats.org/markup-compatibility/2006" xmlns:o="urn:schemas-microsoft-com:office:office" xmlns:r="http://schemas.openxmlformats.org/officeDocument/2006/relationships" xmlns:m="http://schemas.openxmlformats.org/officeDocument/2006/math" xmlns:v="urn:schemas-microsoft-com:vml" xmlns:wp14="http://schemas.microsoft.com/office/word/2010/wordprocessingDrawing" xmlns:wp="http://schemas.openxmlformats.org/drawingml/2006/wordprocessingDrawing" xmlns:w10="urn:schemas-microsoft-com:office:word" xmlns:w="http://schemas.openxmlformats.org/wordprocessingml/2006/main" xmlns:w14="http://schemas.microsoft.com/office/word/2010/wordml" xmlns:w15="http://schemas.microsoft.com/office/word/2012/wordml" xmlns:wpg="http://schemas.microsoft.com/office/word/2010/wordprocessingGroup" xmlns:wpi="http://schemas.microsoft.com/office/word/2010/wordprocessingInk" xmlns:wne="http://schemas.microsoft.com/office/word/2006/wordml" xmlns:wps="http://schemas.microsoft.com/office/word/2010/wordprocessingShape" xmlns:wpsCustomData="http://www.wps.cn/officeDocument/2013/wpsCustomData" mc:Ignorable="w14 w15 wp14">
   <w:p>
     <w:pPr>
       <w:widowControl w:val="0"/>
@@ -2459,23 +2823,48 @@
   </w:p>
   <w:tbl>
     <w:tblPr>
-      <w:tblStyle w:val="Style15"/>
+      <w:tblStyle w:val="20"/>
       <w:tblW w:w="8720" w:type="dxa"/>
       <w:jc w:val="center"/>
-      <w:tblInd w:w="0" w:type="dxa"/>
       <w:tblBorders>
-        <w:top w:val="single" w:sz="4" w:space="0" w:color="000000"/>
+        <w:top w:val="single" w:color="000000" w:sz="4" w:space="0"/>
+        <w:left w:val="none" w:color="auto" w:sz="0" w:space="0"/>
+        <w:bottom w:val="none" w:color="auto" w:sz="0" w:space="0"/>
+        <w:right w:val="none" w:color="auto" w:sz="0" w:space="0"/>
+        <w:insideH w:val="none" w:color="auto" w:sz="0" w:space="0"/>
+        <w:insideV w:val="none" w:color="auto" w:sz="0" w:space="0"/>
       </w:tblBorders>
       <w:tblLayout w:type="fixed"/>
-      <w:tblLook w:val="04A0" w:firstRow="1" w:lastRow="0" w:firstColumn="1" w:lastColumn="0" w:noHBand="0" w:noVBand="1"/>
+      <w:tblCellMar>
+        <w:top w:w="0" w:type="dxa"/>
+        <w:left w:w="115" w:type="dxa"/>
+        <w:bottom w:w="0" w:type="dxa"/>
+        <w:right w:w="115" w:type="dxa"/>
+      </w:tblCellMar>
     </w:tblPr>
     <w:tblGrid>
       <w:gridCol w:w="4360"/>
       <w:gridCol w:w="4360"/>
     </w:tblGrid>
     <w:tr>
+      <w:tblPrEx>
+        <w:tblBorders>
+          <w:top w:val="single" w:color="000000" w:sz="4" w:space="0"/>
+          <w:left w:val="none" w:color="auto" w:sz="0" w:space="0"/>
+          <w:bottom w:val="none" w:color="auto" w:sz="0" w:space="0"/>
+          <w:right w:val="none" w:color="auto" w:sz="0" w:space="0"/>
+          <w:insideH w:val="none" w:color="auto" w:sz="0" w:space="0"/>
+          <w:insideV w:val="none" w:color="auto" w:sz="0" w:space="0"/>
+        </w:tblBorders>
+        <w:tblCellMar>
+          <w:top w:w="0" w:type="dxa"/>
+          <w:left w:w="115" w:type="dxa"/>
+          <w:bottom w:w="0" w:type="dxa"/>
+          <w:right w:w="115" w:type="dxa"/>
+        </w:tblCellMar>
+      </w:tblPrEx>
       <w:trPr>
-        <w:trHeight w:val="454"/>
+        <w:trHeight w:val="454" w:hRule="atLeast"/>
         <w:jc w:val="center"/>
       </w:trPr>
       <w:tc>
@@ -2535,7 +2924,7 @@
             <w:rPr>
               <w:color w:val="244061"/>
             </w:rPr>
-            <w:instrText>PAGE</w:instrText>
+            <w:instrText xml:space="preserve">PAGE</w:instrText>
           </w:r>
           <w:r>
             <w:rPr>
@@ -2545,7 +2934,6 @@
           </w:r>
           <w:r>
             <w:rPr>
-              <w:noProof/>
               <w:color w:val="244061"/>
             </w:rPr>
             <w:t>1</w:t>
@@ -2572,7 +2960,7 @@
             <w:rPr>
               <w:color w:val="244061"/>
             </w:rPr>
-            <w:instrText>NUMPAGES</w:instrText>
+            <w:instrText xml:space="preserve">NUMPAGES</w:instrText>
           </w:r>
           <w:r>
             <w:rPr>
@@ -2582,7 +2970,6 @@
           </w:r>
           <w:r>
             <w:rPr>
-              <w:noProof/>
               <w:color w:val="244061"/>
             </w:rPr>
             <w:t>2</w:t>
@@ -2597,8 +2984,24 @@
       </w:tc>
     </w:tr>
     <w:tr>
+      <w:tblPrEx>
+        <w:tblBorders>
+          <w:top w:val="single" w:color="000000" w:sz="4" w:space="0"/>
+          <w:left w:val="none" w:color="auto" w:sz="0" w:space="0"/>
+          <w:bottom w:val="none" w:color="auto" w:sz="0" w:space="0"/>
+          <w:right w:val="none" w:color="auto" w:sz="0" w:space="0"/>
+          <w:insideH w:val="none" w:color="auto" w:sz="0" w:space="0"/>
+          <w:insideV w:val="none" w:color="auto" w:sz="0" w:space="0"/>
+        </w:tblBorders>
+        <w:tblCellMar>
+          <w:top w:w="0" w:type="dxa"/>
+          <w:left w:w="115" w:type="dxa"/>
+          <w:bottom w:w="0" w:type="dxa"/>
+          <w:right w:w="115" w:type="dxa"/>
+        </w:tblCellMar>
+      </w:tblPrEx>
       <w:trPr>
-        <w:trHeight w:val="454"/>
+        <w:trHeight w:val="454" w:hRule="atLeast"/>
         <w:jc w:val="center"/>
       </w:trPr>
       <w:tc>
@@ -2666,27 +3069,8 @@
 </w:ftr>
 </file>
 
-<file path=word/footnotes.xml><?xml version="1.0" encoding="utf-8"?>
-<w:footnotes xmlns:wpc="http://schemas.microsoft.com/office/word/2010/wordprocessingCanvas" xmlns:cx="http://schemas.microsoft.com/office/drawing/2014/chartex" xmlns:cx1="http://schemas.microsoft.com/office/drawing/2015/9/8/chartex" xmlns:cx2="http://schemas.microsoft.com/office/drawing/2015/10/21/chartex" xmlns:cx3="http://schemas.microsoft.com/office/drawing/2016/5/9/chartex" xmlns:cx4="http://schemas.microsoft.com/office/drawing/2016/5/10/chartex" xmlns:cx5="http://schemas.microsoft.com/office/drawing/2016/5/11/chartex" xmlns:cx6="http://schemas.microsoft.com/office/drawing/2016/5/12/chartex" xmlns:cx7="http://schemas.microsoft.com/office/drawing/2016/5/13/chartex" xmlns:cx8="http://schemas.microsoft.com/office/drawing/2016/5/14/chartex" xmlns:mc="http://schemas.openxmlformats.org/markup-compatibility/2006" xmlns:aink="http://schemas.microsoft.com/office/drawing/2016/ink" xmlns:am3d="http://schemas.microsoft.com/office/drawing/2017/model3d" xmlns:o="urn:schemas-microsoft-com:office:office" xmlns:oel="http://schemas.microsoft.com/office/2019/extlst" xmlns:r="http://schemas.openxmlformats.org/officeDocument/2006/relationships" xmlns:m="http://schemas.openxmlformats.org/officeDocument/2006/math" xmlns:v="urn:schemas-microsoft-com:vml" xmlns:wp14="http://schemas.microsoft.com/office/word/2010/wordprocessingDrawing" xmlns:wp="http://schemas.openxmlformats.org/drawingml/2006/wordprocessingDrawing" xmlns:w10="urn:schemas-microsoft-com:office:word" xmlns:w="http://schemas.openxmlformats.org/wordprocessingml/2006/main" xmlns:w14="http://schemas.microsoft.com/office/word/2010/wordml" xmlns:w15="http://schemas.microsoft.com/office/word/2012/wordml" xmlns:w16cex="http://schemas.microsoft.com/office/word/2018/wordml/cex" xmlns:w16cid="http://schemas.microsoft.com/office/word/2016/wordml/cid" xmlns:w16="http://schemas.microsoft.com/office/word/2018/wordml" xmlns:w16du="http://schemas.microsoft.com/office/word/2023/wordml/word16du" xmlns:w16sdtdh="http://schemas.microsoft.com/office/word/2020/wordml/sdtdatahash" xmlns:w16sdtfl="http://schemas.microsoft.com/office/word/2024/wordml/sdtformatlock" xmlns:w16se="http://schemas.microsoft.com/office/word/2015/wordml/symex" xmlns:wpg="http://schemas.microsoft.com/office/word/2010/wordprocessingGroup" xmlns:wpi="http://schemas.microsoft.com/office/word/2010/wordprocessingInk" xmlns:wne="http://schemas.microsoft.com/office/word/2006/wordml" xmlns:wps="http://schemas.microsoft.com/office/word/2010/wordprocessingShape" mc:Ignorable="w14 w15 w16se w16cid w16 w16cex w16sdtdh w16sdtfl w16du wp14">
-  <w:footnote w:type="separator" w:id="-1">
-    <w:p>
-      <w:r>
-        <w:separator/>
-      </w:r>
-    </w:p>
-  </w:footnote>
-  <w:footnote w:type="continuationSeparator" w:id="0">
-    <w:p>
-      <w:r>
-        <w:continuationSeparator/>
-      </w:r>
-    </w:p>
-  </w:footnote>
-</w:footnotes>
-</file>
-
 <file path=word/header1.xml><?xml version="1.0" encoding="utf-8"?>
-<w:hdr xmlns:wpc="http://schemas.microsoft.com/office/word/2010/wordprocessingCanvas" xmlns:cx="http://schemas.microsoft.com/office/drawing/2014/chartex" xmlns:cx1="http://schemas.microsoft.com/office/drawing/2015/9/8/chartex" xmlns:cx2="http://schemas.microsoft.com/office/drawing/2015/10/21/chartex" xmlns:cx3="http://schemas.microsoft.com/office/drawing/2016/5/9/chartex" xmlns:cx4="http://schemas.microsoft.com/office/drawing/2016/5/10/chartex" xmlns:cx5="http://schemas.microsoft.com/office/drawing/2016/5/11/chartex" xmlns:cx6="http://schemas.microsoft.com/office/drawing/2016/5/12/chartex" xmlns:cx7="http://schemas.microsoft.com/office/drawing/2016/5/13/chartex" xmlns:cx8="http://schemas.microsoft.com/office/drawing/2016/5/14/chartex" xmlns:mc="http://schemas.openxmlformats.org/markup-compatibility/2006" xmlns:aink="http://schemas.microsoft.com/office/drawing/2016/ink" xmlns:am3d="http://schemas.microsoft.com/office/drawing/2017/model3d" xmlns:o="urn:schemas-microsoft-com:office:office" xmlns:oel="http://schemas.microsoft.com/office/2019/extlst" xmlns:r="http://schemas.openxmlformats.org/officeDocument/2006/relationships" xmlns:m="http://schemas.openxmlformats.org/officeDocument/2006/math" xmlns:v="urn:schemas-microsoft-com:vml" xmlns:wp14="http://schemas.microsoft.com/office/word/2010/wordprocessingDrawing" xmlns:wp="http://schemas.openxmlformats.org/drawingml/2006/wordprocessingDrawing" xmlns:w10="urn:schemas-microsoft-com:office:word" xmlns:w="http://schemas.openxmlformats.org/wordprocessingml/2006/main" xmlns:w14="http://schemas.microsoft.com/office/word/2010/wordml" xmlns:w15="http://schemas.microsoft.com/office/word/2012/wordml" xmlns:w16cex="http://schemas.microsoft.com/office/word/2018/wordml/cex" xmlns:w16cid="http://schemas.microsoft.com/office/word/2016/wordml/cid" xmlns:w16="http://schemas.microsoft.com/office/word/2018/wordml" xmlns:w16du="http://schemas.microsoft.com/office/word/2023/wordml/word16du" xmlns:w16sdtdh="http://schemas.microsoft.com/office/word/2020/wordml/sdtdatahash" xmlns:w16sdtfl="http://schemas.microsoft.com/office/word/2024/wordml/sdtformatlock" xmlns:w16se="http://schemas.microsoft.com/office/word/2015/wordml/symex" xmlns:wpg="http://schemas.microsoft.com/office/word/2010/wordprocessingGroup" xmlns:wpi="http://schemas.microsoft.com/office/word/2010/wordprocessingInk" xmlns:wne="http://schemas.microsoft.com/office/word/2006/wordml" xmlns:wps="http://schemas.microsoft.com/office/word/2010/wordprocessingShape" mc:Ignorable="w14 w15 w16se w16cid w16 w16cex w16sdtdh w16sdtfl w16du wp14">
+<w:hdr xmlns:wpc="http://schemas.microsoft.com/office/word/2010/wordprocessingCanvas" xmlns:mc="http://schemas.openxmlformats.org/markup-compatibility/2006" xmlns:o="urn:schemas-microsoft-com:office:office" xmlns:r="http://schemas.openxmlformats.org/officeDocument/2006/relationships" xmlns:m="http://schemas.openxmlformats.org/officeDocument/2006/math" xmlns:v="urn:schemas-microsoft-com:vml" xmlns:wp14="http://schemas.microsoft.com/office/word/2010/wordprocessingDrawing" xmlns:wp="http://schemas.openxmlformats.org/drawingml/2006/wordprocessingDrawing" xmlns:w10="urn:schemas-microsoft-com:office:word" xmlns:w="http://schemas.openxmlformats.org/wordprocessingml/2006/main" xmlns:w14="http://schemas.microsoft.com/office/word/2010/wordml" xmlns:w15="http://schemas.microsoft.com/office/word/2012/wordml" xmlns:wpg="http://schemas.microsoft.com/office/word/2010/wordprocessingGroup" xmlns:wpi="http://schemas.microsoft.com/office/word/2010/wordprocessingInk" xmlns:wne="http://schemas.microsoft.com/office/word/2006/wordml" xmlns:wps="http://schemas.microsoft.com/office/word/2010/wordprocessingShape" xmlns:wpsCustomData="http://www.wps.cn/officeDocument/2013/wpsCustomData" mc:Ignorable="w14 w15 wp14">
   <w:p>
     <w:pPr>
       <w:widowControl w:val="0"/>
@@ -2695,28 +3079,48 @@
   </w:p>
   <w:tbl>
     <w:tblPr>
-      <w:tblStyle w:val="Style14"/>
+      <w:tblStyle w:val="19"/>
       <w:tblW w:w="8448" w:type="dxa"/>
       <w:jc w:val="center"/>
-      <w:tblInd w:w="0" w:type="dxa"/>
       <w:tblBorders>
-        <w:top w:val="single" w:sz="4" w:space="0" w:color="000000"/>
-        <w:left w:val="single" w:sz="4" w:space="0" w:color="000000"/>
-        <w:bottom w:val="single" w:sz="4" w:space="0" w:color="000000"/>
-        <w:right w:val="single" w:sz="4" w:space="0" w:color="000000"/>
-        <w:insideH w:val="single" w:sz="4" w:space="0" w:color="000000"/>
-        <w:insideV w:val="single" w:sz="4" w:space="0" w:color="000000"/>
+        <w:top w:val="single" w:color="000000" w:sz="4" w:space="0"/>
+        <w:left w:val="single" w:color="000000" w:sz="4" w:space="0"/>
+        <w:bottom w:val="single" w:color="000000" w:sz="4" w:space="0"/>
+        <w:right w:val="single" w:color="000000" w:sz="4" w:space="0"/>
+        <w:insideH w:val="single" w:color="000000" w:sz="4" w:space="0"/>
+        <w:insideV w:val="single" w:color="000000" w:sz="4" w:space="0"/>
       </w:tblBorders>
       <w:tblLayout w:type="fixed"/>
-      <w:tblLook w:val="04A0" w:firstRow="1" w:lastRow="0" w:firstColumn="1" w:lastColumn="0" w:noHBand="0" w:noVBand="1"/>
+      <w:tblCellMar>
+        <w:top w:w="0" w:type="dxa"/>
+        <w:left w:w="108" w:type="dxa"/>
+        <w:bottom w:w="0" w:type="dxa"/>
+        <w:right w:w="108" w:type="dxa"/>
+      </w:tblCellMar>
     </w:tblPr>
     <w:tblGrid>
       <w:gridCol w:w="6492"/>
       <w:gridCol w:w="1956"/>
     </w:tblGrid>
     <w:tr>
+      <w:tblPrEx>
+        <w:tblBorders>
+          <w:top w:val="single" w:color="000000" w:sz="4" w:space="0"/>
+          <w:left w:val="single" w:color="000000" w:sz="4" w:space="0"/>
+          <w:bottom w:val="single" w:color="000000" w:sz="4" w:space="0"/>
+          <w:right w:val="single" w:color="000000" w:sz="4" w:space="0"/>
+          <w:insideH w:val="single" w:color="000000" w:sz="4" w:space="0"/>
+          <w:insideV w:val="single" w:color="000000" w:sz="4" w:space="0"/>
+        </w:tblBorders>
+        <w:tblCellMar>
+          <w:top w:w="0" w:type="dxa"/>
+          <w:left w:w="108" w:type="dxa"/>
+          <w:bottom w:w="0" w:type="dxa"/>
+          <w:right w:w="108" w:type="dxa"/>
+        </w:tblCellMar>
+      </w:tblPrEx>
       <w:trPr>
-        <w:trHeight w:val="567"/>
+        <w:trHeight w:val="567" w:hRule="atLeast"/>
         <w:jc w:val="center"/>
       </w:trPr>
       <w:tc>
@@ -2778,8 +3182,24 @@
       </w:tc>
     </w:tr>
     <w:tr>
+      <w:tblPrEx>
+        <w:tblBorders>
+          <w:top w:val="single" w:color="000000" w:sz="4" w:space="0"/>
+          <w:left w:val="single" w:color="000000" w:sz="4" w:space="0"/>
+          <w:bottom w:val="single" w:color="000000" w:sz="4" w:space="0"/>
+          <w:right w:val="single" w:color="000000" w:sz="4" w:space="0"/>
+          <w:insideH w:val="single" w:color="000000" w:sz="4" w:space="0"/>
+          <w:insideV w:val="single" w:color="000000" w:sz="4" w:space="0"/>
+        </w:tblBorders>
+        <w:tblCellMar>
+          <w:top w:w="0" w:type="dxa"/>
+          <w:left w:w="108" w:type="dxa"/>
+          <w:bottom w:w="0" w:type="dxa"/>
+          <w:right w:w="108" w:type="dxa"/>
+        </w:tblCellMar>
+      </w:tblPrEx>
       <w:trPr>
-        <w:trHeight w:val="567"/>
+        <w:trHeight w:val="567" w:hRule="atLeast"/>
         <w:jc w:val="center"/>
       </w:trPr>
       <w:tc>
@@ -2789,6 +3209,7 @@
         </w:tcPr>
         <w:p>
           <w:pPr>
+            <w:spacing w:after="240"/>
             <w:jc w:val="left"/>
           </w:pPr>
           <w:r>
@@ -2799,9 +3220,14 @@
               <w:szCs w:val="24"/>
               <w:lang w:val="en-US" w:eastAsia="zh-CN" w:bidi="ar"/>
             </w:rPr>
-            <w:t xml:space="preserve">Sistema </w:t>
+            <w:t>Sistema Inteligente de Monitoramento Térmico de</w:t>
           </w:r>
-          <w:proofErr w:type="spellStart"/>
+        </w:p>
+        <w:p>
+          <w:pPr>
+            <w:spacing w:after="240"/>
+            <w:jc w:val="left"/>
+          </w:pPr>
           <w:r>
             <w:rPr>
               <w:rFonts w:eastAsia="SimSun"/>
@@ -2810,102 +3236,8 @@
               <w:szCs w:val="24"/>
               <w:lang w:val="en-US" w:eastAsia="zh-CN" w:bidi="ar"/>
             </w:rPr>
-            <w:t>inteligente</w:t>
+            <w:t>Equipamentos Industriais</w:t>
           </w:r>
-          <w:proofErr w:type="spellEnd"/>
-          <w:r>
-            <w:rPr>
-              <w:rFonts w:eastAsia="SimSun"/>
-              <w:color w:val="000000"/>
-              <w:sz w:val="24"/>
-              <w:szCs w:val="24"/>
-              <w:lang w:val="en-US" w:eastAsia="zh-CN" w:bidi="ar"/>
-            </w:rPr>
-            <w:t xml:space="preserve"> de </w:t>
-          </w:r>
-          <w:proofErr w:type="spellStart"/>
-          <w:r>
-            <w:rPr>
-              <w:rFonts w:eastAsia="SimSun"/>
-              <w:color w:val="000000"/>
-              <w:sz w:val="24"/>
-              <w:szCs w:val="24"/>
-              <w:lang w:val="en-US" w:eastAsia="zh-CN" w:bidi="ar"/>
-            </w:rPr>
-            <w:t>monitoramento</w:t>
-          </w:r>
-          <w:proofErr w:type="spellEnd"/>
-          <w:r>
-            <w:rPr>
-              <w:rFonts w:eastAsia="SimSun"/>
-              <w:color w:val="000000"/>
-              <w:sz w:val="24"/>
-              <w:szCs w:val="24"/>
-              <w:lang w:val="en-US" w:eastAsia="zh-CN" w:bidi="ar"/>
-            </w:rPr>
-            <w:t xml:space="preserve"> e </w:t>
-          </w:r>
-          <w:proofErr w:type="spellStart"/>
-          <w:r>
-            <w:rPr>
-              <w:rFonts w:eastAsia="SimSun"/>
-              <w:color w:val="000000"/>
-              <w:sz w:val="24"/>
-              <w:szCs w:val="24"/>
-              <w:lang w:val="en-US" w:eastAsia="zh-CN" w:bidi="ar"/>
-            </w:rPr>
-            <w:t>manutenção</w:t>
-          </w:r>
-          <w:proofErr w:type="spellEnd"/>
-          <w:r>
-            <w:rPr>
-              <w:rFonts w:eastAsia="SimSun"/>
-              <w:color w:val="000000"/>
-              <w:sz w:val="24"/>
-              <w:szCs w:val="24"/>
-              <w:lang w:val="en-US" w:eastAsia="zh-CN" w:bidi="ar"/>
-            </w:rPr>
-            <w:t xml:space="preserve"> de </w:t>
-          </w:r>
-        </w:p>
-        <w:p>
-          <w:pPr>
-            <w:jc w:val="left"/>
-          </w:pPr>
-          <w:proofErr w:type="spellStart"/>
-          <w:r>
-            <w:rPr>
-              <w:rFonts w:eastAsia="SimSun"/>
-              <w:color w:val="000000"/>
-              <w:sz w:val="24"/>
-              <w:szCs w:val="24"/>
-              <w:lang w:val="en-US" w:eastAsia="zh-CN" w:bidi="ar"/>
-            </w:rPr>
-            <w:t>equipamentos</w:t>
-          </w:r>
-          <w:proofErr w:type="spellEnd"/>
-          <w:r>
-            <w:rPr>
-              <w:rFonts w:eastAsia="SimSun"/>
-              <w:color w:val="000000"/>
-              <w:sz w:val="24"/>
-              <w:szCs w:val="24"/>
-              <w:lang w:val="en-US" w:eastAsia="zh-CN" w:bidi="ar"/>
-            </w:rPr>
-            <w:t xml:space="preserve"> </w:t>
-          </w:r>
-          <w:proofErr w:type="spellStart"/>
-          <w:r>
-            <w:rPr>
-              <w:rFonts w:eastAsia="SimSun"/>
-              <w:color w:val="000000"/>
-              <w:sz w:val="24"/>
-              <w:szCs w:val="24"/>
-              <w:lang w:val="en-US" w:eastAsia="zh-CN" w:bidi="ar"/>
-            </w:rPr>
-            <w:t>industriais</w:t>
-          </w:r>
-          <w:proofErr w:type="spellEnd"/>
         </w:p>
         <w:p>
           <w:pPr>
@@ -2924,7 +3256,7 @@
       <w:tc>
         <w:tcPr>
           <w:tcW w:w="1956" w:type="dxa"/>
-          <w:vMerge/>
+          <w:vMerge w:val="continue"/>
           <w:vAlign w:val="center"/>
         </w:tcPr>
         <w:p>
@@ -2954,437 +3286,184 @@
 </w:hdr>
 </file>
 
-<file path=word/numbering.xml><?xml version="1.0" encoding="utf-8"?>
-<w:numbering xmlns:wpc="http://schemas.microsoft.com/office/word/2010/wordprocessingCanvas" xmlns:cx="http://schemas.microsoft.com/office/drawing/2014/chartex" xmlns:cx1="http://schemas.microsoft.com/office/drawing/2015/9/8/chartex" xmlns:cx2="http://schemas.microsoft.com/office/drawing/2015/10/21/chartex" xmlns:cx3="http://schemas.microsoft.com/office/drawing/2016/5/9/chartex" xmlns:cx4="http://schemas.microsoft.com/office/drawing/2016/5/10/chartex" xmlns:cx5="http://schemas.microsoft.com/office/drawing/2016/5/11/chartex" xmlns:cx6="http://schemas.microsoft.com/office/drawing/2016/5/12/chartex" xmlns:cx7="http://schemas.microsoft.com/office/drawing/2016/5/13/chartex" xmlns:cx8="http://schemas.microsoft.com/office/drawing/2016/5/14/chartex" xmlns:mc="http://schemas.openxmlformats.org/markup-compatibility/2006" xmlns:aink="http://schemas.microsoft.com/office/drawing/2016/ink" xmlns:am3d="http://schemas.microsoft.com/office/drawing/2017/model3d" xmlns:o="urn:schemas-microsoft-com:office:office" xmlns:oel="http://schemas.microsoft.com/office/2019/extlst" xmlns:r="http://schemas.openxmlformats.org/officeDocument/2006/relationships" xmlns:m="http://schemas.openxmlformats.org/officeDocument/2006/math" xmlns:v="urn:schemas-microsoft-com:vml" xmlns:wp14="http://schemas.microsoft.com/office/word/2010/wordprocessingDrawing" xmlns:wp="http://schemas.openxmlformats.org/drawingml/2006/wordprocessingDrawing" xmlns:w10="urn:schemas-microsoft-com:office:word" xmlns:w="http://schemas.openxmlformats.org/wordprocessingml/2006/main" xmlns:w14="http://schemas.microsoft.com/office/word/2010/wordml" xmlns:w15="http://schemas.microsoft.com/office/word/2012/wordml" xmlns:w16cex="http://schemas.microsoft.com/office/word/2018/wordml/cex" xmlns:w16cid="http://schemas.microsoft.com/office/word/2016/wordml/cid" xmlns:w16="http://schemas.microsoft.com/office/word/2018/wordml" xmlns:w16du="http://schemas.microsoft.com/office/word/2023/wordml/word16du" xmlns:w16sdtdh="http://schemas.microsoft.com/office/word/2020/wordml/sdtdatahash" xmlns:w16sdtfl="http://schemas.microsoft.com/office/word/2024/wordml/sdtformatlock" xmlns:w16se="http://schemas.microsoft.com/office/word/2015/wordml/symex" xmlns:wpg="http://schemas.microsoft.com/office/word/2010/wordprocessingGroup" xmlns:wpi="http://schemas.microsoft.com/office/word/2010/wordprocessingInk" xmlns:wne="http://schemas.microsoft.com/office/word/2006/wordml" xmlns:wps="http://schemas.microsoft.com/office/word/2010/wordprocessingShape" mc:Ignorable="w14 w15 w16se w16cid w16 w16cex w16sdtdh w16sdtfl w16du wp14">
-  <w:abstractNum w:abstractNumId="0" w15:restartNumberingAfterBreak="0">
-    <w:nsid w:val="0E3C36C4"/>
-    <w:multiLevelType w:val="hybridMultilevel"/>
-    <w:tmpl w:val="8EA26B66"/>
-    <w:lvl w:ilvl="0" w:tplc="04160001">
-      <w:start w:val="1"/>
-      <w:numFmt w:val="bullet"/>
-      <w:lvlText w:val=""/>
-      <w:lvlJc w:val="left"/>
-      <w:pPr>
-        <w:ind w:left="720" w:hanging="360"/>
-      </w:pPr>
-      <w:rPr>
-        <w:rFonts w:ascii="Symbol" w:hAnsi="Symbol" w:hint="default"/>
-      </w:rPr>
-    </w:lvl>
-    <w:lvl w:ilvl="1" w:tplc="04160003" w:tentative="1">
-      <w:start w:val="1"/>
-      <w:numFmt w:val="bullet"/>
-      <w:lvlText w:val="o"/>
-      <w:lvlJc w:val="left"/>
-      <w:pPr>
-        <w:ind w:left="1440" w:hanging="360"/>
-      </w:pPr>
-      <w:rPr>
-        <w:rFonts w:ascii="Courier New" w:hAnsi="Courier New" w:cs="Courier New" w:hint="default"/>
-      </w:rPr>
-    </w:lvl>
-    <w:lvl w:ilvl="2" w:tplc="04160005" w:tentative="1">
-      <w:start w:val="1"/>
-      <w:numFmt w:val="bullet"/>
-      <w:lvlText w:val=""/>
-      <w:lvlJc w:val="left"/>
-      <w:pPr>
-        <w:ind w:left="2160" w:hanging="360"/>
-      </w:pPr>
-      <w:rPr>
-        <w:rFonts w:ascii="Wingdings" w:hAnsi="Wingdings" w:hint="default"/>
-      </w:rPr>
-    </w:lvl>
-    <w:lvl w:ilvl="3" w:tplc="04160001" w:tentative="1">
-      <w:start w:val="1"/>
-      <w:numFmt w:val="bullet"/>
-      <w:lvlText w:val=""/>
-      <w:lvlJc w:val="left"/>
-      <w:pPr>
-        <w:ind w:left="2880" w:hanging="360"/>
-      </w:pPr>
-      <w:rPr>
-        <w:rFonts w:ascii="Symbol" w:hAnsi="Symbol" w:hint="default"/>
-      </w:rPr>
-    </w:lvl>
-    <w:lvl w:ilvl="4" w:tplc="04160003" w:tentative="1">
-      <w:start w:val="1"/>
-      <w:numFmt w:val="bullet"/>
-      <w:lvlText w:val="o"/>
-      <w:lvlJc w:val="left"/>
-      <w:pPr>
-        <w:ind w:left="3600" w:hanging="360"/>
-      </w:pPr>
-      <w:rPr>
-        <w:rFonts w:ascii="Courier New" w:hAnsi="Courier New" w:cs="Courier New" w:hint="default"/>
-      </w:rPr>
-    </w:lvl>
-    <w:lvl w:ilvl="5" w:tplc="04160005" w:tentative="1">
-      <w:start w:val="1"/>
-      <w:numFmt w:val="bullet"/>
-      <w:lvlText w:val=""/>
-      <w:lvlJc w:val="left"/>
-      <w:pPr>
-        <w:ind w:left="4320" w:hanging="360"/>
-      </w:pPr>
-      <w:rPr>
-        <w:rFonts w:ascii="Wingdings" w:hAnsi="Wingdings" w:hint="default"/>
-      </w:rPr>
-    </w:lvl>
-    <w:lvl w:ilvl="6" w:tplc="04160001" w:tentative="1">
-      <w:start w:val="1"/>
-      <w:numFmt w:val="bullet"/>
-      <w:lvlText w:val=""/>
-      <w:lvlJc w:val="left"/>
-      <w:pPr>
-        <w:ind w:left="5040" w:hanging="360"/>
-      </w:pPr>
-      <w:rPr>
-        <w:rFonts w:ascii="Symbol" w:hAnsi="Symbol" w:hint="default"/>
-      </w:rPr>
-    </w:lvl>
-    <w:lvl w:ilvl="7" w:tplc="04160003" w:tentative="1">
-      <w:start w:val="1"/>
-      <w:numFmt w:val="bullet"/>
-      <w:lvlText w:val="o"/>
-      <w:lvlJc w:val="left"/>
-      <w:pPr>
-        <w:ind w:left="5760" w:hanging="360"/>
-      </w:pPr>
-      <w:rPr>
-        <w:rFonts w:ascii="Courier New" w:hAnsi="Courier New" w:cs="Courier New" w:hint="default"/>
-      </w:rPr>
-    </w:lvl>
-    <w:lvl w:ilvl="8" w:tplc="04160005" w:tentative="1">
-      <w:start w:val="1"/>
-      <w:numFmt w:val="bullet"/>
-      <w:lvlText w:val=""/>
-      <w:lvlJc w:val="left"/>
-      <w:pPr>
-        <w:ind w:left="6480" w:hanging="360"/>
-      </w:pPr>
-      <w:rPr>
-        <w:rFonts w:ascii="Wingdings" w:hAnsi="Wingdings" w:hint="default"/>
-      </w:rPr>
-    </w:lvl>
-  </w:abstractNum>
-  <w:num w:numId="1" w16cid:durableId="779765881">
-    <w:abstractNumId w:val="0"/>
-  </w:num>
-</w:numbering>
-</file>
-
 <file path=word/styles.xml><?xml version="1.0" encoding="utf-8"?>
-<w:styles xmlns:mc="http://schemas.openxmlformats.org/markup-compatibility/2006" xmlns:r="http://schemas.openxmlformats.org/officeDocument/2006/relationships" xmlns:w="http://schemas.openxmlformats.org/wordprocessingml/2006/main" xmlns:w14="http://schemas.microsoft.com/office/word/2010/wordml" xmlns:w15="http://schemas.microsoft.com/office/word/2012/wordml" xmlns:w16cex="http://schemas.microsoft.com/office/word/2018/wordml/cex" xmlns:w16cid="http://schemas.microsoft.com/office/word/2016/wordml/cid" xmlns:w16="http://schemas.microsoft.com/office/word/2018/wordml" xmlns:w16du="http://schemas.microsoft.com/office/word/2023/wordml/word16du" xmlns:w16sdtdh="http://schemas.microsoft.com/office/word/2020/wordml/sdtdatahash" xmlns:w16sdtfl="http://schemas.microsoft.com/office/word/2024/wordml/sdtformatlock" xmlns:w16se="http://schemas.microsoft.com/office/word/2015/wordml/symex" mc:Ignorable="w14 w15 w16se w16cid w16 w16cex w16sdtdh w16sdtfl w16du">
+<w:styles xmlns:mc="http://schemas.openxmlformats.org/markup-compatibility/2006" xmlns:o="urn:schemas-microsoft-com:office:office" xmlns:r="http://schemas.openxmlformats.org/officeDocument/2006/relationships" xmlns:m="http://schemas.openxmlformats.org/officeDocument/2006/math" xmlns:v="urn:schemas-microsoft-com:vml" xmlns:w="http://schemas.openxmlformats.org/wordprocessingml/2006/main" xmlns:w14="http://schemas.microsoft.com/office/word/2010/wordml" xmlns:w10="urn:schemas-microsoft-com:office:word" xmlns:sl="http://schemas.openxmlformats.org/schemaLibrary/2006/main" xmlns:wpsCustomData="http://www.wps.cn/officeDocument/2013/wpsCustomData" mc:Ignorable="w14">
   <w:docDefaults>
     <w:rPrDefault>
       <w:rPr>
-        <w:rFonts w:ascii="Times New Roman" w:eastAsia="SimSun" w:hAnsi="Times New Roman" w:cs="Times New Roman"/>
-        <w:lang w:val="pt-BR" w:eastAsia="pt-BR" w:bidi="ar-SA"/>
+        <w:rFonts w:ascii="Times New Roman" w:hAnsi="Times New Roman" w:eastAsia="SimSun" w:cs="Times New Roman"/>
       </w:rPr>
     </w:rPrDefault>
     <w:pPrDefault/>
   </w:docDefaults>
-  <w:latentStyles w:defLockedState="0" w:defUIPriority="0" w:defSemiHidden="0" w:defUnhideWhenUsed="0" w:defQFormat="0" w:count="376">
-    <w:lsdException w:name="Normal" w:qFormat="1"/>
-    <w:lsdException w:name="heading 1" w:qFormat="1"/>
-    <w:lsdException w:name="heading 2" w:qFormat="1"/>
-    <w:lsdException w:name="heading 3" w:qFormat="1"/>
-    <w:lsdException w:name="heading 4" w:qFormat="1"/>
-    <w:lsdException w:name="heading 5" w:qFormat="1"/>
-    <w:lsdException w:name="heading 6" w:qFormat="1"/>
-    <w:lsdException w:name="heading 7" w:semiHidden="1" w:unhideWhenUsed="1" w:qFormat="1"/>
-    <w:lsdException w:name="heading 8" w:semiHidden="1" w:unhideWhenUsed="1" w:qFormat="1"/>
-    <w:lsdException w:name="heading 9" w:semiHidden="1" w:unhideWhenUsed="1" w:qFormat="1"/>
-    <w:lsdException w:name="caption" w:semiHidden="1" w:unhideWhenUsed="1" w:qFormat="1"/>
-    <w:lsdException w:name="Default Paragraph Font" w:semiHidden="1" w:qFormat="1"/>
-    <w:lsdException w:name="Strong" w:qFormat="1"/>
-    <w:lsdException w:name="Emphasis" w:qFormat="1"/>
-    <w:lsdException w:name="HTML Top of Form" w:semiHidden="1" w:uiPriority="99" w:unhideWhenUsed="1"/>
-    <w:lsdException w:name="HTML Bottom of Form" w:semiHidden="1" w:uiPriority="99" w:unhideWhenUsed="1"/>
-    <w:lsdException w:name="Normal Table" w:semiHidden="1" w:unhideWhenUsed="1" w:qFormat="1"/>
-    <w:lsdException w:name="No List" w:semiHidden="1" w:uiPriority="99" w:unhideWhenUsed="1"/>
-    <w:lsdException w:name="Outline List 1" w:semiHidden="1" w:uiPriority="99" w:unhideWhenUsed="1"/>
-    <w:lsdException w:name="Outline List 2" w:semiHidden="1" w:uiPriority="99" w:unhideWhenUsed="1"/>
-    <w:lsdException w:name="Outline List 3" w:semiHidden="1" w:uiPriority="99" w:unhideWhenUsed="1"/>
-    <w:lsdException w:name="Table Simple 1" w:semiHidden="1" w:unhideWhenUsed="1"/>
-    <w:lsdException w:name="Table Simple 2" w:semiHidden="1" w:unhideWhenUsed="1"/>
-    <w:lsdException w:name="Table Simple 3" w:semiHidden="1" w:unhideWhenUsed="1"/>
-    <w:lsdException w:name="Table Classic 1" w:semiHidden="1" w:unhideWhenUsed="1"/>
-    <w:lsdException w:name="Table Classic 2" w:semiHidden="1" w:unhideWhenUsed="1"/>
-    <w:lsdException w:name="Table Classic 3" w:semiHidden="1" w:unhideWhenUsed="1"/>
-    <w:lsdException w:name="Table Classic 4" w:semiHidden="1" w:unhideWhenUsed="1"/>
-    <w:lsdException w:name="Table Colorful 1" w:semiHidden="1" w:unhideWhenUsed="1"/>
-    <w:lsdException w:name="Table Colorful 2" w:semiHidden="1" w:unhideWhenUsed="1"/>
-    <w:lsdException w:name="Table Colorful 3" w:semiHidden="1" w:unhideWhenUsed="1"/>
-    <w:lsdException w:name="Table Columns 1" w:semiHidden="1" w:unhideWhenUsed="1"/>
-    <w:lsdException w:name="Table Columns 2" w:semiHidden="1" w:unhideWhenUsed="1"/>
-    <w:lsdException w:name="Table Columns 3" w:semiHidden="1" w:unhideWhenUsed="1"/>
-    <w:lsdException w:name="Table Columns 4" w:semiHidden="1" w:unhideWhenUsed="1"/>
-    <w:lsdException w:name="Table Columns 5" w:semiHidden="1" w:unhideWhenUsed="1"/>
-    <w:lsdException w:name="Table Grid 1" w:semiHidden="1" w:unhideWhenUsed="1"/>
-    <w:lsdException w:name="Table Grid 2" w:semiHidden="1" w:unhideWhenUsed="1"/>
-    <w:lsdException w:name="Table Grid 3" w:semiHidden="1" w:unhideWhenUsed="1"/>
-    <w:lsdException w:name="Table Grid 4" w:semiHidden="1" w:unhideWhenUsed="1"/>
-    <w:lsdException w:name="Table Grid 5" w:semiHidden="1" w:unhideWhenUsed="1"/>
-    <w:lsdException w:name="Table Grid 6" w:semiHidden="1" w:unhideWhenUsed="1"/>
-    <w:lsdException w:name="Table Grid 7" w:semiHidden="1" w:unhideWhenUsed="1"/>
-    <w:lsdException w:name="Table Grid 8" w:semiHidden="1" w:unhideWhenUsed="1"/>
-    <w:lsdException w:name="Table List 1" w:semiHidden="1" w:unhideWhenUsed="1"/>
-    <w:lsdException w:name="Table List 2" w:semiHidden="1" w:unhideWhenUsed="1"/>
-    <w:lsdException w:name="Table List 3" w:semiHidden="1" w:unhideWhenUsed="1"/>
-    <w:lsdException w:name="Table List 4" w:semiHidden="1" w:unhideWhenUsed="1"/>
-    <w:lsdException w:name="Table List 5" w:semiHidden="1" w:unhideWhenUsed="1"/>
-    <w:lsdException w:name="Table List 6" w:semiHidden="1" w:unhideWhenUsed="1"/>
-    <w:lsdException w:name="Table List 7" w:semiHidden="1" w:unhideWhenUsed="1"/>
-    <w:lsdException w:name="Table List 8" w:semiHidden="1" w:unhideWhenUsed="1"/>
-    <w:lsdException w:name="Table 3D effects 1" w:semiHidden="1" w:unhideWhenUsed="1"/>
-    <w:lsdException w:name="Table 3D effects 2" w:semiHidden="1" w:unhideWhenUsed="1"/>
-    <w:lsdException w:name="Table 3D effects 3" w:semiHidden="1" w:unhideWhenUsed="1"/>
-    <w:lsdException w:name="Table Contemporary" w:semiHidden="1" w:unhideWhenUsed="1"/>
-    <w:lsdException w:name="Table Elegant" w:semiHidden="1" w:unhideWhenUsed="1"/>
-    <w:lsdException w:name="Table Professional" w:semiHidden="1" w:unhideWhenUsed="1"/>
-    <w:lsdException w:name="Table Subtle 1" w:semiHidden="1" w:unhideWhenUsed="1"/>
-    <w:lsdException w:name="Table Subtle 2" w:semiHidden="1" w:unhideWhenUsed="1"/>
-    <w:lsdException w:name="Table Web 1" w:semiHidden="1" w:unhideWhenUsed="1"/>
-    <w:lsdException w:name="Table Web 2" w:semiHidden="1" w:unhideWhenUsed="1"/>
-    <w:lsdException w:name="Table Web 3" w:semiHidden="1" w:unhideWhenUsed="1"/>
-    <w:lsdException w:name="Table Theme" w:semiHidden="1" w:unhideWhenUsed="1"/>
-    <w:lsdException w:name="Placeholder Text" w:semiHidden="1" w:uiPriority="99" w:unhideWhenUsed="1"/>
-    <w:lsdException w:name="No Spacing" w:semiHidden="1" w:uiPriority="99" w:unhideWhenUsed="1"/>
-    <w:lsdException w:name="Light Shading" w:uiPriority="99"/>
-    <w:lsdException w:name="Light List" w:uiPriority="99"/>
-    <w:lsdException w:name="Light Grid" w:uiPriority="99"/>
-    <w:lsdException w:name="Medium Shading 1" w:uiPriority="99"/>
-    <w:lsdException w:name="Medium Shading 2" w:uiPriority="99"/>
-    <w:lsdException w:name="Medium List 1" w:uiPriority="99"/>
-    <w:lsdException w:name="Medium List 2" w:uiPriority="99"/>
-    <w:lsdException w:name="Medium Grid 1" w:uiPriority="99"/>
-    <w:lsdException w:name="Medium Grid 2" w:uiPriority="99"/>
-    <w:lsdException w:name="Medium Grid 3" w:uiPriority="99"/>
-    <w:lsdException w:name="Dark List" w:uiPriority="99"/>
-    <w:lsdException w:name="Colorful Shading" w:uiPriority="99"/>
-    <w:lsdException w:name="Colorful List" w:uiPriority="99"/>
-    <w:lsdException w:name="Colorful Grid" w:uiPriority="99"/>
-    <w:lsdException w:name="Light Shading Accent 1" w:uiPriority="99"/>
-    <w:lsdException w:name="Light List Accent 1" w:uiPriority="99"/>
-    <w:lsdException w:name="Light Grid Accent 1" w:uiPriority="99"/>
-    <w:lsdException w:name="Medium Shading 1 Accent 1" w:uiPriority="99"/>
-    <w:lsdException w:name="Medium Shading 2 Accent 1" w:uiPriority="99"/>
-    <w:lsdException w:name="Medium List 1 Accent 1" w:uiPriority="99"/>
-    <w:lsdException w:name="Revision" w:semiHidden="1" w:uiPriority="99" w:unhideWhenUsed="1"/>
-    <w:lsdException w:name="List Paragraph" w:semiHidden="1" w:uiPriority="99" w:unhideWhenUsed="1"/>
-    <w:lsdException w:name="Quote" w:semiHidden="1" w:uiPriority="99" w:unhideWhenUsed="1"/>
-    <w:lsdException w:name="Intense Quote" w:semiHidden="1" w:uiPriority="99" w:unhideWhenUsed="1"/>
-    <w:lsdException w:name="Medium List 2 Accent 1" w:uiPriority="99"/>
-    <w:lsdException w:name="Medium Grid 1 Accent 1" w:uiPriority="99"/>
-    <w:lsdException w:name="Medium Grid 2 Accent 1" w:uiPriority="99"/>
-    <w:lsdException w:name="Medium Grid 3 Accent 1" w:uiPriority="99"/>
-    <w:lsdException w:name="Dark List Accent 1" w:uiPriority="99"/>
-    <w:lsdException w:name="Colorful Shading Accent 1" w:uiPriority="99"/>
-    <w:lsdException w:name="Colorful List Accent 1" w:uiPriority="99"/>
-    <w:lsdException w:name="Colorful Grid Accent 1" w:uiPriority="99"/>
-    <w:lsdException w:name="Light Shading Accent 2" w:uiPriority="99"/>
-    <w:lsdException w:name="Light List Accent 2" w:uiPriority="99"/>
-    <w:lsdException w:name="Light Grid Accent 2" w:uiPriority="99"/>
-    <w:lsdException w:name="Medium Shading 1 Accent 2" w:uiPriority="99"/>
-    <w:lsdException w:name="Medium Shading 2 Accent 2" w:uiPriority="99"/>
-    <w:lsdException w:name="Medium List 1 Accent 2" w:uiPriority="99"/>
-    <w:lsdException w:name="Medium List 2 Accent 2" w:uiPriority="99"/>
-    <w:lsdException w:name="Medium Grid 1 Accent 2" w:uiPriority="99"/>
-    <w:lsdException w:name="Medium Grid 2 Accent 2" w:uiPriority="99"/>
-    <w:lsdException w:name="Medium Grid 3 Accent 2" w:uiPriority="99"/>
-    <w:lsdException w:name="Dark List Accent 2" w:uiPriority="99"/>
-    <w:lsdException w:name="Colorful Shading Accent 2" w:uiPriority="99"/>
-    <w:lsdException w:name="Colorful List Accent 2" w:uiPriority="99"/>
-    <w:lsdException w:name="Colorful Grid Accent 2" w:uiPriority="99"/>
-    <w:lsdException w:name="Light Shading Accent 3" w:uiPriority="99"/>
-    <w:lsdException w:name="Light List Accent 3" w:uiPriority="99"/>
-    <w:lsdException w:name="Light Grid Accent 3" w:uiPriority="99"/>
-    <w:lsdException w:name="Medium Shading 1 Accent 3" w:uiPriority="99"/>
-    <w:lsdException w:name="Medium Shading 2 Accent 3" w:uiPriority="99"/>
-    <w:lsdException w:name="Medium List 1 Accent 3" w:uiPriority="99"/>
-    <w:lsdException w:name="Medium List 2 Accent 3" w:uiPriority="99"/>
-    <w:lsdException w:name="Medium Grid 1 Accent 3" w:uiPriority="99"/>
-    <w:lsdException w:name="Medium Grid 2 Accent 3" w:uiPriority="99"/>
-    <w:lsdException w:name="Medium Grid 3 Accent 3" w:uiPriority="99"/>
-    <w:lsdException w:name="Dark List Accent 3" w:uiPriority="99"/>
-    <w:lsdException w:name="Colorful Shading Accent 3" w:uiPriority="99"/>
-    <w:lsdException w:name="Colorful List Accent 3" w:uiPriority="99"/>
-    <w:lsdException w:name="Colorful Grid Accent 3" w:uiPriority="99"/>
-    <w:lsdException w:name="Light Shading Accent 4" w:uiPriority="99"/>
-    <w:lsdException w:name="Light List Accent 4" w:uiPriority="99"/>
-    <w:lsdException w:name="Light Grid Accent 4" w:uiPriority="99"/>
-    <w:lsdException w:name="Medium Shading 1 Accent 4" w:uiPriority="99"/>
-    <w:lsdException w:name="Medium Shading 2 Accent 4" w:uiPriority="99"/>
-    <w:lsdException w:name="Medium List 1 Accent 4" w:uiPriority="99"/>
-    <w:lsdException w:name="Medium List 2 Accent 4" w:uiPriority="99"/>
-    <w:lsdException w:name="Medium Grid 1 Accent 4" w:uiPriority="99"/>
-    <w:lsdException w:name="Medium Grid 2 Accent 4" w:uiPriority="99"/>
-    <w:lsdException w:name="Medium Grid 3 Accent 4" w:uiPriority="99"/>
-    <w:lsdException w:name="Dark List Accent 4" w:uiPriority="99"/>
-    <w:lsdException w:name="Colorful Shading Accent 4" w:uiPriority="99"/>
-    <w:lsdException w:name="Colorful List Accent 4" w:uiPriority="99"/>
-    <w:lsdException w:name="Colorful Grid Accent 4" w:uiPriority="99"/>
-    <w:lsdException w:name="Light Shading Accent 5" w:uiPriority="99"/>
-    <w:lsdException w:name="Light List Accent 5" w:uiPriority="99"/>
-    <w:lsdException w:name="Light Grid Accent 5" w:uiPriority="99"/>
-    <w:lsdException w:name="Medium Shading 1 Accent 5" w:uiPriority="99"/>
-    <w:lsdException w:name="Medium Shading 2 Accent 5" w:uiPriority="99"/>
-    <w:lsdException w:name="Medium List 1 Accent 5" w:uiPriority="99"/>
-    <w:lsdException w:name="Medium List 2 Accent 5" w:uiPriority="99"/>
-    <w:lsdException w:name="Medium Grid 1 Accent 5" w:uiPriority="99"/>
-    <w:lsdException w:name="Medium Grid 2 Accent 5" w:uiPriority="99"/>
-    <w:lsdException w:name="Medium Grid 3 Accent 5" w:uiPriority="99"/>
-    <w:lsdException w:name="Dark List Accent 5" w:uiPriority="99"/>
-    <w:lsdException w:name="Colorful Shading Accent 5" w:uiPriority="99"/>
-    <w:lsdException w:name="Colorful List Accent 5" w:uiPriority="99"/>
-    <w:lsdException w:name="Colorful Grid Accent 5" w:uiPriority="99"/>
-    <w:lsdException w:name="Light Shading Accent 6" w:uiPriority="99"/>
-    <w:lsdException w:name="Light List Accent 6" w:uiPriority="99"/>
-    <w:lsdException w:name="Light Grid Accent 6" w:uiPriority="99"/>
-    <w:lsdException w:name="Medium Shading 1 Accent 6" w:uiPriority="99"/>
-    <w:lsdException w:name="Medium Shading 2 Accent 6" w:uiPriority="99"/>
-    <w:lsdException w:name="Medium List 1 Accent 6" w:uiPriority="99"/>
-    <w:lsdException w:name="Medium List 2 Accent 6" w:uiPriority="99"/>
-    <w:lsdException w:name="Medium Grid 1 Accent 6" w:uiPriority="99"/>
-    <w:lsdException w:name="Medium Grid 2 Accent 6" w:uiPriority="99"/>
-    <w:lsdException w:name="Medium Grid 3 Accent 6" w:uiPriority="99"/>
-    <w:lsdException w:name="Dark List Accent 6" w:uiPriority="99"/>
-    <w:lsdException w:name="Colorful Shading Accent 6" w:uiPriority="99"/>
-    <w:lsdException w:name="Colorful List Accent 6" w:uiPriority="99"/>
-    <w:lsdException w:name="Colorful Grid Accent 6" w:uiPriority="99"/>
-    <w:lsdException w:name="Subtle Emphasis" w:uiPriority="19" w:qFormat="1"/>
-    <w:lsdException w:name="Intense Emphasis" w:uiPriority="21" w:qFormat="1"/>
-    <w:lsdException w:name="Subtle Reference" w:uiPriority="31" w:qFormat="1"/>
-    <w:lsdException w:name="Intense Reference" w:uiPriority="32" w:qFormat="1"/>
-    <w:lsdException w:name="Book Title" w:uiPriority="33" w:qFormat="1"/>
-    <w:lsdException w:name="Bibliography" w:semiHidden="1" w:uiPriority="37" w:unhideWhenUsed="1"/>
-    <w:lsdException w:name="TOC Heading" w:semiHidden="1" w:uiPriority="39" w:unhideWhenUsed="1" w:qFormat="1"/>
-    <w:lsdException w:name="Plain Table 1" w:uiPriority="41"/>
-    <w:lsdException w:name="Plain Table 2" w:uiPriority="42"/>
-    <w:lsdException w:name="Plain Table 3" w:uiPriority="43"/>
-    <w:lsdException w:name="Plain Table 4" w:uiPriority="44"/>
-    <w:lsdException w:name="Plain Table 5" w:uiPriority="45"/>
-    <w:lsdException w:name="Grid Table Light" w:uiPriority="40"/>
-    <w:lsdException w:name="Grid Table 1 Light" w:uiPriority="46"/>
-    <w:lsdException w:name="Grid Table 2" w:uiPriority="47"/>
-    <w:lsdException w:name="Grid Table 3" w:uiPriority="48"/>
-    <w:lsdException w:name="Grid Table 4" w:uiPriority="49"/>
-    <w:lsdException w:name="Grid Table 5 Dark" w:uiPriority="50"/>
-    <w:lsdException w:name="Grid Table 6 Colorful" w:uiPriority="51"/>
-    <w:lsdException w:name="Grid Table 7 Colorful" w:uiPriority="52"/>
-    <w:lsdException w:name="Grid Table 1 Light Accent 1" w:uiPriority="46"/>
-    <w:lsdException w:name="Grid Table 2 Accent 1" w:uiPriority="47"/>
-    <w:lsdException w:name="Grid Table 3 Accent 1" w:uiPriority="48"/>
-    <w:lsdException w:name="Grid Table 4 Accent 1" w:uiPriority="49"/>
-    <w:lsdException w:name="Grid Table 5 Dark Accent 1" w:uiPriority="50"/>
-    <w:lsdException w:name="Grid Table 6 Colorful Accent 1" w:uiPriority="51"/>
-    <w:lsdException w:name="Grid Table 7 Colorful Accent 1" w:uiPriority="52"/>
-    <w:lsdException w:name="Grid Table 1 Light Accent 2" w:uiPriority="46"/>
-    <w:lsdException w:name="Grid Table 2 Accent 2" w:uiPriority="47"/>
-    <w:lsdException w:name="Grid Table 3 Accent 2" w:uiPriority="48"/>
-    <w:lsdException w:name="Grid Table 4 Accent 2" w:uiPriority="49"/>
-    <w:lsdException w:name="Grid Table 5 Dark Accent 2" w:uiPriority="50"/>
-    <w:lsdException w:name="Grid Table 6 Colorful Accent 2" w:uiPriority="51"/>
-    <w:lsdException w:name="Grid Table 7 Colorful Accent 2" w:uiPriority="52"/>
-    <w:lsdException w:name="Grid Table 1 Light Accent 3" w:uiPriority="46"/>
-    <w:lsdException w:name="Grid Table 2 Accent 3" w:uiPriority="47"/>
-    <w:lsdException w:name="Grid Table 3 Accent 3" w:uiPriority="48"/>
-    <w:lsdException w:name="Grid Table 4 Accent 3" w:uiPriority="49"/>
-    <w:lsdException w:name="Grid Table 5 Dark Accent 3" w:uiPriority="50"/>
-    <w:lsdException w:name="Grid Table 6 Colorful Accent 3" w:uiPriority="51"/>
-    <w:lsdException w:name="Grid Table 7 Colorful Accent 3" w:uiPriority="52"/>
-    <w:lsdException w:name="Grid Table 1 Light Accent 4" w:uiPriority="46"/>
-    <w:lsdException w:name="Grid Table 2 Accent 4" w:uiPriority="47"/>
-    <w:lsdException w:name="Grid Table 3 Accent 4" w:uiPriority="48"/>
-    <w:lsdException w:name="Grid Table 4 Accent 4" w:uiPriority="49"/>
-    <w:lsdException w:name="Grid Table 5 Dark Accent 4" w:uiPriority="50"/>
-    <w:lsdException w:name="Grid Table 6 Colorful Accent 4" w:uiPriority="51"/>
-    <w:lsdException w:name="Grid Table 7 Colorful Accent 4" w:uiPriority="52"/>
-    <w:lsdException w:name="Grid Table 1 Light Accent 5" w:uiPriority="46"/>
-    <w:lsdException w:name="Grid Table 2 Accent 5" w:uiPriority="47"/>
-    <w:lsdException w:name="Grid Table 3 Accent 5" w:uiPriority="48"/>
-    <w:lsdException w:name="Grid Table 4 Accent 5" w:uiPriority="49"/>
-    <w:lsdException w:name="Grid Table 5 Dark Accent 5" w:uiPriority="50"/>
-    <w:lsdException w:name="Grid Table 6 Colorful Accent 5" w:uiPriority="51"/>
-    <w:lsdException w:name="Grid Table 7 Colorful Accent 5" w:uiPriority="52"/>
-    <w:lsdException w:name="Grid Table 1 Light Accent 6" w:uiPriority="46"/>
-    <w:lsdException w:name="Grid Table 2 Accent 6" w:uiPriority="47"/>
-    <w:lsdException w:name="Grid Table 3 Accent 6" w:uiPriority="48"/>
-    <w:lsdException w:name="Grid Table 4 Accent 6" w:uiPriority="49"/>
-    <w:lsdException w:name="Grid Table 5 Dark Accent 6" w:uiPriority="50"/>
-    <w:lsdException w:name="Grid Table 6 Colorful Accent 6" w:uiPriority="51"/>
-    <w:lsdException w:name="Grid Table 7 Colorful Accent 6" w:uiPriority="52"/>
-    <w:lsdException w:name="List Table 1 Light" w:uiPriority="46"/>
-    <w:lsdException w:name="List Table 2" w:uiPriority="47"/>
-    <w:lsdException w:name="List Table 3" w:uiPriority="48"/>
-    <w:lsdException w:name="List Table 4" w:uiPriority="49"/>
-    <w:lsdException w:name="List Table 5 Dark" w:uiPriority="50"/>
-    <w:lsdException w:name="List Table 6 Colorful" w:uiPriority="51"/>
-    <w:lsdException w:name="List Table 7 Colorful" w:uiPriority="52"/>
-    <w:lsdException w:name="List Table 1 Light Accent 1" w:uiPriority="46"/>
-    <w:lsdException w:name="List Table 2 Accent 1" w:uiPriority="47"/>
-    <w:lsdException w:name="List Table 3 Accent 1" w:uiPriority="48"/>
-    <w:lsdException w:name="List Table 4 Accent 1" w:uiPriority="49"/>
-    <w:lsdException w:name="List Table 5 Dark Accent 1" w:uiPriority="50"/>
-    <w:lsdException w:name="List Table 6 Colorful Accent 1" w:uiPriority="51"/>
-    <w:lsdException w:name="List Table 7 Colorful Accent 1" w:uiPriority="52"/>
-    <w:lsdException w:name="List Table 1 Light Accent 2" w:uiPriority="46"/>
-    <w:lsdException w:name="List Table 2 Accent 2" w:uiPriority="47"/>
-    <w:lsdException w:name="List Table 3 Accent 2" w:uiPriority="48"/>
-    <w:lsdException w:name="List Table 4 Accent 2" w:uiPriority="49"/>
-    <w:lsdException w:name="List Table 5 Dark Accent 2" w:uiPriority="50"/>
-    <w:lsdException w:name="List Table 6 Colorful Accent 2" w:uiPriority="51"/>
-    <w:lsdException w:name="List Table 7 Colorful Accent 2" w:uiPriority="52"/>
-    <w:lsdException w:name="List Table 1 Light Accent 3" w:uiPriority="46"/>
-    <w:lsdException w:name="List Table 2 Accent 3" w:uiPriority="47"/>
-    <w:lsdException w:name="List Table 3 Accent 3" w:uiPriority="48"/>
-    <w:lsdException w:name="List Table 4 Accent 3" w:uiPriority="49"/>
-    <w:lsdException w:name="List Table 5 Dark Accent 3" w:uiPriority="50"/>
-    <w:lsdException w:name="List Table 6 Colorful Accent 3" w:uiPriority="51"/>
-    <w:lsdException w:name="List Table 7 Colorful Accent 3" w:uiPriority="52"/>
-    <w:lsdException w:name="List Table 1 Light Accent 4" w:uiPriority="46"/>
-    <w:lsdException w:name="List Table 2 Accent 4" w:uiPriority="47"/>
-    <w:lsdException w:name="List Table 3 Accent 4" w:uiPriority="48"/>
-    <w:lsdException w:name="List Table 4 Accent 4" w:uiPriority="49"/>
-    <w:lsdException w:name="List Table 5 Dark Accent 4" w:uiPriority="50"/>
-    <w:lsdException w:name="List Table 6 Colorful Accent 4" w:uiPriority="51"/>
-    <w:lsdException w:name="List Table 7 Colorful Accent 4" w:uiPriority="52"/>
-    <w:lsdException w:name="List Table 1 Light Accent 5" w:uiPriority="46"/>
-    <w:lsdException w:name="List Table 2 Accent 5" w:uiPriority="47"/>
-    <w:lsdException w:name="List Table 3 Accent 5" w:uiPriority="48"/>
-    <w:lsdException w:name="List Table 4 Accent 5" w:uiPriority="49"/>
-    <w:lsdException w:name="List Table 5 Dark Accent 5" w:uiPriority="50"/>
-    <w:lsdException w:name="List Table 6 Colorful Accent 5" w:uiPriority="51"/>
-    <w:lsdException w:name="List Table 7 Colorful Accent 5" w:uiPriority="52"/>
-    <w:lsdException w:name="List Table 1 Light Accent 6" w:uiPriority="46"/>
-    <w:lsdException w:name="List Table 2 Accent 6" w:uiPriority="47"/>
-    <w:lsdException w:name="List Table 3 Accent 6" w:uiPriority="48"/>
-    <w:lsdException w:name="List Table 4 Accent 6" w:uiPriority="49"/>
-    <w:lsdException w:name="List Table 5 Dark Accent 6" w:uiPriority="50"/>
-    <w:lsdException w:name="List Table 6 Colorful Accent 6" w:uiPriority="51"/>
-    <w:lsdException w:name="List Table 7 Colorful Accent 6" w:uiPriority="52"/>
-    <w:lsdException w:name="Mention" w:semiHidden="1" w:uiPriority="99" w:unhideWhenUsed="1"/>
-    <w:lsdException w:name="Smart Hyperlink" w:semiHidden="1" w:uiPriority="99" w:unhideWhenUsed="1"/>
-    <w:lsdException w:name="Hashtag" w:semiHidden="1" w:uiPriority="99" w:unhideWhenUsed="1"/>
-    <w:lsdException w:name="Unresolved Mention" w:semiHidden="1" w:uiPriority="99" w:unhideWhenUsed="1"/>
-    <w:lsdException w:name="Smart Link" w:semiHidden="1" w:uiPriority="99" w:unhideWhenUsed="1"/>
+  <w:latentStyles w:count="260" w:defQFormat="0" w:defUnhideWhenUsed="1" w:defSemiHidden="1" w:defUIPriority="99" w:defLockedState="0">
+    <w:lsdException w:qFormat="1" w:unhideWhenUsed="0" w:uiPriority="0" w:semiHidden="0" w:name="Normal"/>
+    <w:lsdException w:qFormat="1" w:unhideWhenUsed="0" w:uiPriority="0" w:semiHidden="0" w:name="heading 1"/>
+    <w:lsdException w:qFormat="1" w:unhideWhenUsed="0" w:uiPriority="0" w:semiHidden="0" w:name="heading 2"/>
+    <w:lsdException w:qFormat="1" w:unhideWhenUsed="0" w:uiPriority="0" w:semiHidden="0" w:name="heading 3"/>
+    <w:lsdException w:qFormat="1" w:unhideWhenUsed="0" w:uiPriority="0" w:semiHidden="0" w:name="heading 4"/>
+    <w:lsdException w:qFormat="1" w:unhideWhenUsed="0" w:uiPriority="0" w:semiHidden="0" w:name="heading 5"/>
+    <w:lsdException w:qFormat="1" w:unhideWhenUsed="0" w:uiPriority="0" w:semiHidden="0" w:name="heading 6"/>
+    <w:lsdException w:qFormat="1" w:uiPriority="0" w:name="heading 7"/>
+    <w:lsdException w:qFormat="1" w:uiPriority="0" w:name="heading 8"/>
+    <w:lsdException w:qFormat="1" w:uiPriority="0" w:name="heading 9"/>
+    <w:lsdException w:unhideWhenUsed="0" w:uiPriority="0" w:semiHidden="0" w:name="index 1"/>
+    <w:lsdException w:unhideWhenUsed="0" w:uiPriority="0" w:semiHidden="0" w:name="index 2"/>
+    <w:lsdException w:unhideWhenUsed="0" w:uiPriority="0" w:semiHidden="0" w:name="index 3"/>
+    <w:lsdException w:unhideWhenUsed="0" w:uiPriority="0" w:semiHidden="0" w:name="index 4"/>
+    <w:lsdException w:unhideWhenUsed="0" w:uiPriority="0" w:semiHidden="0" w:name="index 5"/>
+    <w:lsdException w:unhideWhenUsed="0" w:uiPriority="0" w:semiHidden="0" w:name="index 6"/>
+    <w:lsdException w:unhideWhenUsed="0" w:uiPriority="0" w:semiHidden="0" w:name="index 7"/>
+    <w:lsdException w:unhideWhenUsed="0" w:uiPriority="0" w:semiHidden="0" w:name="index 8"/>
+    <w:lsdException w:unhideWhenUsed="0" w:uiPriority="0" w:semiHidden="0" w:name="index 9"/>
+    <w:lsdException w:unhideWhenUsed="0" w:uiPriority="0" w:semiHidden="0" w:name="toc 1"/>
+    <w:lsdException w:unhideWhenUsed="0" w:uiPriority="0" w:semiHidden="0" w:name="toc 2"/>
+    <w:lsdException w:unhideWhenUsed="0" w:uiPriority="0" w:semiHidden="0" w:name="toc 3"/>
+    <w:lsdException w:unhideWhenUsed="0" w:uiPriority="0" w:semiHidden="0" w:name="toc 4"/>
+    <w:lsdException w:unhideWhenUsed="0" w:uiPriority="0" w:semiHidden="0" w:name="toc 5"/>
+    <w:lsdException w:unhideWhenUsed="0" w:uiPriority="0" w:semiHidden="0" w:name="toc 6"/>
+    <w:lsdException w:unhideWhenUsed="0" w:uiPriority="0" w:semiHidden="0" w:name="toc 7"/>
+    <w:lsdException w:unhideWhenUsed="0" w:uiPriority="0" w:semiHidden="0" w:name="toc 8"/>
+    <w:lsdException w:unhideWhenUsed="0" w:uiPriority="0" w:semiHidden="0" w:name="toc 9"/>
+    <w:lsdException w:unhideWhenUsed="0" w:uiPriority="0" w:semiHidden="0" w:name="Normal Indent"/>
+    <w:lsdException w:unhideWhenUsed="0" w:uiPriority="0" w:semiHidden="0" w:name="footnote text"/>
+    <w:lsdException w:unhideWhenUsed="0" w:uiPriority="0" w:semiHidden="0" w:name="annotation text"/>
+    <w:lsdException w:unhideWhenUsed="0" w:uiPriority="0" w:semiHidden="0" w:name="header"/>
+    <w:lsdException w:unhideWhenUsed="0" w:uiPriority="0" w:semiHidden="0" w:name="footer"/>
+    <w:lsdException w:unhideWhenUsed="0" w:uiPriority="0" w:semiHidden="0" w:name="index heading"/>
+    <w:lsdException w:qFormat="1" w:uiPriority="0" w:name="caption"/>
+    <w:lsdException w:unhideWhenUsed="0" w:uiPriority="0" w:semiHidden="0" w:name="table of figures"/>
+    <w:lsdException w:unhideWhenUsed="0" w:uiPriority="0" w:semiHidden="0" w:name="envelope address"/>
+    <w:lsdException w:unhideWhenUsed="0" w:uiPriority="0" w:semiHidden="0" w:name="envelope return"/>
+    <w:lsdException w:unhideWhenUsed="0" w:uiPriority="0" w:semiHidden="0" w:name="footnote reference"/>
+    <w:lsdException w:unhideWhenUsed="0" w:uiPriority="0" w:semiHidden="0" w:name="annotation reference"/>
+    <w:lsdException w:unhideWhenUsed="0" w:uiPriority="0" w:semiHidden="0" w:name="line number"/>
+    <w:lsdException w:unhideWhenUsed="0" w:uiPriority="0" w:semiHidden="0" w:name="page number"/>
+    <w:lsdException w:unhideWhenUsed="0" w:uiPriority="0" w:semiHidden="0" w:name="endnote reference"/>
+    <w:lsdException w:unhideWhenUsed="0" w:uiPriority="0" w:semiHidden="0" w:name="endnote text"/>
+    <w:lsdException w:unhideWhenUsed="0" w:uiPriority="0" w:semiHidden="0" w:name="table of authorities"/>
+    <w:lsdException w:unhideWhenUsed="0" w:uiPriority="0" w:semiHidden="0" w:name="macro"/>
+    <w:lsdException w:unhideWhenUsed="0" w:uiPriority="0" w:semiHidden="0" w:name="toa heading"/>
+    <w:lsdException w:unhideWhenUsed="0" w:uiPriority="0" w:semiHidden="0" w:name="List"/>
+    <w:lsdException w:unhideWhenUsed="0" w:uiPriority="0" w:semiHidden="0" w:name="List Bullet"/>
+    <w:lsdException w:unhideWhenUsed="0" w:uiPriority="0" w:semiHidden="0" w:name="List Number"/>
+    <w:lsdException w:unhideWhenUsed="0" w:uiPriority="0" w:semiHidden="0" w:name="List 2"/>
+    <w:lsdException w:unhideWhenUsed="0" w:uiPriority="0" w:semiHidden="0" w:name="List 3"/>
+    <w:lsdException w:unhideWhenUsed="0" w:uiPriority="0" w:semiHidden="0" w:name="List 4"/>
+    <w:lsdException w:unhideWhenUsed="0" w:uiPriority="0" w:semiHidden="0" w:name="List 5"/>
+    <w:lsdException w:unhideWhenUsed="0" w:uiPriority="0" w:semiHidden="0" w:name="List Bullet 2"/>
+    <w:lsdException w:unhideWhenUsed="0" w:uiPriority="0" w:semiHidden="0" w:name="List Bullet 3"/>
+    <w:lsdException w:unhideWhenUsed="0" w:uiPriority="0" w:semiHidden="0" w:name="List Bullet 4"/>
+    <w:lsdException w:unhideWhenUsed="0" w:uiPriority="0" w:semiHidden="0" w:name="List Bullet 5"/>
+    <w:lsdException w:unhideWhenUsed="0" w:uiPriority="0" w:semiHidden="0" w:name="List Number 2"/>
+    <w:lsdException w:unhideWhenUsed="0" w:uiPriority="0" w:semiHidden="0" w:name="List Number 3"/>
+    <w:lsdException w:unhideWhenUsed="0" w:uiPriority="0" w:semiHidden="0" w:name="List Number 4"/>
+    <w:lsdException w:unhideWhenUsed="0" w:uiPriority="0" w:semiHidden="0" w:name="List Number 5"/>
+    <w:lsdException w:qFormat="1" w:unhideWhenUsed="0" w:uiPriority="0" w:semiHidden="0" w:name="Title"/>
+    <w:lsdException w:unhideWhenUsed="0" w:uiPriority="0" w:semiHidden="0" w:name="Closing"/>
+    <w:lsdException w:unhideWhenUsed="0" w:uiPriority="0" w:semiHidden="0" w:name="Signature"/>
+    <w:lsdException w:qFormat="1" w:uiPriority="1" w:semiHidden="0" w:name="Default Paragraph Font"/>
+    <w:lsdException w:unhideWhenUsed="0" w:uiPriority="0" w:semiHidden="0" w:name="Body Text"/>
+    <w:lsdException w:unhideWhenUsed="0" w:uiPriority="0" w:semiHidden="0" w:name="Body Text Indent"/>
+    <w:lsdException w:unhideWhenUsed="0" w:uiPriority="0" w:semiHidden="0" w:name="List Continue"/>
+    <w:lsdException w:unhideWhenUsed="0" w:uiPriority="0" w:semiHidden="0" w:name="List Continue 2"/>
+    <w:lsdException w:unhideWhenUsed="0" w:uiPriority="0" w:semiHidden="0" w:name="List Continue 3"/>
+    <w:lsdException w:unhideWhenUsed="0" w:uiPriority="0" w:semiHidden="0" w:name="List Continue 4"/>
+    <w:lsdException w:unhideWhenUsed="0" w:uiPriority="0" w:semiHidden="0" w:name="List Continue 5"/>
+    <w:lsdException w:unhideWhenUsed="0" w:uiPriority="0" w:semiHidden="0" w:name="Message Header"/>
+    <w:lsdException w:qFormat="1" w:unhideWhenUsed="0" w:uiPriority="0" w:semiHidden="0" w:name="Subtitle"/>
+    <w:lsdException w:unhideWhenUsed="0" w:uiPriority="0" w:semiHidden="0" w:name="Salutation"/>
+    <w:lsdException w:unhideWhenUsed="0" w:uiPriority="0" w:semiHidden="0" w:name="Date"/>
+    <w:lsdException w:unhideWhenUsed="0" w:uiPriority="0" w:semiHidden="0" w:name="Body Text First Indent"/>
+    <w:lsdException w:unhideWhenUsed="0" w:uiPriority="0" w:semiHidden="0" w:name="Body Text First Indent 2"/>
+    <w:lsdException w:unhideWhenUsed="0" w:uiPriority="0" w:semiHidden="0" w:name="Note Heading"/>
+    <w:lsdException w:unhideWhenUsed="0" w:uiPriority="0" w:semiHidden="0" w:name="Body Text 2"/>
+    <w:lsdException w:unhideWhenUsed="0" w:uiPriority="0" w:semiHidden="0" w:name="Body Text 3"/>
+    <w:lsdException w:unhideWhenUsed="0" w:uiPriority="0" w:semiHidden="0" w:name="Body Text Indent 2"/>
+    <w:lsdException w:unhideWhenUsed="0" w:uiPriority="0" w:semiHidden="0" w:name="Body Text Indent 3"/>
+    <w:lsdException w:unhideWhenUsed="0" w:uiPriority="0" w:semiHidden="0" w:name="Block Text"/>
+    <w:lsdException w:unhideWhenUsed="0" w:uiPriority="0" w:semiHidden="0" w:name="Hyperlink"/>
+    <w:lsdException w:unhideWhenUsed="0" w:uiPriority="0" w:semiHidden="0" w:name="FollowedHyperlink"/>
+    <w:lsdException w:qFormat="1" w:unhideWhenUsed="0" w:uiPriority="0" w:semiHidden="0" w:name="Strong"/>
+    <w:lsdException w:qFormat="1" w:unhideWhenUsed="0" w:uiPriority="0" w:semiHidden="0" w:name="Emphasis"/>
+    <w:lsdException w:unhideWhenUsed="0" w:uiPriority="0" w:semiHidden="0" w:name="Document Map"/>
+    <w:lsdException w:unhideWhenUsed="0" w:uiPriority="0" w:semiHidden="0" w:name="Plain Text"/>
+    <w:lsdException w:unhideWhenUsed="0" w:uiPriority="0" w:semiHidden="0" w:name="E-mail Signature"/>
+    <w:lsdException w:unhideWhenUsed="0" w:uiPriority="0" w:semiHidden="0" w:name="Normal (Web)"/>
+    <w:lsdException w:unhideWhenUsed="0" w:uiPriority="0" w:semiHidden="0" w:name="HTML Acronym"/>
+    <w:lsdException w:unhideWhenUsed="0" w:uiPriority="0" w:semiHidden="0" w:name="HTML Address"/>
+    <w:lsdException w:unhideWhenUsed="0" w:uiPriority="0" w:semiHidden="0" w:name="HTML Cite"/>
+    <w:lsdException w:unhideWhenUsed="0" w:uiPriority="0" w:semiHidden="0" w:name="HTML Code"/>
+    <w:lsdException w:unhideWhenUsed="0" w:uiPriority="0" w:semiHidden="0" w:name="HTML Definition"/>
+    <w:lsdException w:unhideWhenUsed="0" w:uiPriority="0" w:semiHidden="0" w:name="HTML Keyboard"/>
+    <w:lsdException w:unhideWhenUsed="0" w:uiPriority="0" w:semiHidden="0" w:name="HTML Preformatted"/>
+    <w:lsdException w:unhideWhenUsed="0" w:uiPriority="0" w:semiHidden="0" w:name="HTML Sample"/>
+    <w:lsdException w:unhideWhenUsed="0" w:uiPriority="0" w:semiHidden="0" w:name="HTML Typewriter"/>
+    <w:lsdException w:unhideWhenUsed="0" w:uiPriority="0" w:semiHidden="0" w:name="HTML Variable"/>
+    <w:lsdException w:qFormat="1" w:uiPriority="99" w:name="Normal Table"/>
+    <w:lsdException w:unhideWhenUsed="0" w:uiPriority="0" w:semiHidden="0" w:name="annotation subject"/>
+    <w:lsdException w:uiPriority="0" w:name="Table Simple 1"/>
+    <w:lsdException w:uiPriority="0" w:name="Table Simple 2"/>
+    <w:lsdException w:uiPriority="0" w:name="Table Simple 3"/>
+    <w:lsdException w:uiPriority="0" w:name="Table Classic 1"/>
+    <w:lsdException w:uiPriority="0" w:name="Table Classic 2"/>
+    <w:lsdException w:uiPriority="0" w:name="Table Classic 3"/>
+    <w:lsdException w:uiPriority="0" w:name="Table Classic 4"/>
+    <w:lsdException w:uiPriority="0" w:name="Table Colorful 1"/>
+    <w:lsdException w:uiPriority="0" w:name="Table Colorful 2"/>
+    <w:lsdException w:uiPriority="0" w:name="Table Colorful 3"/>
+    <w:lsdException w:uiPriority="0" w:name="Table Columns 1"/>
+    <w:lsdException w:uiPriority="0" w:name="Table Columns 2"/>
+    <w:lsdException w:uiPriority="0" w:name="Table Columns 3"/>
+    <w:lsdException w:uiPriority="0" w:name="Table Columns 4"/>
+    <w:lsdException w:uiPriority="0" w:name="Table Columns 5"/>
+    <w:lsdException w:uiPriority="0" w:name="Table Grid 1"/>
+    <w:lsdException w:uiPriority="0" w:name="Table Grid 2"/>
+    <w:lsdException w:uiPriority="0" w:name="Table Grid 3"/>
+    <w:lsdException w:uiPriority="0" w:name="Table Grid 4"/>
+    <w:lsdException w:uiPriority="0" w:name="Table Grid 5"/>
+    <w:lsdException w:uiPriority="0" w:name="Table Grid 6"/>
+    <w:lsdException w:uiPriority="0" w:name="Table Grid 7"/>
+    <w:lsdException w:uiPriority="0" w:name="Table Grid 8"/>
+    <w:lsdException w:uiPriority="0" w:name="Table List 1"/>
+    <w:lsdException w:uiPriority="0" w:name="Table List 2"/>
+    <w:lsdException w:uiPriority="0" w:name="Table List 3"/>
+    <w:lsdException w:uiPriority="0" w:name="Table List 4"/>
+    <w:lsdException w:uiPriority="0" w:name="Table List 5"/>
+    <w:lsdException w:uiPriority="0" w:name="Table List 6"/>
+    <w:lsdException w:uiPriority="0" w:name="Table List 7"/>
+    <w:lsdException w:uiPriority="0" w:name="Table List 8"/>
+    <w:lsdException w:uiPriority="0" w:name="Table 3D effects 1"/>
+    <w:lsdException w:uiPriority="0" w:name="Table 3D effects 2"/>
+    <w:lsdException w:uiPriority="0" w:name="Table 3D effects 3"/>
+    <w:lsdException w:uiPriority="0" w:name="Table Contemporary"/>
+    <w:lsdException w:uiPriority="0" w:name="Table Elegant"/>
+    <w:lsdException w:uiPriority="0" w:name="Table Professional"/>
+    <w:lsdException w:uiPriority="0" w:name="Table Subtle 1"/>
+    <w:lsdException w:uiPriority="0" w:name="Table Subtle 2"/>
+    <w:lsdException w:uiPriority="0" w:name="Table Web 1"/>
+    <w:lsdException w:uiPriority="0" w:name="Table Web 2"/>
+    <w:lsdException w:uiPriority="0" w:name="Table Web 3"/>
+    <w:lsdException w:unhideWhenUsed="0" w:uiPriority="0" w:semiHidden="0" w:name="Balloon Text"/>
+    <w:lsdException w:unhideWhenUsed="0" w:uiPriority="0" w:semiHidden="0" w:name="Table Grid"/>
+    <w:lsdException w:uiPriority="0" w:name="Table Theme"/>
+    <w:lsdException w:qFormat="1" w:uiPriority="99" w:semiHidden="0" w:name="List Paragraph"/>
   </w:latentStyles>
-  <w:style w:type="paragraph" w:default="1" w:styleId="Normal">
+  <w:style w:type="paragraph" w:default="1" w:styleId="1">
     <w:name w:val="Normal"/>
     <w:qFormat/>
+    <w:uiPriority w:val="0"/>
     <w:rPr>
-      <w:rFonts w:ascii="Arial" w:eastAsia="Arial" w:hAnsi="Arial" w:cs="Arial"/>
-      <w:lang w:val="zh-CN"/>
+      <w:rFonts w:ascii="Arial" w:hAnsi="Arial" w:eastAsia="Arial" w:cs="Arial"/>
+      <w:lang w:val="zh-CN" w:eastAsia="pt-BR" w:bidi="ar-SA"/>
     </w:rPr>
   </w:style>
-  <w:style w:type="paragraph" w:styleId="Ttulo1">
+  <w:style w:type="paragraph" w:styleId="2">
     <w:name w:val="heading 1"/>
-    <w:basedOn w:val="Normal"/>
-    <w:next w:val="Normal"/>
+    <w:basedOn w:val="1"/>
+    <w:next w:val="1"/>
     <w:qFormat/>
+    <w:uiPriority w:val="0"/>
     <w:pPr>
       <w:keepNext/>
       <w:keepLines/>
@@ -3392,18 +3471,19 @@
       <w:outlineLvl w:val="0"/>
     </w:pPr>
     <w:rPr>
-      <w:rFonts w:ascii="Cambria" w:eastAsia="Cambria" w:hAnsi="Cambria" w:cs="Cambria"/>
+      <w:rFonts w:ascii="Cambria" w:hAnsi="Cambria" w:eastAsia="Cambria" w:cs="Cambria"/>
       <w:b/>
       <w:color w:val="366091"/>
       <w:sz w:val="28"/>
       <w:szCs w:val="28"/>
     </w:rPr>
   </w:style>
-  <w:style w:type="paragraph" w:styleId="Ttulo2">
+  <w:style w:type="paragraph" w:styleId="3">
     <w:name w:val="heading 2"/>
-    <w:basedOn w:val="Normal"/>
-    <w:next w:val="Normal"/>
+    <w:basedOn w:val="1"/>
+    <w:next w:val="1"/>
     <w:qFormat/>
+    <w:uiPriority w:val="0"/>
     <w:pPr>
       <w:keepNext/>
       <w:keepLines/>
@@ -3416,11 +3496,12 @@
       <w:szCs w:val="36"/>
     </w:rPr>
   </w:style>
-  <w:style w:type="paragraph" w:styleId="Ttulo3">
+  <w:style w:type="paragraph" w:styleId="4">
     <w:name w:val="heading 3"/>
-    <w:basedOn w:val="Normal"/>
-    <w:next w:val="Normal"/>
+    <w:basedOn w:val="1"/>
+    <w:next w:val="1"/>
     <w:qFormat/>
+    <w:uiPriority w:val="0"/>
     <w:pPr>
       <w:keepNext/>
       <w:keepLines/>
@@ -3428,18 +3509,19 @@
       <w:outlineLvl w:val="2"/>
     </w:pPr>
     <w:rPr>
-      <w:rFonts w:ascii="Cambria" w:eastAsia="Cambria" w:hAnsi="Cambria" w:cs="Cambria"/>
+      <w:rFonts w:ascii="Cambria" w:hAnsi="Cambria" w:eastAsia="Cambria" w:cs="Cambria"/>
       <w:b/>
       <w:color w:val="366091"/>
       <w:sz w:val="28"/>
       <w:szCs w:val="28"/>
     </w:rPr>
   </w:style>
-  <w:style w:type="paragraph" w:styleId="Ttulo4">
+  <w:style w:type="paragraph" w:styleId="5">
     <w:name w:val="heading 4"/>
-    <w:basedOn w:val="Normal"/>
-    <w:next w:val="Normal"/>
+    <w:basedOn w:val="1"/>
+    <w:next w:val="1"/>
     <w:qFormat/>
+    <w:uiPriority w:val="0"/>
     <w:pPr>
       <w:keepNext/>
       <w:keepLines/>
@@ -3452,11 +3534,12 @@
       <w:szCs w:val="24"/>
     </w:rPr>
   </w:style>
-  <w:style w:type="paragraph" w:styleId="Ttulo5">
+  <w:style w:type="paragraph" w:styleId="6">
     <w:name w:val="heading 5"/>
-    <w:basedOn w:val="Normal"/>
-    <w:next w:val="Normal"/>
+    <w:basedOn w:val="1"/>
+    <w:next w:val="1"/>
     <w:qFormat/>
+    <w:uiPriority w:val="0"/>
     <w:pPr>
       <w:keepNext/>
       <w:keepLines/>
@@ -3469,11 +3552,12 @@
       <w:szCs w:val="22"/>
     </w:rPr>
   </w:style>
-  <w:style w:type="paragraph" w:styleId="Ttulo6">
+  <w:style w:type="paragraph" w:styleId="7">
     <w:name w:val="heading 6"/>
-    <w:basedOn w:val="Normal"/>
-    <w:next w:val="Normal"/>
+    <w:basedOn w:val="1"/>
+    <w:next w:val="1"/>
     <w:qFormat/>
+    <w:uiPriority w:val="0"/>
     <w:pPr>
       <w:keepNext/>
       <w:keepLines/>
@@ -3484,18 +3568,19 @@
       <w:b/>
     </w:rPr>
   </w:style>
-  <w:style w:type="character" w:default="1" w:styleId="Fontepargpadro">
+  <w:style w:type="character" w:default="1" w:styleId="8">
     <w:name w:val="Default Paragraph Font"/>
+    <w:unhideWhenUsed/>
+    <w:qFormat/>
     <w:uiPriority w:val="1"/>
-    <w:unhideWhenUsed/>
   </w:style>
-  <w:style w:type="table" w:default="1" w:styleId="Tabelanormal">
+  <w:style w:type="table" w:default="1" w:styleId="9">
     <w:name w:val="Normal Table"/>
-    <w:uiPriority w:val="99"/>
     <w:semiHidden/>
     <w:unhideWhenUsed/>
+    <w:qFormat/>
+    <w:uiPriority w:val="99"/>
     <w:tblPr>
-      <w:tblInd w:w="0" w:type="dxa"/>
       <w:tblCellMar>
         <w:top w:w="0" w:type="dxa"/>
         <w:left w:w="108" w:type="dxa"/>
@@ -3504,43 +3589,67 @@
       </w:tblCellMar>
     </w:tblPr>
   </w:style>
-  <w:style w:type="numbering" w:default="1" w:styleId="Semlista">
-    <w:name w:val="No List"/>
-    <w:uiPriority w:val="99"/>
-    <w:semiHidden/>
-    <w:unhideWhenUsed/>
+  <w:style w:type="character" w:styleId="10">
+    <w:name w:val="Strong"/>
+    <w:basedOn w:val="8"/>
+    <w:qFormat/>
+    <w:uiPriority w:val="0"/>
+    <w:rPr>
+      <w:b/>
+      <w:bCs/>
+    </w:rPr>
   </w:style>
-  <w:style w:type="paragraph" w:styleId="Ttulo">
+  <w:style w:type="paragraph" w:styleId="11">
     <w:name w:val="Title"/>
-    <w:basedOn w:val="Normal"/>
-    <w:next w:val="Normal"/>
+    <w:basedOn w:val="1"/>
+    <w:next w:val="1"/>
+    <w:qFormat/>
+    <w:uiPriority w:val="0"/>
     <w:rPr>
-      <w:rFonts w:ascii="Cambria" w:eastAsia="Cambria" w:hAnsi="Cambria" w:cs="Cambria"/>
+      <w:rFonts w:ascii="Cambria" w:hAnsi="Cambria" w:eastAsia="Cambria" w:cs="Cambria"/>
       <w:color w:val="1F497D"/>
       <w:sz w:val="28"/>
       <w:szCs w:val="28"/>
     </w:rPr>
   </w:style>
-  <w:style w:type="paragraph" w:styleId="Subttulo">
+  <w:style w:type="paragraph" w:styleId="12">
+    <w:name w:val="Normal (Web)"/>
+    <w:uiPriority w:val="0"/>
+    <w:pPr>
+      <w:spacing w:before="0" w:beforeAutospacing="1" w:after="0" w:afterAutospacing="1"/>
+      <w:ind w:left="0" w:right="0"/>
+      <w:jc w:val="left"/>
+    </w:pPr>
+    <w:rPr>
+      <w:rFonts w:ascii="Times New Roman" w:hAnsi="Times New Roman" w:eastAsia="SimSun" w:cs="Times New Roman"/>
+      <w:kern w:val="0"/>
+      <w:szCs w:val="24"/>
+      <w:lang w:val="en-US" w:eastAsia="zh-CN" w:bidi="ar"/>
+    </w:rPr>
+  </w:style>
+  <w:style w:type="paragraph" w:styleId="13">
     <w:name w:val="Subtitle"/>
-    <w:basedOn w:val="Normal"/>
-    <w:next w:val="Normal"/>
+    <w:basedOn w:val="1"/>
+    <w:next w:val="1"/>
+    <w:qFormat/>
+    <w:uiPriority w:val="0"/>
     <w:pPr>
       <w:keepNext/>
       <w:keepLines/>
       <w:spacing w:before="360" w:after="80"/>
     </w:pPr>
     <w:rPr>
-      <w:rFonts w:ascii="Georgia" w:eastAsia="Georgia" w:hAnsi="Georgia" w:cs="Georgia"/>
+      <w:rFonts w:ascii="Georgia" w:hAnsi="Georgia" w:eastAsia="Georgia" w:cs="Georgia"/>
       <w:i/>
       <w:color w:val="666666"/>
       <w:sz w:val="48"/>
       <w:szCs w:val="48"/>
     </w:rPr>
   </w:style>
-  <w:style w:type="table" w:customStyle="1" w:styleId="TableNormal">
+  <w:style w:type="table" w:customStyle="1" w:styleId="14">
     <w:name w:val="TableNormal"/>
     <w:qFormat/>
+    <w:uiPriority w:val="0"/>
     <w:tblPr>
       <w:tblCellMar>
         <w:top w:w="0" w:type="dxa"/>
@@ -3550,10 +3659,11 @@
       </w:tblCellMar>
     </w:tblPr>
   </w:style>
-  <w:style w:type="table" w:customStyle="1" w:styleId="Style10">
+  <w:style w:type="table" w:customStyle="1" w:styleId="15">
     <w:name w:val="_Style 10"/>
-    <w:basedOn w:val="TableNormal"/>
+    <w:basedOn w:val="14"/>
     <w:qFormat/>
+    <w:uiPriority w:val="0"/>
     <w:tblPr>
       <w:tblCellMar>
         <w:top w:w="0" w:type="dxa"/>
@@ -3563,10 +3673,11 @@
       </w:tblCellMar>
     </w:tblPr>
   </w:style>
-  <w:style w:type="table" w:customStyle="1" w:styleId="Style11">
+  <w:style w:type="table" w:customStyle="1" w:styleId="16">
     <w:name w:val="_Style 11"/>
-    <w:basedOn w:val="TableNormal"/>
+    <w:basedOn w:val="14"/>
     <w:qFormat/>
+    <w:uiPriority w:val="0"/>
     <w:tblPr>
       <w:tblCellMar>
         <w:top w:w="57" w:type="dxa"/>
@@ -3576,15 +3687,17 @@
       </w:tblCellMar>
     </w:tblPr>
   </w:style>
-  <w:style w:type="table" w:customStyle="1" w:styleId="Style12">
+  <w:style w:type="table" w:customStyle="1" w:styleId="17">
     <w:name w:val="_Style 12"/>
-    <w:basedOn w:val="TableNormal"/>
+    <w:basedOn w:val="14"/>
+    <w:qFormat/>
+    <w:uiPriority w:val="0"/>
     <w:pPr>
       <w:spacing w:after="240"/>
       <w:jc w:val="both"/>
     </w:pPr>
     <w:rPr>
-      <w:rFonts w:ascii="Times" w:eastAsia="Times" w:hAnsi="Times" w:cs="Times"/>
+      <w:rFonts w:ascii="Times" w:hAnsi="Times" w:eastAsia="Times" w:cs="Times"/>
     </w:rPr>
     <w:tblPr>
       <w:tblCellMar>
@@ -3595,9 +3708,11 @@
       </w:tblCellMar>
     </w:tblPr>
   </w:style>
-  <w:style w:type="table" w:customStyle="1" w:styleId="Style13">
+  <w:style w:type="table" w:customStyle="1" w:styleId="18">
     <w:name w:val="_Style 13"/>
-    <w:basedOn w:val="TableNormal"/>
+    <w:basedOn w:val="14"/>
+    <w:qFormat/>
+    <w:uiPriority w:val="0"/>
     <w:tblPr>
       <w:tblCellMar>
         <w:top w:w="0" w:type="dxa"/>
@@ -3607,16 +3722,17 @@
       </w:tblCellMar>
     </w:tblPr>
   </w:style>
-  <w:style w:type="table" w:customStyle="1" w:styleId="Style14">
+  <w:style w:type="table" w:customStyle="1" w:styleId="19">
     <w:name w:val="_Style 14"/>
-    <w:basedOn w:val="TableNormal"/>
+    <w:basedOn w:val="14"/>
     <w:qFormat/>
+    <w:uiPriority w:val="0"/>
     <w:pPr>
       <w:spacing w:after="240"/>
       <w:jc w:val="both"/>
     </w:pPr>
     <w:rPr>
-      <w:rFonts w:ascii="Times" w:eastAsia="Times" w:hAnsi="Times" w:cs="Times"/>
+      <w:rFonts w:ascii="Times" w:hAnsi="Times" w:eastAsia="Times" w:cs="Times"/>
     </w:rPr>
     <w:tblPr>
       <w:tblCellMar>
@@ -3627,10 +3743,11 @@
       </w:tblCellMar>
     </w:tblPr>
   </w:style>
-  <w:style w:type="table" w:customStyle="1" w:styleId="Style15">
+  <w:style w:type="table" w:customStyle="1" w:styleId="20">
     <w:name w:val="_Style 15"/>
-    <w:basedOn w:val="TableNormal"/>
+    <w:basedOn w:val="14"/>
     <w:qFormat/>
+    <w:uiPriority w:val="0"/>
     <w:tblPr>
       <w:tblCellMar>
         <w:top w:w="0" w:type="dxa"/>
@@ -3640,12 +3757,12 @@
       </w:tblCellMar>
     </w:tblPr>
   </w:style>
-  <w:style w:type="paragraph" w:styleId="PargrafodaLista">
+  <w:style w:type="paragraph" w:styleId="21">
     <w:name w:val="List Paragraph"/>
-    <w:basedOn w:val="Normal"/>
+    <w:basedOn w:val="1"/>
+    <w:unhideWhenUsed/>
+    <w:qFormat/>
     <w:uiPriority w:val="99"/>
-    <w:unhideWhenUsed/>
-    <w:rsid w:val="0031127E"/>
     <w:pPr>
       <w:ind w:left="720"/>
       <w:contextualSpacing/>
@@ -3970,6 +4087,5 @@
       </a:style>
     </a:lnDef>
   </a:objectDefaults>
-  <a:extraClrSchemeLst/>
 </a:theme>
 </file>